--- a/только третья часть.docx
+++ b/только третья часть.docx
@@ -2,341 +2,6 @@
 <file path=word/document.xml><?xml version="1.0" encoding="utf-8"?>
 <w:document xmlns:wpc="http://schemas.microsoft.com/office/word/2010/wordprocessingCanvas" xmlns:cx="http://schemas.microsoft.com/office/drawing/2014/chartex" xmlns:cx1="http://schemas.microsoft.com/office/drawing/2015/9/8/chartex" xmlns:cx2="http://schemas.microsoft.com/office/drawing/2015/10/21/chartex" xmlns:cx3="http://schemas.microsoft.com/office/drawing/2016/5/9/chartex" xmlns:cx4="http://schemas.microsoft.com/office/drawing/2016/5/10/chartex" xmlns:cx5="http://schemas.microsoft.com/office/drawing/2016/5/11/chartex" xmlns:cx6="http://schemas.microsoft.com/office/drawing/2016/5/12/chartex" xmlns:cx7="http://schemas.microsoft.com/office/drawing/2016/5/13/chartex" xmlns:cx8="http://schemas.microsoft.com/office/drawing/2016/5/14/chartex" xmlns:mc="http://schemas.openxmlformats.org/markup-compatibility/2006" xmlns:aink="http://schemas.microsoft.com/office/drawing/2016/ink" xmlns:am3d="http://schemas.microsoft.com/office/drawing/2017/model3d" xmlns:o="urn:schemas-microsoft-com:office:office" xmlns:r="http://schemas.openxmlformats.org/officeDocument/2006/relationships" xmlns:m="http://schemas.openxmlformats.org/officeDocument/2006/math" xmlns:v="urn:schemas-microsoft-com:vml" xmlns:wp14="http://schemas.microsoft.com/office/word/2010/wordprocessingDrawing" xmlns:wp="http://schemas.openxmlformats.org/drawingml/2006/wordprocessingDrawing" xmlns:w10="urn:schemas-microsoft-com:office:word" xmlns:w="http://schemas.openxmlformats.org/wordprocessingml/2006/main" xmlns:w14="http://schemas.microsoft.com/office/word/2010/wordml" xmlns:w15="http://schemas.microsoft.com/office/word/2012/wordml" xmlns:w16cex="http://schemas.microsoft.com/office/word/2018/wordml/cex" xmlns:w16cid="http://schemas.microsoft.com/office/word/2016/wordml/cid" xmlns:w16="http://schemas.microsoft.com/office/word/2018/wordml" xmlns:w16se="http://schemas.microsoft.com/office/word/2015/wordml/symex" xmlns:wpg="http://schemas.microsoft.com/office/word/2010/wordprocessingGroup" xmlns:wpi="http://schemas.microsoft.com/office/word/2010/wordprocessingInk" xmlns:wne="http://schemas.microsoft.com/office/word/2006/wordml" xmlns:wps="http://schemas.microsoft.com/office/word/2010/wordprocessingShape" mc:Ignorable="w14 w15 w16se w16cid w16 w16cex wp14">
   <w:body>
-    <w:p>
-      <w:pPr>
-        <w:pStyle w:val="HTML0"/>
-        <w:wordWrap w:val="0"/>
-        <w:spacing w:line="330" w:lineRule="atLeast"/>
-        <w:jc w:val="center"/>
-        <w:rPr>
-          <w:rFonts w:ascii="Consolas" w:hAnsi="Consolas"/>
-          <w:color w:val="0F1115"/>
-        </w:rPr>
-      </w:pPr>
-      <w:r>
-        <w:rPr>
-          <w:rFonts w:ascii="Consolas" w:hAnsi="Consolas"/>
-          <w:color w:val="0F1115"/>
-        </w:rPr>
-        <w:t>3.2. Реализация механизмов защиты на клиентском уровне</w:t>
-      </w:r>
-    </w:p>
-    <w:p>
-      <w:pPr>
-        <w:pStyle w:val="HTML0"/>
-        <w:wordWrap w:val="0"/>
-        <w:spacing w:line="330" w:lineRule="atLeast"/>
-        <w:rPr>
-          <w:rFonts w:ascii="Consolas" w:hAnsi="Consolas"/>
-          <w:color w:val="0F1115"/>
-        </w:rPr>
-      </w:pPr>
-    </w:p>
-    <w:p>
-      <w:pPr>
-        <w:shd w:val="clear" w:color="auto" w:fill="FFFFFF"/>
-        <w:spacing w:before="240" w:after="240" w:line="240" w:lineRule="auto"/>
-        <w:rPr>
-          <w:rFonts w:ascii="Segoe UI" w:eastAsia="Times New Roman" w:hAnsi="Segoe UI" w:cs="Segoe UI"/>
-          <w:color w:val="0F1115"/>
-          <w:sz w:val="24"/>
-          <w:szCs w:val="24"/>
-          <w:lang w:eastAsia="ru-RU"/>
-        </w:rPr>
-      </w:pPr>
-      <w:r>
-        <w:rPr>
-          <w:rFonts w:ascii="Segoe UI" w:eastAsia="Times New Roman" w:hAnsi="Segoe UI" w:cs="Segoe UI"/>
-          <w:color w:val="0F1115"/>
-          <w:sz w:val="24"/>
-          <w:szCs w:val="24"/>
-          <w:lang w:eastAsia="ru-RU"/>
-        </w:rPr>
-        <w:t xml:space="preserve">Во второй главе было показано, что клиентский уровень веб-приложения, представленный браузером пользователя, подвержен специфическим угрозам, среди которых ключевое место занимают межсайтовый </w:t>
-      </w:r>
-      <w:proofErr w:type="spellStart"/>
-      <w:r>
-        <w:rPr>
-          <w:rFonts w:ascii="Segoe UI" w:eastAsia="Times New Roman" w:hAnsi="Segoe UI" w:cs="Segoe UI"/>
-          <w:color w:val="0F1115"/>
-          <w:sz w:val="24"/>
-          <w:szCs w:val="24"/>
-          <w:lang w:eastAsia="ru-RU"/>
-        </w:rPr>
-        <w:t>скриптинг</w:t>
-      </w:r>
-      <w:proofErr w:type="spellEnd"/>
-      <w:r>
-        <w:rPr>
-          <w:rFonts w:ascii="Segoe UI" w:eastAsia="Times New Roman" w:hAnsi="Segoe UI" w:cs="Segoe UI"/>
-          <w:color w:val="0F1115"/>
-          <w:sz w:val="24"/>
-          <w:szCs w:val="24"/>
-          <w:lang w:eastAsia="ru-RU"/>
-        </w:rPr>
-        <w:t xml:space="preserve"> (XSS) и атаки, связанные с подменой интерфейса (</w:t>
-      </w:r>
-      <w:proofErr w:type="spellStart"/>
-      <w:r>
-        <w:rPr>
-          <w:rFonts w:ascii="Segoe UI" w:eastAsia="Times New Roman" w:hAnsi="Segoe UI" w:cs="Segoe UI"/>
-          <w:color w:val="0F1115"/>
-          <w:sz w:val="24"/>
-          <w:szCs w:val="24"/>
-          <w:lang w:eastAsia="ru-RU"/>
-        </w:rPr>
-        <w:t>clickjacking</w:t>
-      </w:r>
-      <w:proofErr w:type="spellEnd"/>
-      <w:r>
-        <w:rPr>
-          <w:rFonts w:ascii="Segoe UI" w:eastAsia="Times New Roman" w:hAnsi="Segoe UI" w:cs="Segoe UI"/>
-          <w:color w:val="0F1115"/>
-          <w:sz w:val="24"/>
-          <w:szCs w:val="24"/>
-          <w:lang w:eastAsia="ru-RU"/>
-        </w:rPr>
-        <w:t>). В рамках разрабатываемого приложения для управления списком дел задача защиты клиентского уровня решалась комплексно: с одной стороны, необходимо было исключить возможность внедрения вредоносного кода в содержимое страниц, с другой — предотвратить использование легитимных механизмов браузера в целях злоумышленника. Рассмотрим, какими средствами это было реализовано.</w:t>
-      </w:r>
-    </w:p>
-    <w:p>
-      <w:pPr>
-        <w:shd w:val="clear" w:color="auto" w:fill="FFFFFF"/>
-        <w:spacing w:before="240" w:after="240" w:line="240" w:lineRule="auto"/>
-        <w:rPr>
-          <w:rFonts w:ascii="Segoe UI" w:eastAsia="Times New Roman" w:hAnsi="Segoe UI" w:cs="Segoe UI"/>
-          <w:color w:val="0F1115"/>
-          <w:sz w:val="24"/>
-          <w:szCs w:val="24"/>
-          <w:lang w:eastAsia="ru-RU"/>
-        </w:rPr>
-      </w:pPr>
-      <w:r>
-        <w:rPr>
-          <w:rFonts w:ascii="Segoe UI" w:eastAsia="Times New Roman" w:hAnsi="Segoe UI" w:cs="Segoe UI"/>
-          <w:color w:val="0F1115"/>
-          <w:sz w:val="24"/>
-          <w:szCs w:val="24"/>
-          <w:lang w:eastAsia="ru-RU"/>
-        </w:rPr>
-        <w:t xml:space="preserve">Прежде всего, следует сказать, что основной вектор XSS-атак в приложении типа </w:t>
-      </w:r>
-      <w:proofErr w:type="spellStart"/>
-      <w:r>
-        <w:rPr>
-          <w:rFonts w:ascii="Segoe UI" w:eastAsia="Times New Roman" w:hAnsi="Segoe UI" w:cs="Segoe UI"/>
-          <w:color w:val="0F1115"/>
-          <w:sz w:val="24"/>
-          <w:szCs w:val="24"/>
-          <w:lang w:eastAsia="ru-RU"/>
-        </w:rPr>
-        <w:t>To-Do</w:t>
-      </w:r>
-      <w:proofErr w:type="spellEnd"/>
-      <w:r>
-        <w:rPr>
-          <w:rFonts w:ascii="Segoe UI" w:eastAsia="Times New Roman" w:hAnsi="Segoe UI" w:cs="Segoe UI"/>
-          <w:color w:val="0F1115"/>
-          <w:sz w:val="24"/>
-          <w:szCs w:val="24"/>
-          <w:lang w:eastAsia="ru-RU"/>
-        </w:rPr>
-        <w:t xml:space="preserve"> </w:t>
-      </w:r>
-      <w:proofErr w:type="spellStart"/>
-      <w:r>
-        <w:rPr>
-          <w:rFonts w:ascii="Segoe UI" w:eastAsia="Times New Roman" w:hAnsi="Segoe UI" w:cs="Segoe UI"/>
-          <w:color w:val="0F1115"/>
-          <w:sz w:val="24"/>
-          <w:szCs w:val="24"/>
-          <w:lang w:eastAsia="ru-RU"/>
-        </w:rPr>
-        <w:t>List</w:t>
-      </w:r>
-      <w:proofErr w:type="spellEnd"/>
-      <w:r>
-        <w:rPr>
-          <w:rFonts w:ascii="Segoe UI" w:eastAsia="Times New Roman" w:hAnsi="Segoe UI" w:cs="Segoe UI"/>
-          <w:color w:val="0F1115"/>
-          <w:sz w:val="24"/>
-          <w:szCs w:val="24"/>
-          <w:lang w:eastAsia="ru-RU"/>
-        </w:rPr>
-        <w:t xml:space="preserve"> связан с отображением пользовательских данных. Пользователь вводит текст задачи, который затем выводится в HTML-документе. Если этот текст содержит </w:t>
-      </w:r>
-      <w:proofErr w:type="spellStart"/>
-      <w:r>
-        <w:rPr>
-          <w:rFonts w:ascii="Segoe UI" w:eastAsia="Times New Roman" w:hAnsi="Segoe UI" w:cs="Segoe UI"/>
-          <w:color w:val="0F1115"/>
-          <w:sz w:val="24"/>
-          <w:szCs w:val="24"/>
-          <w:lang w:eastAsia="ru-RU"/>
-        </w:rPr>
-        <w:t>JavaScript</w:t>
-      </w:r>
-      <w:proofErr w:type="spellEnd"/>
-      <w:r>
-        <w:rPr>
-          <w:rFonts w:ascii="Segoe UI" w:eastAsia="Times New Roman" w:hAnsi="Segoe UI" w:cs="Segoe UI"/>
-          <w:color w:val="0F1115"/>
-          <w:sz w:val="24"/>
-          <w:szCs w:val="24"/>
-          <w:lang w:eastAsia="ru-RU"/>
-        </w:rPr>
-        <w:t>-код, обёрнутый в теги </w:t>
-      </w:r>
-      <w:r>
-        <w:rPr>
-          <w:rFonts w:ascii="Consolas" w:eastAsia="Times New Roman" w:hAnsi="Consolas" w:cs="Courier New"/>
-          <w:color w:val="0F1115"/>
-          <w:sz w:val="20"/>
-          <w:szCs w:val="20"/>
-          <w:shd w:val="clear" w:color="auto" w:fill="EBEEF2"/>
-          <w:lang w:eastAsia="ru-RU"/>
-        </w:rPr>
-        <w:t>&lt;</w:t>
-      </w:r>
-      <w:proofErr w:type="spellStart"/>
-      <w:r>
-        <w:rPr>
-          <w:rFonts w:ascii="Consolas" w:eastAsia="Times New Roman" w:hAnsi="Consolas" w:cs="Courier New"/>
-          <w:color w:val="0F1115"/>
-          <w:sz w:val="20"/>
-          <w:szCs w:val="20"/>
-          <w:shd w:val="clear" w:color="auto" w:fill="EBEEF2"/>
-          <w:lang w:eastAsia="ru-RU"/>
-        </w:rPr>
-        <w:t>script</w:t>
-      </w:r>
-      <w:proofErr w:type="spellEnd"/>
-      <w:r>
-        <w:rPr>
-          <w:rFonts w:ascii="Consolas" w:eastAsia="Times New Roman" w:hAnsi="Consolas" w:cs="Courier New"/>
-          <w:color w:val="0F1115"/>
-          <w:sz w:val="20"/>
-          <w:szCs w:val="20"/>
-          <w:shd w:val="clear" w:color="auto" w:fill="EBEEF2"/>
-          <w:lang w:eastAsia="ru-RU"/>
-        </w:rPr>
-        <w:t>&gt;</w:t>
-      </w:r>
-      <w:r>
-        <w:rPr>
-          <w:rFonts w:ascii="Segoe UI" w:eastAsia="Times New Roman" w:hAnsi="Segoe UI" w:cs="Segoe UI"/>
-          <w:color w:val="0F1115"/>
-          <w:sz w:val="24"/>
-          <w:szCs w:val="24"/>
-          <w:lang w:eastAsia="ru-RU"/>
-        </w:rPr>
-        <w:t>, и приложение выводит его без обработки, код будет выполнен в браузере. Следовательно, первым и обязательным механизмом защиты является экранирование выводимых данных.</w:t>
-      </w:r>
-    </w:p>
-    <w:p>
-      <w:pPr>
-        <w:shd w:val="clear" w:color="auto" w:fill="FFFFFF"/>
-        <w:spacing w:before="240" w:after="240" w:line="240" w:lineRule="auto"/>
-        <w:rPr>
-          <w:rFonts w:ascii="Segoe UI" w:eastAsia="Times New Roman" w:hAnsi="Segoe UI" w:cs="Segoe UI"/>
-          <w:color w:val="0F1115"/>
-          <w:sz w:val="24"/>
-          <w:szCs w:val="24"/>
-          <w:lang w:eastAsia="ru-RU"/>
-        </w:rPr>
-      </w:pPr>
-      <w:r>
-        <w:rPr>
-          <w:rFonts w:ascii="Segoe UI" w:eastAsia="Times New Roman" w:hAnsi="Segoe UI" w:cs="Segoe UI"/>
-          <w:color w:val="0F1115"/>
-          <w:sz w:val="24"/>
-          <w:szCs w:val="24"/>
-          <w:lang w:eastAsia="ru-RU"/>
-        </w:rPr>
-        <w:t>В PHP для экранирования традиционно используется функция </w:t>
-      </w:r>
-      <w:proofErr w:type="spellStart"/>
-      <w:proofErr w:type="gramStart"/>
-      <w:r>
-        <w:rPr>
-          <w:rFonts w:ascii="Consolas" w:eastAsia="Times New Roman" w:hAnsi="Consolas" w:cs="Courier New"/>
-          <w:color w:val="0F1115"/>
-          <w:sz w:val="20"/>
-          <w:szCs w:val="20"/>
-          <w:shd w:val="clear" w:color="auto" w:fill="EBEEF2"/>
-          <w:lang w:eastAsia="ru-RU"/>
-        </w:rPr>
-        <w:t>htmlspecialchars</w:t>
-      </w:r>
-      <w:proofErr w:type="spellEnd"/>
-      <w:r>
-        <w:rPr>
-          <w:rFonts w:ascii="Consolas" w:eastAsia="Times New Roman" w:hAnsi="Consolas" w:cs="Courier New"/>
-          <w:color w:val="0F1115"/>
-          <w:sz w:val="20"/>
-          <w:szCs w:val="20"/>
-          <w:shd w:val="clear" w:color="auto" w:fill="EBEEF2"/>
-          <w:lang w:eastAsia="ru-RU"/>
-        </w:rPr>
-        <w:t>(</w:t>
-      </w:r>
-      <w:proofErr w:type="gramEnd"/>
-      <w:r>
-        <w:rPr>
-          <w:rFonts w:ascii="Consolas" w:eastAsia="Times New Roman" w:hAnsi="Consolas" w:cs="Courier New"/>
-          <w:color w:val="0F1115"/>
-          <w:sz w:val="20"/>
-          <w:szCs w:val="20"/>
-          <w:shd w:val="clear" w:color="auto" w:fill="EBEEF2"/>
-          <w:lang w:eastAsia="ru-RU"/>
-        </w:rPr>
-        <w:t>)</w:t>
-      </w:r>
-      <w:r>
-        <w:rPr>
-          <w:rFonts w:ascii="Segoe UI" w:eastAsia="Times New Roman" w:hAnsi="Segoe UI" w:cs="Segoe UI"/>
-          <w:color w:val="0F1115"/>
-          <w:sz w:val="24"/>
-          <w:szCs w:val="24"/>
-          <w:lang w:eastAsia="ru-RU"/>
-        </w:rPr>
-        <w:t>. Однако, как показывает практика, при разработке крупных проектов прямой вызов этой функции в шаблонах может быть пропущен по невнимательности. Поэтому в проекте была создана обёртка — функция </w:t>
-      </w:r>
-      <w:proofErr w:type="gramStart"/>
-      <w:r>
-        <w:rPr>
-          <w:rFonts w:ascii="Consolas" w:eastAsia="Times New Roman" w:hAnsi="Consolas" w:cs="Courier New"/>
-          <w:color w:val="0F1115"/>
-          <w:sz w:val="20"/>
-          <w:szCs w:val="20"/>
-          <w:shd w:val="clear" w:color="auto" w:fill="EBEEF2"/>
-          <w:lang w:eastAsia="ru-RU"/>
-        </w:rPr>
-        <w:t>h(</w:t>
-      </w:r>
-      <w:proofErr w:type="gramEnd"/>
-      <w:r>
-        <w:rPr>
-          <w:rFonts w:ascii="Consolas" w:eastAsia="Times New Roman" w:hAnsi="Consolas" w:cs="Courier New"/>
-          <w:color w:val="0F1115"/>
-          <w:sz w:val="20"/>
-          <w:szCs w:val="20"/>
-          <w:shd w:val="clear" w:color="auto" w:fill="EBEEF2"/>
-          <w:lang w:eastAsia="ru-RU"/>
-        </w:rPr>
-        <w:t>)</w:t>
-      </w:r>
-      <w:r>
-        <w:rPr>
-          <w:rFonts w:ascii="Segoe UI" w:eastAsia="Times New Roman" w:hAnsi="Segoe UI" w:cs="Segoe UI"/>
-          <w:color w:val="0F1115"/>
-          <w:sz w:val="24"/>
-          <w:szCs w:val="24"/>
-          <w:lang w:eastAsia="ru-RU"/>
-        </w:rPr>
-        <w:t>, которая выполняет экранирование с заранее заданными параметрами:</w:t>
-      </w:r>
-    </w:p>
     <w:p>
       <w:pPr>
         <w:tabs>
@@ -359,115 +24,444 @@
         </w:tabs>
         <w:wordWrap w:val="0"/>
         <w:spacing w:after="0" w:line="330" w:lineRule="atLeast"/>
-        <w:rPr>
-          <w:rFonts w:ascii="Consolas" w:eastAsia="Times New Roman" w:hAnsi="Consolas" w:cs="Courier New"/>
-          <w:color w:val="0F1115"/>
-          <w:sz w:val="20"/>
-          <w:szCs w:val="20"/>
-          <w:lang w:val="en-US" w:eastAsia="ru-RU"/>
-        </w:rPr>
-      </w:pPr>
-      <w:r>
-        <w:rPr>
-          <w:rFonts w:ascii="Consolas" w:eastAsia="Times New Roman" w:hAnsi="Consolas" w:cs="Courier New"/>
-          <w:color w:val="A626A4"/>
-          <w:sz w:val="20"/>
-          <w:szCs w:val="20"/>
-          <w:lang w:val="en-US" w:eastAsia="ru-RU"/>
-        </w:rPr>
-        <w:t>function</w:t>
-      </w:r>
-      <w:r>
-        <w:rPr>
-          <w:rFonts w:ascii="Consolas" w:eastAsia="Times New Roman" w:hAnsi="Consolas" w:cs="Courier New"/>
-          <w:color w:val="0F1115"/>
-          <w:sz w:val="20"/>
-          <w:szCs w:val="20"/>
-          <w:lang w:val="en-US" w:eastAsia="ru-RU"/>
-        </w:rPr>
-        <w:t xml:space="preserve"> </w:t>
-      </w:r>
-      <w:proofErr w:type="gramStart"/>
-      <w:r>
-        <w:rPr>
-          <w:rFonts w:ascii="Consolas" w:eastAsia="Times New Roman" w:hAnsi="Consolas" w:cs="Courier New"/>
-          <w:color w:val="4078F2"/>
-          <w:sz w:val="20"/>
-          <w:szCs w:val="20"/>
-          <w:lang w:val="en-US" w:eastAsia="ru-RU"/>
-        </w:rPr>
-        <w:t>h</w:t>
-      </w:r>
-      <w:r>
-        <w:rPr>
-          <w:rFonts w:ascii="Consolas" w:eastAsia="Times New Roman" w:hAnsi="Consolas" w:cs="Courier New"/>
-          <w:color w:val="383A42"/>
-          <w:sz w:val="20"/>
-          <w:szCs w:val="20"/>
-          <w:lang w:val="en-US" w:eastAsia="ru-RU"/>
-        </w:rPr>
-        <w:t>(</w:t>
-      </w:r>
-      <w:proofErr w:type="gramEnd"/>
-      <w:r>
-        <w:rPr>
-          <w:rFonts w:ascii="Consolas" w:eastAsia="Times New Roman" w:hAnsi="Consolas" w:cs="Courier New"/>
-          <w:color w:val="A626A4"/>
-          <w:sz w:val="20"/>
-          <w:szCs w:val="20"/>
-          <w:lang w:val="en-US" w:eastAsia="ru-RU"/>
-        </w:rPr>
-        <w:t>string</w:t>
-      </w:r>
-      <w:r>
-        <w:rPr>
-          <w:rFonts w:ascii="Consolas" w:eastAsia="Times New Roman" w:hAnsi="Consolas" w:cs="Courier New"/>
-          <w:color w:val="0F1115"/>
-          <w:sz w:val="20"/>
-          <w:szCs w:val="20"/>
-          <w:lang w:val="en-US" w:eastAsia="ru-RU"/>
-        </w:rPr>
-        <w:t xml:space="preserve"> </w:t>
-      </w:r>
-      <w:r>
-        <w:rPr>
-          <w:rFonts w:ascii="Consolas" w:eastAsia="Times New Roman" w:hAnsi="Consolas" w:cs="Courier New"/>
-          <w:color w:val="4078F2"/>
-          <w:sz w:val="20"/>
-          <w:szCs w:val="20"/>
-          <w:lang w:val="en-US" w:eastAsia="ru-RU"/>
-        </w:rPr>
-        <w:t>$value</w:t>
-      </w:r>
-      <w:r>
-        <w:rPr>
-          <w:rFonts w:ascii="Consolas" w:eastAsia="Times New Roman" w:hAnsi="Consolas" w:cs="Courier New"/>
-          <w:color w:val="383A42"/>
-          <w:sz w:val="20"/>
-          <w:szCs w:val="20"/>
-          <w:lang w:val="en-US" w:eastAsia="ru-RU"/>
-        </w:rPr>
-        <w:t>):</w:t>
-      </w:r>
-      <w:r>
-        <w:rPr>
-          <w:rFonts w:ascii="Consolas" w:eastAsia="Times New Roman" w:hAnsi="Consolas" w:cs="Courier New"/>
-          <w:color w:val="0F1115"/>
-          <w:sz w:val="20"/>
-          <w:szCs w:val="20"/>
-          <w:lang w:val="en-US" w:eastAsia="ru-RU"/>
-        </w:rPr>
-        <w:t xml:space="preserve"> </w:t>
-      </w:r>
-      <w:r>
-        <w:rPr>
-          <w:rFonts w:ascii="Consolas" w:eastAsia="Times New Roman" w:hAnsi="Consolas" w:cs="Courier New"/>
-          <w:color w:val="A626A4"/>
-          <w:sz w:val="20"/>
-          <w:szCs w:val="20"/>
-          <w:lang w:val="en-US" w:eastAsia="ru-RU"/>
-        </w:rPr>
-        <w:t>string</w:t>
+        <w:jc w:val="center"/>
+        <w:rPr>
+          <w:rFonts w:ascii="Consolas" w:eastAsia="Times New Roman" w:hAnsi="Consolas" w:cs="Courier New"/>
+          <w:color w:val="0F1115"/>
+          <w:sz w:val="20"/>
+          <w:szCs w:val="20"/>
+          <w:lang w:eastAsia="ru-RU"/>
+        </w:rPr>
+      </w:pPr>
+      <w:r>
+        <w:rPr>
+          <w:rFonts w:ascii="Consolas" w:eastAsia="Times New Roman" w:hAnsi="Consolas" w:cs="Courier New"/>
+          <w:color w:val="0F1115"/>
+          <w:sz w:val="20"/>
+          <w:szCs w:val="20"/>
+          <w:lang w:eastAsia="ru-RU"/>
+        </w:rPr>
+        <w:t>3.1. Архитектура разрабатываемой системы</w:t>
+      </w:r>
+    </w:p>
+    <w:p>
+      <w:pPr>
+        <w:jc w:val="both"/>
+        <w:rPr>
+          <w:rFonts w:ascii="Consolas" w:eastAsia="Times New Roman" w:hAnsi="Consolas" w:cs="Courier New"/>
+          <w:color w:val="0F1115"/>
+          <w:sz w:val="20"/>
+          <w:szCs w:val="20"/>
+          <w:lang w:eastAsia="ru-RU"/>
+        </w:rPr>
+      </w:pPr>
+    </w:p>
+    <w:p>
+      <w:pPr>
+        <w:spacing w:before="100" w:beforeAutospacing="1" w:after="100" w:afterAutospacing="1" w:line="240" w:lineRule="auto"/>
+        <w:rPr>
+          <w:rFonts w:ascii="Times New Roman" w:eastAsia="Times New Roman" w:hAnsi="Times New Roman" w:cs="Times New Roman"/>
+          <w:sz w:val="24"/>
+          <w:szCs w:val="24"/>
+          <w:lang w:eastAsia="ru-RU"/>
+        </w:rPr>
+      </w:pPr>
+      <w:r>
+        <w:rPr>
+          <w:rFonts w:ascii="Times New Roman" w:eastAsia="Times New Roman" w:hAnsi="Times New Roman" w:cs="Times New Roman"/>
+          <w:sz w:val="24"/>
+          <w:szCs w:val="24"/>
+          <w:lang w:eastAsia="ru-RU"/>
+        </w:rPr>
+        <w:t>Прежде чем переходить непосредственно к рассмотрению конкретных средств защиты, логично сначала описать архитектуру самого веб-приложения, в рамках которого эти средства применяются. Архитектура, по сути, задаёт состав системы, определяет связи между её компонентами и, что особенно важно в контексте данной работы, позволяет понять, где именно могут быть размещены механизмы безопасности.</w:t>
+      </w:r>
+    </w:p>
+    <w:p>
+      <w:pPr>
+        <w:spacing w:before="100" w:beforeAutospacing="1" w:after="100" w:afterAutospacing="1" w:line="240" w:lineRule="auto"/>
+        <w:rPr>
+          <w:rFonts w:ascii="Times New Roman" w:eastAsia="Times New Roman" w:hAnsi="Times New Roman" w:cs="Times New Roman"/>
+          <w:sz w:val="24"/>
+          <w:szCs w:val="24"/>
+          <w:lang w:eastAsia="ru-RU"/>
+        </w:rPr>
+      </w:pPr>
+      <w:r>
+        <w:rPr>
+          <w:rFonts w:ascii="Times New Roman" w:eastAsia="Times New Roman" w:hAnsi="Times New Roman" w:cs="Times New Roman"/>
+          <w:sz w:val="24"/>
+          <w:szCs w:val="24"/>
+          <w:lang w:eastAsia="ru-RU"/>
+        </w:rPr>
+        <w:t>Разрабатываемое приложение представляет собой систему управления задачами (To-Do List), реализованную в рамках классической клиент-серверной архитектуры. В её структуре можно выделить три ключевых элемента: клиентскую часть, работающую в браузере пользователя, серверную часть, написанную на языке PHP, а также систему управления базой данных MySQL. Обмен данными между этими компонентами осуществляется по протоколу HTTP.</w:t>
+      </w:r>
+    </w:p>
+    <w:p>
+      <w:pPr>
+        <w:spacing w:before="100" w:beforeAutospacing="1" w:after="100" w:afterAutospacing="1" w:line="240" w:lineRule="auto"/>
+        <w:rPr>
+          <w:rFonts w:ascii="Times New Roman" w:eastAsia="Times New Roman" w:hAnsi="Times New Roman" w:cs="Times New Roman"/>
+          <w:sz w:val="24"/>
+          <w:szCs w:val="24"/>
+          <w:lang w:eastAsia="ru-RU"/>
+        </w:rPr>
+      </w:pPr>
+      <w:r>
+        <w:rPr>
+          <w:rFonts w:ascii="Times New Roman" w:eastAsia="Times New Roman" w:hAnsi="Times New Roman" w:cs="Times New Roman"/>
+          <w:sz w:val="24"/>
+          <w:szCs w:val="24"/>
+          <w:lang w:eastAsia="ru-RU"/>
+        </w:rPr>
+        <w:t>Клиентская часть включает в себя HTML-страницы, стили CSS и JavaScript-код, который выполняется непосредственно в браузере. Интерфейс пользователя реализован в виде нескольких страниц: регистрации, входа и основной рабочей панели (дашборда), где отображается список задач. При этом важно отметить, что клиентская часть не содержит бизнес-логики — все решения, связанные с обработкой данных и допустимостью действий, принимаются на стороне сервера. JavaScript, в данном случае, используется скорее как вспомогательный инструмент: для отправки асинхронных запросов, обновления данных без перезагрузки страницы и фильтрации задач. Однако, несмотря на это, любые действия пользователя в итоге проходят серверную проверку.</w:t>
+      </w:r>
+    </w:p>
+    <w:p>
+      <w:pPr>
+        <w:spacing w:before="100" w:beforeAutospacing="1" w:after="100" w:afterAutospacing="1" w:line="240" w:lineRule="auto"/>
+        <w:rPr>
+          <w:rFonts w:ascii="Times New Roman" w:eastAsia="Times New Roman" w:hAnsi="Times New Roman" w:cs="Times New Roman"/>
+          <w:sz w:val="24"/>
+          <w:szCs w:val="24"/>
+          <w:lang w:eastAsia="ru-RU"/>
+        </w:rPr>
+      </w:pPr>
+      <w:r>
+        <w:rPr>
+          <w:rFonts w:ascii="Times New Roman" w:eastAsia="Times New Roman" w:hAnsi="Times New Roman" w:cs="Times New Roman"/>
+          <w:sz w:val="24"/>
+          <w:szCs w:val="24"/>
+          <w:lang w:eastAsia="ru-RU"/>
+        </w:rPr>
+        <w:t>Серверная часть приложения построена по модульному принципу. Входными точками являются PHP-файлы, соответствующие отдельным страницам: login.php, register.php и dashboard.php. Для обработки асинхронных запросов используется отдельный файл api.php, который выступает в роли внутреннего API-шлюза. Такое разделение выбрано не случайно: все AJAX-запросы проходят через одну точку, что, в свою очередь, упрощает реализацию централизованных проверок безопасности, например, проверки CSRF-токенов, которая будет рассмотрена далее.</w:t>
+      </w:r>
+    </w:p>
+    <w:p>
+      <w:pPr>
+        <w:spacing w:before="100" w:beforeAutospacing="1" w:after="100" w:afterAutospacing="1" w:line="240" w:lineRule="auto"/>
+        <w:rPr>
+          <w:rFonts w:ascii="Times New Roman" w:eastAsia="Times New Roman" w:hAnsi="Times New Roman" w:cs="Times New Roman"/>
+          <w:sz w:val="24"/>
+          <w:szCs w:val="24"/>
+          <w:lang w:eastAsia="ru-RU"/>
+        </w:rPr>
+      </w:pPr>
+      <w:r>
+        <w:rPr>
+          <w:rFonts w:ascii="Times New Roman" w:eastAsia="Times New Roman" w:hAnsi="Times New Roman" w:cs="Times New Roman"/>
+          <w:sz w:val="24"/>
+          <w:szCs w:val="24"/>
+          <w:lang w:eastAsia="ru-RU"/>
+        </w:rPr>
+        <w:t>Бизнес-логика вынесена в отдельные модули, расположенные в директории modules/. Так, модуль Auth.php отвечает за процессы аутентификации и регистрации пользователей, а Task.php реализует операции с задачами: создание, получение, изменение статуса и удаление. Подобная организация кода преследует сразу несколько целей. С одной стороны, она упрощает сопровождение и развитие проекта. С другой — что особенно важно — позволяет сосредоточить всю логику обработки данных и взаимодействия с базой в ограниченном числе файлов. Это снижает риск появления уязвимостей, связанных с дублированием кода, и даёт возможность точечно усиливать защиту.</w:t>
+      </w:r>
+    </w:p>
+    <w:p>
+      <w:pPr>
+        <w:spacing w:before="100" w:beforeAutospacing="1" w:after="100" w:afterAutospacing="1" w:line="240" w:lineRule="auto"/>
+        <w:rPr>
+          <w:rFonts w:ascii="Times New Roman" w:eastAsia="Times New Roman" w:hAnsi="Times New Roman" w:cs="Times New Roman"/>
+          <w:sz w:val="24"/>
+          <w:szCs w:val="24"/>
+          <w:lang w:eastAsia="ru-RU"/>
+        </w:rPr>
+      </w:pPr>
+      <w:r>
+        <w:rPr>
+          <w:rFonts w:ascii="Times New Roman" w:eastAsia="Times New Roman" w:hAnsi="Times New Roman" w:cs="Times New Roman"/>
+          <w:sz w:val="24"/>
+          <w:szCs w:val="24"/>
+          <w:lang w:eastAsia="ru-RU"/>
+        </w:rPr>
+        <w:t>Работа с базой данных осуществляется через единый класс Database, реализованный с использованием паттерна Singleton. За счёт этого в рамках одного запроса используется одно PDO-соединение, а параметры безопасности настраиваются централизованно: отключается эмуляция подготовленных выражений, задаётся режим обработки ошибок и корректная кодировка. Структура базы данных включает две таблицы: users, предназначенную для хранения пользователей, и tasks — для хранения задач. Связь между ними реализуется через внешний ключ user_id, что обеспечивает соблюдение ссылочной целостности.</w:t>
+      </w:r>
+    </w:p>
+    <w:p>
+      <w:pPr>
+        <w:spacing w:before="100" w:beforeAutospacing="1" w:after="100" w:afterAutospacing="1" w:line="240" w:lineRule="auto"/>
+        <w:rPr>
+          <w:rFonts w:ascii="Times New Roman" w:eastAsia="Times New Roman" w:hAnsi="Times New Roman" w:cs="Times New Roman"/>
+          <w:sz w:val="24"/>
+          <w:szCs w:val="24"/>
+          <w:lang w:eastAsia="ru-RU"/>
+        </w:rPr>
+      </w:pPr>
+      <w:r>
+        <w:rPr>
+          <w:rFonts w:ascii="Times New Roman" w:eastAsia="Times New Roman" w:hAnsi="Times New Roman" w:cs="Times New Roman"/>
+          <w:sz w:val="24"/>
+          <w:szCs w:val="24"/>
+          <w:lang w:eastAsia="ru-RU"/>
+        </w:rPr>
+        <w:lastRenderedPageBreak/>
+        <w:t>Отдельно стоит рассмотреть организацию взаимодействия между клиентом и сервером. В приложении используются два подхода к обмену данными. Во-первых, это стандартные HTML-формы (для входа и регистрации), которые отправляют данные методом POST с полной перезагрузкой страницы. Во-вторых, операции с задачами выполняются через асинхронные запросы к API с использованием формата JSON. При этом оба канала обрабатываются с учётом их особенностей и защищаются разными механизмами.</w:t>
+      </w:r>
+    </w:p>
+    <w:p>
+      <w:pPr>
+        <w:spacing w:before="100" w:beforeAutospacing="1" w:after="100" w:afterAutospacing="1" w:line="240" w:lineRule="auto"/>
+        <w:rPr>
+          <w:rFonts w:ascii="Times New Roman" w:eastAsia="Times New Roman" w:hAnsi="Times New Roman" w:cs="Times New Roman"/>
+          <w:sz w:val="24"/>
+          <w:szCs w:val="24"/>
+          <w:lang w:eastAsia="ru-RU"/>
+        </w:rPr>
+      </w:pPr>
+      <w:r>
+        <w:rPr>
+          <w:rFonts w:ascii="Times New Roman" w:eastAsia="Times New Roman" w:hAnsi="Times New Roman" w:cs="Times New Roman"/>
+          <w:sz w:val="24"/>
+          <w:szCs w:val="24"/>
+          <w:lang w:eastAsia="ru-RU"/>
+        </w:rPr>
+        <w:t>Если рассматривать архитектуру с точки зрения безопасности, то её можно представить как многослойную систему, где каждый уровень отвечает за свой аспект защиты. На стороне клиента применяются такие меры, как Content Security Policy, защитные HTTP-заголовки и корректная настройка cookies. На сервере реализуются валидация входных данных, проверка CSRF-токенов и контроль прав доступа. Взаимодействие с базой данных защищается за счёт использования подготовленных выражений PDO и ограничения привилегий пользователя СУБД. Сетевой уровень, в свою очередь, обеспечивается использованием HTTPS и механизмом HSTS. Подобное распределение соответствует модели комплексной защиты, рассмотренной ранее, где каждому уровню сопоставляется свой набор мер.</w:t>
+      </w:r>
+    </w:p>
+    <w:p>
+      <w:pPr>
+        <w:spacing w:before="100" w:beforeAutospacing="1" w:after="100" w:afterAutospacing="1" w:line="240" w:lineRule="auto"/>
+        <w:rPr>
+          <w:rFonts w:ascii="Times New Roman" w:eastAsia="Times New Roman" w:hAnsi="Times New Roman" w:cs="Times New Roman"/>
+          <w:sz w:val="24"/>
+          <w:szCs w:val="24"/>
+          <w:lang w:eastAsia="ru-RU"/>
+        </w:rPr>
+      </w:pPr>
+      <w:r>
+        <w:rPr>
+          <w:rFonts w:ascii="Times New Roman" w:eastAsia="Times New Roman" w:hAnsi="Times New Roman" w:cs="Times New Roman"/>
+          <w:sz w:val="24"/>
+          <w:szCs w:val="24"/>
+          <w:lang w:eastAsia="ru-RU"/>
+        </w:rPr>
+        <w:t>В завершение стоит отметить, что все компоненты приложения развёрнуты на веб-сервере Apache с установленным интерпретатором PHP. Взаимодействие между модулями реализуется через подключаемые файлы и вызовы статических методов классов, без использования внешних сервисов или микросервисной архитектуры. Такое решение было принято осознанно: оно позволяет не усложнять систему и сосредоточиться на реализации защитных механизмов в рамках одного приложения. При этом заложенные принципы — модульность, единая точка входа для API и централизованная работа с базой данных — при необходимости позволяют масштабировать систему без существенного пересмотра подходов к безопасности.</w:t>
+      </w:r>
+    </w:p>
+    <w:p>
+      <w:pPr>
+        <w:spacing w:before="100" w:beforeAutospacing="1" w:after="100" w:afterAutospacing="1" w:line="240" w:lineRule="auto"/>
+        <w:rPr>
+          <w:rFonts w:ascii="Times New Roman" w:eastAsia="Times New Roman" w:hAnsi="Times New Roman" w:cs="Times New Roman"/>
+          <w:sz w:val="24"/>
+          <w:szCs w:val="24"/>
+          <w:lang w:eastAsia="ru-RU"/>
+        </w:rPr>
+      </w:pPr>
+      <w:r>
+        <w:rPr>
+          <w:rFonts w:ascii="Times New Roman" w:eastAsia="Times New Roman" w:hAnsi="Times New Roman" w:cs="Times New Roman"/>
+          <w:sz w:val="24"/>
+          <w:szCs w:val="24"/>
+          <w:lang w:eastAsia="ru-RU"/>
+        </w:rPr>
+        <w:t>Таким образом, архитектура разрабатываемого приложения представляет собой классическую трёхзвенную клиент-серверную систему с модульной серверной частью, разделением каналов взаимодействия и заранее определёнными точками внедрения защитных механизмов. Именно такая архитектура легла в основу реализации мер безопасности, которые будут подробно рассмотрены в следующих разделах.</w:t>
+      </w:r>
+    </w:p>
+    <w:p>
+      <w:pPr>
+        <w:jc w:val="both"/>
+        <w:rPr>
+          <w:rFonts w:ascii="Consolas" w:eastAsia="Times New Roman" w:hAnsi="Consolas" w:cs="Courier New"/>
+          <w:color w:val="0F1115"/>
+          <w:sz w:val="20"/>
+          <w:szCs w:val="20"/>
+          <w:lang w:eastAsia="ru-RU"/>
+        </w:rPr>
+      </w:pPr>
+    </w:p>
+    <w:p>
+      <w:pPr>
+        <w:rPr>
+          <w:rFonts w:ascii="Consolas" w:eastAsia="Times New Roman" w:hAnsi="Consolas" w:cs="Courier New"/>
+          <w:color w:val="0F1115"/>
+          <w:sz w:val="20"/>
+          <w:szCs w:val="20"/>
+          <w:lang w:eastAsia="ru-RU"/>
+        </w:rPr>
+      </w:pPr>
+      <w:r>
+        <w:rPr>
+          <w:rFonts w:ascii="Consolas" w:eastAsia="Times New Roman" w:hAnsi="Consolas" w:cs="Courier New"/>
+          <w:color w:val="0F1115"/>
+          <w:sz w:val="20"/>
+          <w:szCs w:val="20"/>
+          <w:lang w:eastAsia="ru-RU"/>
+        </w:rPr>
+        <w:br w:type="page"/>
+      </w:r>
+    </w:p>
+    <w:p>
+      <w:pPr>
+        <w:jc w:val="both"/>
+        <w:rPr>
+          <w:rFonts w:ascii="Consolas" w:eastAsia="Times New Roman" w:hAnsi="Consolas" w:cs="Courier New"/>
+          <w:color w:val="0F1115"/>
+          <w:sz w:val="20"/>
+          <w:szCs w:val="20"/>
+          <w:lang w:eastAsia="ru-RU"/>
+        </w:rPr>
+      </w:pPr>
+    </w:p>
+    <w:p>
+      <w:pPr>
+        <w:pStyle w:val="HTML0"/>
+        <w:wordWrap w:val="0"/>
+        <w:spacing w:line="330" w:lineRule="atLeast"/>
+        <w:jc w:val="center"/>
+        <w:rPr>
+          <w:rFonts w:ascii="Consolas" w:hAnsi="Consolas"/>
+          <w:color w:val="0F1115"/>
+        </w:rPr>
+      </w:pPr>
+      <w:r>
+        <w:rPr>
+          <w:rFonts w:ascii="Consolas" w:hAnsi="Consolas"/>
+          <w:color w:val="0F1115"/>
+        </w:rPr>
+        <w:t>3.2. Реализация механизмов защиты на клиентском уровне</w:t>
+      </w:r>
+    </w:p>
+    <w:p>
+      <w:pPr>
+        <w:pStyle w:val="HTML0"/>
+        <w:wordWrap w:val="0"/>
+        <w:spacing w:line="330" w:lineRule="atLeast"/>
+        <w:rPr>
+          <w:rFonts w:ascii="Consolas" w:hAnsi="Consolas"/>
+          <w:color w:val="0F1115"/>
+        </w:rPr>
+      </w:pPr>
+    </w:p>
+    <w:p>
+      <w:pPr>
+        <w:shd w:val="clear" w:color="auto" w:fill="FFFFFF"/>
+        <w:spacing w:before="240" w:after="240" w:line="240" w:lineRule="auto"/>
+        <w:rPr>
+          <w:rFonts w:ascii="Segoe UI" w:eastAsia="Times New Roman" w:hAnsi="Segoe UI" w:cs="Segoe UI"/>
+          <w:color w:val="0F1115"/>
+          <w:sz w:val="24"/>
+          <w:szCs w:val="24"/>
+          <w:lang w:eastAsia="ru-RU"/>
+        </w:rPr>
+      </w:pPr>
+      <w:r>
+        <w:rPr>
+          <w:rFonts w:ascii="Segoe UI" w:eastAsia="Times New Roman" w:hAnsi="Segoe UI" w:cs="Segoe UI"/>
+          <w:color w:val="0F1115"/>
+          <w:sz w:val="24"/>
+          <w:szCs w:val="24"/>
+          <w:lang w:eastAsia="ru-RU"/>
+        </w:rPr>
+        <w:t>Во второй главе было показано, что клиентский уровень веб-приложения, представленный браузером пользователя, подвержен специфическим угрозам, среди которых ключевое место занимают межсайтовый скриптинг (XSS) и атаки, связанные с подменой интерфейса (clickjacking). В рамках разрабатываемого приложения для управления списком дел задача защиты клиентского уровня решалась комплексно: с одной стороны, необходимо было исключить возможность внедрения вредоносного кода в содержимое страниц, с другой — предотвратить использование легитимных механизмов браузера в целях злоумышленника. Рассмотрим, какими средствами это было реализовано.</w:t>
+      </w:r>
+    </w:p>
+    <w:p>
+      <w:pPr>
+        <w:shd w:val="clear" w:color="auto" w:fill="FFFFFF"/>
+        <w:spacing w:before="240" w:after="240" w:line="240" w:lineRule="auto"/>
+        <w:rPr>
+          <w:rFonts w:ascii="Segoe UI" w:eastAsia="Times New Roman" w:hAnsi="Segoe UI" w:cs="Segoe UI"/>
+          <w:color w:val="0F1115"/>
+          <w:sz w:val="24"/>
+          <w:szCs w:val="24"/>
+          <w:lang w:eastAsia="ru-RU"/>
+        </w:rPr>
+      </w:pPr>
+      <w:r>
+        <w:rPr>
+          <w:rFonts w:ascii="Segoe UI" w:eastAsia="Times New Roman" w:hAnsi="Segoe UI" w:cs="Segoe UI"/>
+          <w:color w:val="0F1115"/>
+          <w:sz w:val="24"/>
+          <w:szCs w:val="24"/>
+          <w:lang w:eastAsia="ru-RU"/>
+        </w:rPr>
+        <w:t>Прежде всего, следует сказать, что основной вектор XSS-атак в приложении типа To-Do List связан с отображением пользовательских данных. Пользователь вводит текст задачи, который затем выводится в HTML-документе. Если этот текст содержит JavaScript-код, обёрнутый в теги </w:t>
+      </w:r>
+      <w:r>
+        <w:rPr>
+          <w:rFonts w:ascii="Consolas" w:eastAsia="Times New Roman" w:hAnsi="Consolas" w:cs="Courier New"/>
+          <w:color w:val="0F1115"/>
+          <w:sz w:val="20"/>
+          <w:szCs w:val="20"/>
+          <w:shd w:val="clear" w:color="auto" w:fill="EBEEF2"/>
+          <w:lang w:eastAsia="ru-RU"/>
+        </w:rPr>
+        <w:t>&lt;script&gt;</w:t>
+      </w:r>
+      <w:r>
+        <w:rPr>
+          <w:rFonts w:ascii="Segoe UI" w:eastAsia="Times New Roman" w:hAnsi="Segoe UI" w:cs="Segoe UI"/>
+          <w:color w:val="0F1115"/>
+          <w:sz w:val="24"/>
+          <w:szCs w:val="24"/>
+          <w:lang w:eastAsia="ru-RU"/>
+        </w:rPr>
+        <w:t>, и приложение выводит его без обработки, код будет выполнен в браузере. Следовательно, первым и обязательным механизмом защиты является экранирование выводимых данных.</w:t>
+      </w:r>
+    </w:p>
+    <w:p>
+      <w:pPr>
+        <w:shd w:val="clear" w:color="auto" w:fill="FFFFFF"/>
+        <w:spacing w:before="240" w:after="240" w:line="240" w:lineRule="auto"/>
+        <w:rPr>
+          <w:rFonts w:ascii="Segoe UI" w:eastAsia="Times New Roman" w:hAnsi="Segoe UI" w:cs="Segoe UI"/>
+          <w:color w:val="0F1115"/>
+          <w:sz w:val="24"/>
+          <w:szCs w:val="24"/>
+          <w:lang w:eastAsia="ru-RU"/>
+        </w:rPr>
+      </w:pPr>
+      <w:r>
+        <w:rPr>
+          <w:rFonts w:ascii="Segoe UI" w:eastAsia="Times New Roman" w:hAnsi="Segoe UI" w:cs="Segoe UI"/>
+          <w:color w:val="0F1115"/>
+          <w:sz w:val="24"/>
+          <w:szCs w:val="24"/>
+          <w:lang w:eastAsia="ru-RU"/>
+        </w:rPr>
+        <w:t>В PHP для экранирования традиционно используется функция </w:t>
+      </w:r>
+      <w:r>
+        <w:rPr>
+          <w:rFonts w:ascii="Consolas" w:eastAsia="Times New Roman" w:hAnsi="Consolas" w:cs="Courier New"/>
+          <w:color w:val="0F1115"/>
+          <w:sz w:val="20"/>
+          <w:szCs w:val="20"/>
+          <w:shd w:val="clear" w:color="auto" w:fill="EBEEF2"/>
+          <w:lang w:eastAsia="ru-RU"/>
+        </w:rPr>
+        <w:t>htmlspecialchars()</w:t>
+      </w:r>
+      <w:r>
+        <w:rPr>
+          <w:rFonts w:ascii="Segoe UI" w:eastAsia="Times New Roman" w:hAnsi="Segoe UI" w:cs="Segoe UI"/>
+          <w:color w:val="0F1115"/>
+          <w:sz w:val="24"/>
+          <w:szCs w:val="24"/>
+          <w:lang w:eastAsia="ru-RU"/>
+        </w:rPr>
+        <w:t>. Однако, как показывает практика, при разработке крупных проектов прямой вызов этой функции в шаблонах может быть пропущен по невнимательности. Поэтому в проекте была создана обёртка — функция </w:t>
+      </w:r>
+      <w:r>
+        <w:rPr>
+          <w:rFonts w:ascii="Consolas" w:eastAsia="Times New Roman" w:hAnsi="Consolas" w:cs="Courier New"/>
+          <w:color w:val="0F1115"/>
+          <w:sz w:val="20"/>
+          <w:szCs w:val="20"/>
+          <w:shd w:val="clear" w:color="auto" w:fill="EBEEF2"/>
+          <w:lang w:eastAsia="ru-RU"/>
+        </w:rPr>
+        <w:t>h()</w:t>
+      </w:r>
+      <w:r>
+        <w:rPr>
+          <w:rFonts w:ascii="Segoe UI" w:eastAsia="Times New Roman" w:hAnsi="Segoe UI" w:cs="Segoe UI"/>
+          <w:color w:val="0F1115"/>
+          <w:sz w:val="24"/>
+          <w:szCs w:val="24"/>
+          <w:lang w:eastAsia="ru-RU"/>
+        </w:rPr>
+        <w:t>, которая выполняет экранирование с заранее заданными параметрами:</w:t>
       </w:r>
     </w:p>
     <w:p>
@@ -503,12 +497,102 @@
       <w:r>
         <w:rPr>
           <w:rFonts w:ascii="Consolas" w:eastAsia="Times New Roman" w:hAnsi="Consolas" w:cs="Courier New"/>
-          <w:color w:val="383A42"/>
+          <w:color w:val="A626A4"/>
           <w:sz w:val="20"/>
           <w:szCs w:val="20"/>
           <w:lang w:val="en-US" w:eastAsia="ru-RU"/>
         </w:rPr>
-        <w:t>{</w:t>
+        <w:t>function</w:t>
+      </w:r>
+      <w:r>
+        <w:rPr>
+          <w:rFonts w:ascii="Consolas" w:eastAsia="Times New Roman" w:hAnsi="Consolas" w:cs="Courier New"/>
+          <w:color w:val="0F1115"/>
+          <w:sz w:val="20"/>
+          <w:szCs w:val="20"/>
+          <w:lang w:val="en-US" w:eastAsia="ru-RU"/>
+        </w:rPr>
+        <w:t xml:space="preserve"> </w:t>
+      </w:r>
+      <w:r>
+        <w:rPr>
+          <w:rFonts w:ascii="Consolas" w:eastAsia="Times New Roman" w:hAnsi="Consolas" w:cs="Courier New"/>
+          <w:color w:val="4078F2"/>
+          <w:sz w:val="20"/>
+          <w:szCs w:val="20"/>
+          <w:lang w:val="en-US" w:eastAsia="ru-RU"/>
+        </w:rPr>
+        <w:t>h</w:t>
+      </w:r>
+      <w:r>
+        <w:rPr>
+          <w:rFonts w:ascii="Consolas" w:eastAsia="Times New Roman" w:hAnsi="Consolas" w:cs="Courier New"/>
+          <w:color w:val="383A42"/>
+          <w:sz w:val="20"/>
+          <w:szCs w:val="20"/>
+          <w:lang w:val="en-US" w:eastAsia="ru-RU"/>
+        </w:rPr>
+        <w:t>(</w:t>
+      </w:r>
+      <w:r>
+        <w:rPr>
+          <w:rFonts w:ascii="Consolas" w:eastAsia="Times New Roman" w:hAnsi="Consolas" w:cs="Courier New"/>
+          <w:color w:val="A626A4"/>
+          <w:sz w:val="20"/>
+          <w:szCs w:val="20"/>
+          <w:lang w:val="en-US" w:eastAsia="ru-RU"/>
+        </w:rPr>
+        <w:t>string</w:t>
+      </w:r>
+      <w:r>
+        <w:rPr>
+          <w:rFonts w:ascii="Consolas" w:eastAsia="Times New Roman" w:hAnsi="Consolas" w:cs="Courier New"/>
+          <w:color w:val="0F1115"/>
+          <w:sz w:val="20"/>
+          <w:szCs w:val="20"/>
+          <w:lang w:val="en-US" w:eastAsia="ru-RU"/>
+        </w:rPr>
+        <w:t xml:space="preserve"> </w:t>
+      </w:r>
+      <w:r>
+        <w:rPr>
+          <w:rFonts w:ascii="Consolas" w:eastAsia="Times New Roman" w:hAnsi="Consolas" w:cs="Courier New"/>
+          <w:color w:val="4078F2"/>
+          <w:sz w:val="20"/>
+          <w:szCs w:val="20"/>
+          <w:lang w:val="en-US" w:eastAsia="ru-RU"/>
+        </w:rPr>
+        <w:t>$value</w:t>
+      </w:r>
+      <w:r>
+        <w:rPr>
+          <w:rFonts w:ascii="Consolas" w:eastAsia="Times New Roman" w:hAnsi="Consolas" w:cs="Courier New"/>
+          <w:color w:val="383A42"/>
+          <w:sz w:val="20"/>
+          <w:szCs w:val="20"/>
+          <w:lang w:val="en-US" w:eastAsia="ru-RU"/>
+        </w:rPr>
+        <w:t>):</w:t>
+      </w:r>
+      <w:r>
+        <w:rPr>
+          <w:rFonts w:ascii="Consolas" w:eastAsia="Times New Roman" w:hAnsi="Consolas" w:cs="Courier New"/>
+          <w:color w:val="0F1115"/>
+          <w:sz w:val="20"/>
+          <w:szCs w:val="20"/>
+          <w:lang w:val="en-US" w:eastAsia="ru-RU"/>
+        </w:rPr>
+        <w:t xml:space="preserve"> </w:t>
+      </w:r>
+      <w:r>
+        <w:rPr>
+          <w:rFonts w:ascii="Consolas" w:eastAsia="Times New Roman" w:hAnsi="Consolas" w:cs="Courier New"/>
+          <w:color w:val="A626A4"/>
+          <w:sz w:val="20"/>
+          <w:szCs w:val="20"/>
+          <w:lang w:val="en-US" w:eastAsia="ru-RU"/>
+        </w:rPr>
+        <w:t>string</w:t>
       </w:r>
     </w:p>
     <w:p>
@@ -544,11 +628,52 @@
       <w:r>
         <w:rPr>
           <w:rFonts w:ascii="Consolas" w:eastAsia="Times New Roman" w:hAnsi="Consolas" w:cs="Courier New"/>
-          <w:color w:val="0F1115"/>
+          <w:color w:val="383A42"/>
           <w:sz w:val="20"/>
           <w:szCs w:val="20"/>
           <w:lang w:val="en-US" w:eastAsia="ru-RU"/>
         </w:rPr>
+        <w:t>{</w:t>
+      </w:r>
+    </w:p>
+    <w:p>
+      <w:pPr>
+        <w:tabs>
+          <w:tab w:val="left" w:pos="916"/>
+          <w:tab w:val="left" w:pos="1832"/>
+          <w:tab w:val="left" w:pos="2748"/>
+          <w:tab w:val="left" w:pos="3664"/>
+          <w:tab w:val="left" w:pos="4580"/>
+          <w:tab w:val="left" w:pos="5496"/>
+          <w:tab w:val="left" w:pos="6412"/>
+          <w:tab w:val="left" w:pos="7328"/>
+          <w:tab w:val="left" w:pos="8244"/>
+          <w:tab w:val="left" w:pos="9160"/>
+          <w:tab w:val="left" w:pos="10076"/>
+          <w:tab w:val="left" w:pos="10992"/>
+          <w:tab w:val="left" w:pos="11908"/>
+          <w:tab w:val="left" w:pos="12824"/>
+          <w:tab w:val="left" w:pos="13740"/>
+          <w:tab w:val="left" w:pos="14656"/>
+        </w:tabs>
+        <w:wordWrap w:val="0"/>
+        <w:spacing w:after="0" w:line="330" w:lineRule="atLeast"/>
+        <w:rPr>
+          <w:rFonts w:ascii="Consolas" w:eastAsia="Times New Roman" w:hAnsi="Consolas" w:cs="Courier New"/>
+          <w:color w:val="0F1115"/>
+          <w:sz w:val="20"/>
+          <w:szCs w:val="20"/>
+          <w:lang w:val="en-US" w:eastAsia="ru-RU"/>
+        </w:rPr>
+      </w:pPr>
+      <w:r>
+        <w:rPr>
+          <w:rFonts w:ascii="Consolas" w:eastAsia="Times New Roman" w:hAnsi="Consolas" w:cs="Courier New"/>
+          <w:color w:val="0F1115"/>
+          <w:sz w:val="20"/>
+          <w:szCs w:val="20"/>
+          <w:lang w:val="en-US" w:eastAsia="ru-RU"/>
+        </w:rPr>
         <w:t xml:space="preserve">    </w:t>
       </w:r>
       <w:r>
@@ -571,8 +696,6 @@
         </w:rPr>
         <w:t xml:space="preserve"> </w:t>
       </w:r>
-      <w:proofErr w:type="spellStart"/>
-      <w:proofErr w:type="gramStart"/>
       <w:r>
         <w:rPr>
           <w:rFonts w:ascii="Consolas" w:eastAsia="Times New Roman" w:hAnsi="Consolas" w:cs="Courier New"/>
@@ -583,7 +706,6 @@
         </w:rPr>
         <w:t>htmlspecialchars</w:t>
       </w:r>
-      <w:proofErr w:type="spellEnd"/>
       <w:r>
         <w:rPr>
           <w:rFonts w:ascii="Consolas" w:eastAsia="Times New Roman" w:hAnsi="Consolas" w:cs="Courier New"/>
@@ -594,7 +716,6 @@
         </w:rPr>
         <w:t>(</w:t>
       </w:r>
-      <w:proofErr w:type="gramEnd"/>
       <w:r>
         <w:rPr>
           <w:rFonts w:ascii="Consolas" w:eastAsia="Times New Roman" w:hAnsi="Consolas" w:cs="Courier New"/>
@@ -737,73 +858,7 @@
           <w:szCs w:val="24"/>
           <w:lang w:eastAsia="ru-RU"/>
         </w:rPr>
-        <w:t>Использование такой короткой функции сделало код шаблонов более читаемым и уменьшило вероятность случайного пропуска экранирования. Во всех представлениях (</w:t>
-      </w:r>
-      <w:proofErr w:type="spellStart"/>
-      <w:r>
-        <w:rPr>
-          <w:rFonts w:ascii="Segoe UI" w:eastAsia="Times New Roman" w:hAnsi="Segoe UI" w:cs="Segoe UI"/>
-          <w:color w:val="0F1115"/>
-          <w:sz w:val="24"/>
-          <w:szCs w:val="24"/>
-          <w:lang w:eastAsia="ru-RU"/>
-        </w:rPr>
-        <w:t>login.php</w:t>
-      </w:r>
-      <w:proofErr w:type="spellEnd"/>
-      <w:r>
-        <w:rPr>
-          <w:rFonts w:ascii="Segoe UI" w:eastAsia="Times New Roman" w:hAnsi="Segoe UI" w:cs="Segoe UI"/>
-          <w:color w:val="0F1115"/>
-          <w:sz w:val="24"/>
-          <w:szCs w:val="24"/>
-          <w:lang w:eastAsia="ru-RU"/>
-        </w:rPr>
-        <w:t xml:space="preserve">, </w:t>
-      </w:r>
-      <w:proofErr w:type="spellStart"/>
-      <w:r>
-        <w:rPr>
-          <w:rFonts w:ascii="Segoe UI" w:eastAsia="Times New Roman" w:hAnsi="Segoe UI" w:cs="Segoe UI"/>
-          <w:color w:val="0F1115"/>
-          <w:sz w:val="24"/>
-          <w:szCs w:val="24"/>
-          <w:lang w:eastAsia="ru-RU"/>
-        </w:rPr>
-        <w:t>register.php</w:t>
-      </w:r>
-      <w:proofErr w:type="spellEnd"/>
-      <w:r>
-        <w:rPr>
-          <w:rFonts w:ascii="Segoe UI" w:eastAsia="Times New Roman" w:hAnsi="Segoe UI" w:cs="Segoe UI"/>
-          <w:color w:val="0F1115"/>
-          <w:sz w:val="24"/>
-          <w:szCs w:val="24"/>
-          <w:lang w:eastAsia="ru-RU"/>
-        </w:rPr>
-        <w:t xml:space="preserve">, </w:t>
-      </w:r>
-      <w:proofErr w:type="spellStart"/>
-      <w:r>
-        <w:rPr>
-          <w:rFonts w:ascii="Segoe UI" w:eastAsia="Times New Roman" w:hAnsi="Segoe UI" w:cs="Segoe UI"/>
-          <w:color w:val="0F1115"/>
-          <w:sz w:val="24"/>
-          <w:szCs w:val="24"/>
-          <w:lang w:eastAsia="ru-RU"/>
-        </w:rPr>
-        <w:t>dashboard.php</w:t>
-      </w:r>
-      <w:proofErr w:type="spellEnd"/>
-      <w:r>
-        <w:rPr>
-          <w:rFonts w:ascii="Segoe UI" w:eastAsia="Times New Roman" w:hAnsi="Segoe UI" w:cs="Segoe UI"/>
-          <w:color w:val="0F1115"/>
-          <w:sz w:val="24"/>
-          <w:szCs w:val="24"/>
-          <w:lang w:eastAsia="ru-RU"/>
-        </w:rPr>
-        <w:t>) вывод любых пользовательских данных осуществляется исключительно через эту функцию:</w:t>
+        <w:t>Использование такой короткой функции сделало код шаблонов более читаемым и уменьшило вероятность случайного пропуска экранирования. Во всех представлениях (login.php, register.php, dashboard.php) вывод любых пользовательских данных осуществляется исключительно через эту функцию:</w:t>
       </w:r>
     </w:p>
     <w:p>
@@ -916,7 +971,6 @@
         </w:rPr>
         <w:t>&gt;</w:t>
       </w:r>
-      <w:proofErr w:type="gramStart"/>
       <w:r>
         <w:rPr>
           <w:rFonts w:ascii="Consolas" w:eastAsia="Times New Roman" w:hAnsi="Consolas" w:cs="Courier New"/>
@@ -927,7 +981,6 @@
         </w:rPr>
         <w:t>&lt;?=</w:t>
       </w:r>
-      <w:proofErr w:type="gramEnd"/>
       <w:r>
         <w:rPr>
           <w:rFonts w:ascii="Consolas" w:eastAsia="Times New Roman" w:hAnsi="Consolas" w:cs="Courier New"/>
@@ -1133,9 +1186,8 @@
           <w:szCs w:val="24"/>
           <w:lang w:eastAsia="ru-RU"/>
         </w:rPr>
-        <w:t xml:space="preserve">Однако одного экранирования, вообще говоря, недостаточно. Современные браузеры поддерживают механизм </w:t>
-      </w:r>
-      <w:proofErr w:type="spellStart"/>
+        <w:t xml:space="preserve">Однако одного экранирования, вообще говоря, недостаточно. Современные браузеры поддерживают механизм Content Security Policy (CSP), который позволяет ограничить источники загружаемого контента и типы выполняемых скриптов. По </w:t>
+      </w:r>
       <w:r>
         <w:rPr>
           <w:rFonts w:ascii="Segoe UI" w:eastAsia="Times New Roman" w:hAnsi="Segoe UI" w:cs="Segoe UI"/>
@@ -1144,73 +1196,8 @@
           <w:szCs w:val="24"/>
           <w:lang w:eastAsia="ru-RU"/>
         </w:rPr>
-        <w:t>Content</w:t>
-      </w:r>
-      <w:proofErr w:type="spellEnd"/>
-      <w:r>
-        <w:rPr>
-          <w:rFonts w:ascii="Segoe UI" w:eastAsia="Times New Roman" w:hAnsi="Segoe UI" w:cs="Segoe UI"/>
-          <w:color w:val="0F1115"/>
-          <w:sz w:val="24"/>
-          <w:szCs w:val="24"/>
-          <w:lang w:eastAsia="ru-RU"/>
-        </w:rPr>
-        <w:t xml:space="preserve"> </w:t>
-      </w:r>
-      <w:proofErr w:type="spellStart"/>
-      <w:r>
-        <w:rPr>
-          <w:rFonts w:ascii="Segoe UI" w:eastAsia="Times New Roman" w:hAnsi="Segoe UI" w:cs="Segoe UI"/>
-          <w:color w:val="0F1115"/>
-          <w:sz w:val="24"/>
-          <w:szCs w:val="24"/>
-          <w:lang w:eastAsia="ru-RU"/>
-        </w:rPr>
-        <w:t>Security</w:t>
-      </w:r>
-      <w:proofErr w:type="spellEnd"/>
-      <w:r>
-        <w:rPr>
-          <w:rFonts w:ascii="Segoe UI" w:eastAsia="Times New Roman" w:hAnsi="Segoe UI" w:cs="Segoe UI"/>
-          <w:color w:val="0F1115"/>
-          <w:sz w:val="24"/>
-          <w:szCs w:val="24"/>
-          <w:lang w:eastAsia="ru-RU"/>
-        </w:rPr>
-        <w:t xml:space="preserve"> </w:t>
-      </w:r>
-      <w:proofErr w:type="spellStart"/>
-      <w:r>
-        <w:rPr>
-          <w:rFonts w:ascii="Segoe UI" w:eastAsia="Times New Roman" w:hAnsi="Segoe UI" w:cs="Segoe UI"/>
-          <w:color w:val="0F1115"/>
-          <w:sz w:val="24"/>
-          <w:szCs w:val="24"/>
-          <w:lang w:eastAsia="ru-RU"/>
-        </w:rPr>
-        <w:t>Policy</w:t>
-      </w:r>
-      <w:proofErr w:type="spellEnd"/>
-      <w:r>
-        <w:rPr>
-          <w:rFonts w:ascii="Segoe UI" w:eastAsia="Times New Roman" w:hAnsi="Segoe UI" w:cs="Segoe UI"/>
-          <w:color w:val="0F1115"/>
-          <w:sz w:val="24"/>
-          <w:szCs w:val="24"/>
-          <w:lang w:eastAsia="ru-RU"/>
-        </w:rPr>
-        <w:t xml:space="preserve"> (CSP), который позволяет ограничить источники загружаемого контента и типы выполняемых скриптов. По сути, CSP выступает вторым эшелоном защиты: даже если злоумышленнику </w:t>
-      </w:r>
-      <w:r>
-        <w:rPr>
-          <w:rFonts w:ascii="Segoe UI" w:eastAsia="Times New Roman" w:hAnsi="Segoe UI" w:cs="Segoe UI"/>
-          <w:color w:val="0F1115"/>
-          <w:sz w:val="24"/>
-          <w:szCs w:val="24"/>
-          <w:lang w:eastAsia="ru-RU"/>
-        </w:rPr>
         <w:lastRenderedPageBreak/>
-        <w:t>удалось внедрить вредоносный код в страницу, браузер откажется его выполнять, если он не соответствует заданной политике.</w:t>
+        <w:t>сути, CSP выступает вторым эшелоном защиты: даже если злоумышленнику удалось внедрить вредоносный код в страницу, браузер откажется его выполнять, если он не соответствует заданной политике.</w:t>
       </w:r>
     </w:p>
     <w:p>
@@ -1235,8 +1222,6 @@
         </w:rPr>
         <w:t>В разрабатываемом приложении CSP-заголовок формируется в функции </w:t>
       </w:r>
-      <w:proofErr w:type="spellStart"/>
-      <w:proofErr w:type="gramStart"/>
       <w:r>
         <w:rPr>
           <w:rFonts w:ascii="Consolas" w:eastAsia="Times New Roman" w:hAnsi="Consolas" w:cs="Courier New"/>
@@ -1246,31 +1231,7 @@
           <w:shd w:val="clear" w:color="auto" w:fill="EBEEF2"/>
           <w:lang w:eastAsia="ru-RU"/>
         </w:rPr>
-        <w:t>setSecurityHeaders</w:t>
-      </w:r>
-      <w:proofErr w:type="spellEnd"/>
-      <w:r>
-        <w:rPr>
-          <w:rFonts w:ascii="Consolas" w:eastAsia="Times New Roman" w:hAnsi="Consolas" w:cs="Courier New"/>
-          <w:color w:val="0F1115"/>
-          <w:sz w:val="20"/>
-          <w:szCs w:val="20"/>
-          <w:shd w:val="clear" w:color="auto" w:fill="EBEEF2"/>
-          <w:lang w:eastAsia="ru-RU"/>
-        </w:rPr>
-        <w:t>(</w:t>
-      </w:r>
-      <w:proofErr w:type="gramEnd"/>
-      <w:r>
-        <w:rPr>
-          <w:rFonts w:ascii="Consolas" w:eastAsia="Times New Roman" w:hAnsi="Consolas" w:cs="Courier New"/>
-          <w:color w:val="0F1115"/>
-          <w:sz w:val="20"/>
-          <w:szCs w:val="20"/>
-          <w:shd w:val="clear" w:color="auto" w:fill="EBEEF2"/>
-          <w:lang w:eastAsia="ru-RU"/>
-        </w:rPr>
-        <w:t>)</w:t>
+        <w:t>setSecurityHeaders()</w:t>
       </w:r>
       <w:r>
         <w:rPr>
@@ -1363,7 +1324,6 @@
           <w:lang w:val="en-US" w:eastAsia="ru-RU"/>
         </w:rPr>
       </w:pPr>
-      <w:proofErr w:type="gramStart"/>
       <w:r>
         <w:rPr>
           <w:rFonts w:ascii="Consolas" w:eastAsia="Times New Roman" w:hAnsi="Consolas" w:cs="Courier New"/>
@@ -1384,7 +1344,6 @@
         </w:rPr>
         <w:t>(</w:t>
       </w:r>
-      <w:proofErr w:type="gramEnd"/>
       <w:r>
         <w:rPr>
           <w:rFonts w:ascii="Consolas" w:eastAsia="Times New Roman" w:hAnsi="Consolas" w:cs="Courier New"/>
@@ -1393,29 +1352,7 @@
           <w:szCs w:val="20"/>
           <w:lang w:val="en-US" w:eastAsia="ru-RU"/>
         </w:rPr>
-        <w:t>"Content-Security-Policy: default-</w:t>
-      </w:r>
-      <w:proofErr w:type="spellStart"/>
-      <w:r>
-        <w:rPr>
-          <w:rFonts w:ascii="Consolas" w:eastAsia="Times New Roman" w:hAnsi="Consolas" w:cs="Courier New"/>
-          <w:color w:val="50A14F"/>
-          <w:sz w:val="20"/>
-          <w:szCs w:val="20"/>
-          <w:lang w:val="en-US" w:eastAsia="ru-RU"/>
-        </w:rPr>
-        <w:t>src</w:t>
-      </w:r>
-      <w:proofErr w:type="spellEnd"/>
-      <w:r>
-        <w:rPr>
-          <w:rFonts w:ascii="Consolas" w:eastAsia="Times New Roman" w:hAnsi="Consolas" w:cs="Courier New"/>
-          <w:color w:val="50A14F"/>
-          <w:sz w:val="20"/>
-          <w:szCs w:val="20"/>
-          <w:lang w:val="en-US" w:eastAsia="ru-RU"/>
-        </w:rPr>
-        <w:t xml:space="preserve"> 'self'; </w:t>
+        <w:t xml:space="preserve">"Content-Security-Policy: default-src 'self'; </w:t>
       </w:r>
     </w:p>
     <w:p>
@@ -1456,29 +1393,7 @@
           <w:szCs w:val="20"/>
           <w:lang w:val="en-US" w:eastAsia="ru-RU"/>
         </w:rPr>
-        <w:t xml:space="preserve">    script-</w:t>
-      </w:r>
-      <w:proofErr w:type="spellStart"/>
-      <w:r>
-        <w:rPr>
-          <w:rFonts w:ascii="Consolas" w:eastAsia="Times New Roman" w:hAnsi="Consolas" w:cs="Courier New"/>
-          <w:color w:val="0F1115"/>
-          <w:sz w:val="20"/>
-          <w:szCs w:val="20"/>
-          <w:lang w:val="en-US" w:eastAsia="ru-RU"/>
-        </w:rPr>
-        <w:t>src</w:t>
-      </w:r>
-      <w:proofErr w:type="spellEnd"/>
-      <w:r>
-        <w:rPr>
-          <w:rFonts w:ascii="Consolas" w:eastAsia="Times New Roman" w:hAnsi="Consolas" w:cs="Courier New"/>
-          <w:color w:val="0F1115"/>
-          <w:sz w:val="20"/>
-          <w:szCs w:val="20"/>
-          <w:lang w:val="en-US" w:eastAsia="ru-RU"/>
-        </w:rPr>
-        <w:t xml:space="preserve"> 'self'; </w:t>
+        <w:t xml:space="preserve">    script-src 'self'; </w:t>
       </w:r>
     </w:p>
     <w:p>
@@ -1519,29 +1434,7 @@
           <w:szCs w:val="20"/>
           <w:lang w:val="en-US" w:eastAsia="ru-RU"/>
         </w:rPr>
-        <w:t xml:space="preserve">    style-</w:t>
-      </w:r>
-      <w:proofErr w:type="spellStart"/>
-      <w:r>
-        <w:rPr>
-          <w:rFonts w:ascii="Consolas" w:eastAsia="Times New Roman" w:hAnsi="Consolas" w:cs="Courier New"/>
-          <w:color w:val="0F1115"/>
-          <w:sz w:val="20"/>
-          <w:szCs w:val="20"/>
-          <w:lang w:val="en-US" w:eastAsia="ru-RU"/>
-        </w:rPr>
-        <w:t>src</w:t>
-      </w:r>
-      <w:proofErr w:type="spellEnd"/>
-      <w:r>
-        <w:rPr>
-          <w:rFonts w:ascii="Consolas" w:eastAsia="Times New Roman" w:hAnsi="Consolas" w:cs="Courier New"/>
-          <w:color w:val="0F1115"/>
-          <w:sz w:val="20"/>
-          <w:szCs w:val="20"/>
-          <w:lang w:val="en-US" w:eastAsia="ru-RU"/>
-        </w:rPr>
-        <w:t xml:space="preserve"> 'self' 'unsafe-inline'; </w:t>
+        <w:t xml:space="preserve">    style-src 'self' 'unsafe-inline'; </w:t>
       </w:r>
     </w:p>
     <w:p>
@@ -1582,51 +1475,7 @@
           <w:szCs w:val="20"/>
           <w:lang w:val="en-US" w:eastAsia="ru-RU"/>
         </w:rPr>
-        <w:t xml:space="preserve">    </w:t>
-      </w:r>
-      <w:proofErr w:type="spellStart"/>
-      <w:r>
-        <w:rPr>
-          <w:rFonts w:ascii="Consolas" w:eastAsia="Times New Roman" w:hAnsi="Consolas" w:cs="Courier New"/>
-          <w:color w:val="0F1115"/>
-          <w:sz w:val="20"/>
-          <w:szCs w:val="20"/>
-          <w:lang w:val="en-US" w:eastAsia="ru-RU"/>
-        </w:rPr>
-        <w:t>img-src</w:t>
-      </w:r>
-      <w:proofErr w:type="spellEnd"/>
-      <w:r>
-        <w:rPr>
-          <w:rFonts w:ascii="Consolas" w:eastAsia="Times New Roman" w:hAnsi="Consolas" w:cs="Courier New"/>
-          <w:color w:val="0F1115"/>
-          <w:sz w:val="20"/>
-          <w:szCs w:val="20"/>
-          <w:lang w:val="en-US" w:eastAsia="ru-RU"/>
-        </w:rPr>
-        <w:t xml:space="preserve"> 'self' </w:t>
-      </w:r>
-      <w:proofErr w:type="gramStart"/>
-      <w:r>
-        <w:rPr>
-          <w:rFonts w:ascii="Consolas" w:eastAsia="Times New Roman" w:hAnsi="Consolas" w:cs="Courier New"/>
-          <w:color w:val="0F1115"/>
-          <w:sz w:val="20"/>
-          <w:szCs w:val="20"/>
-          <w:lang w:val="en-US" w:eastAsia="ru-RU"/>
-        </w:rPr>
-        <w:t>data:;</w:t>
-      </w:r>
-      <w:proofErr w:type="gramEnd"/>
-      <w:r>
-        <w:rPr>
-          <w:rFonts w:ascii="Consolas" w:eastAsia="Times New Roman" w:hAnsi="Consolas" w:cs="Courier New"/>
-          <w:color w:val="0F1115"/>
-          <w:sz w:val="20"/>
-          <w:szCs w:val="20"/>
-          <w:lang w:val="en-US" w:eastAsia="ru-RU"/>
-        </w:rPr>
-        <w:t xml:space="preserve"> </w:t>
+        <w:t xml:space="preserve">    img-src 'self' data:; </w:t>
       </w:r>
     </w:p>
     <w:p>
@@ -1667,29 +1516,7 @@
           <w:szCs w:val="20"/>
           <w:lang w:val="en-US" w:eastAsia="ru-RU"/>
         </w:rPr>
-        <w:t xml:space="preserve">    font-</w:t>
-      </w:r>
-      <w:proofErr w:type="spellStart"/>
-      <w:r>
-        <w:rPr>
-          <w:rFonts w:ascii="Consolas" w:eastAsia="Times New Roman" w:hAnsi="Consolas" w:cs="Courier New"/>
-          <w:color w:val="0F1115"/>
-          <w:sz w:val="20"/>
-          <w:szCs w:val="20"/>
-          <w:lang w:val="en-US" w:eastAsia="ru-RU"/>
-        </w:rPr>
-        <w:t>src</w:t>
-      </w:r>
-      <w:proofErr w:type="spellEnd"/>
-      <w:r>
-        <w:rPr>
-          <w:rFonts w:ascii="Consolas" w:eastAsia="Times New Roman" w:hAnsi="Consolas" w:cs="Courier New"/>
-          <w:color w:val="0F1115"/>
-          <w:sz w:val="20"/>
-          <w:szCs w:val="20"/>
-          <w:lang w:val="en-US" w:eastAsia="ru-RU"/>
-        </w:rPr>
-        <w:t xml:space="preserve"> 'self'; </w:t>
+        <w:t xml:space="preserve">    font-src 'self'; </w:t>
       </w:r>
     </w:p>
     <w:p>
@@ -1730,29 +1557,7 @@
           <w:szCs w:val="20"/>
           <w:lang w:val="en-US" w:eastAsia="ru-RU"/>
         </w:rPr>
-        <w:t xml:space="preserve">    connect-</w:t>
-      </w:r>
-      <w:proofErr w:type="spellStart"/>
-      <w:r>
-        <w:rPr>
-          <w:rFonts w:ascii="Consolas" w:eastAsia="Times New Roman" w:hAnsi="Consolas" w:cs="Courier New"/>
-          <w:color w:val="0F1115"/>
-          <w:sz w:val="20"/>
-          <w:szCs w:val="20"/>
-          <w:lang w:val="en-US" w:eastAsia="ru-RU"/>
-        </w:rPr>
-        <w:t>src</w:t>
-      </w:r>
-      <w:proofErr w:type="spellEnd"/>
-      <w:r>
-        <w:rPr>
-          <w:rFonts w:ascii="Consolas" w:eastAsia="Times New Roman" w:hAnsi="Consolas" w:cs="Courier New"/>
-          <w:color w:val="0F1115"/>
-          <w:sz w:val="20"/>
-          <w:szCs w:val="20"/>
-          <w:lang w:val="en-US" w:eastAsia="ru-RU"/>
-        </w:rPr>
-        <w:t xml:space="preserve"> 'self'; </w:t>
+        <w:t xml:space="preserve">    connect-src 'self'; </w:t>
       </w:r>
     </w:p>
     <w:p>
@@ -1834,29 +1639,7 @@
           <w:szCs w:val="20"/>
           <w:lang w:val="en-US" w:eastAsia="ru-RU"/>
         </w:rPr>
-        <w:t xml:space="preserve">    base-</w:t>
-      </w:r>
-      <w:proofErr w:type="spellStart"/>
-      <w:r>
-        <w:rPr>
-          <w:rFonts w:ascii="Consolas" w:eastAsia="Times New Roman" w:hAnsi="Consolas" w:cs="Courier New"/>
-          <w:color w:val="0F1115"/>
-          <w:sz w:val="20"/>
-          <w:szCs w:val="20"/>
-          <w:lang w:val="en-US" w:eastAsia="ru-RU"/>
-        </w:rPr>
-        <w:t>uri</w:t>
-      </w:r>
-      <w:proofErr w:type="spellEnd"/>
-      <w:r>
-        <w:rPr>
-          <w:rFonts w:ascii="Consolas" w:eastAsia="Times New Roman" w:hAnsi="Consolas" w:cs="Courier New"/>
-          <w:color w:val="0F1115"/>
-          <w:sz w:val="20"/>
-          <w:szCs w:val="20"/>
-          <w:lang w:val="en-US" w:eastAsia="ru-RU"/>
-        </w:rPr>
-        <w:t xml:space="preserve"> 'self'; </w:t>
+        <w:t xml:space="preserve">    base-uri 'self'; </w:t>
       </w:r>
     </w:p>
     <w:p>
@@ -1932,7 +1715,6 @@
         </w:rPr>
         <w:t>Разберём ключевые директивы. Правило </w:t>
       </w:r>
-      <w:proofErr w:type="spellStart"/>
       <w:r>
         <w:rPr>
           <w:rFonts w:ascii="Consolas" w:eastAsia="Times New Roman" w:hAnsi="Consolas" w:cs="Courier New"/>
@@ -1942,43 +1724,7 @@
           <w:shd w:val="clear" w:color="auto" w:fill="EBEEF2"/>
           <w:lang w:eastAsia="ru-RU"/>
         </w:rPr>
-        <w:t>default-src</w:t>
-      </w:r>
-      <w:proofErr w:type="spellEnd"/>
-      <w:r>
-        <w:rPr>
-          <w:rFonts w:ascii="Consolas" w:eastAsia="Times New Roman" w:hAnsi="Consolas" w:cs="Courier New"/>
-          <w:color w:val="0F1115"/>
-          <w:sz w:val="20"/>
-          <w:szCs w:val="20"/>
-          <w:shd w:val="clear" w:color="auto" w:fill="EBEEF2"/>
-          <w:lang w:eastAsia="ru-RU"/>
-        </w:rPr>
-        <w:t xml:space="preserve"> '</w:t>
-      </w:r>
-      <w:proofErr w:type="spellStart"/>
-      <w:r>
-        <w:rPr>
-          <w:rFonts w:ascii="Consolas" w:eastAsia="Times New Roman" w:hAnsi="Consolas" w:cs="Courier New"/>
-          <w:color w:val="0F1115"/>
-          <w:sz w:val="20"/>
-          <w:szCs w:val="20"/>
-          <w:shd w:val="clear" w:color="auto" w:fill="EBEEF2"/>
-          <w:lang w:eastAsia="ru-RU"/>
-        </w:rPr>
-        <w:t>self</w:t>
-      </w:r>
-      <w:proofErr w:type="spellEnd"/>
-      <w:r>
-        <w:rPr>
-          <w:rFonts w:ascii="Consolas" w:eastAsia="Times New Roman" w:hAnsi="Consolas" w:cs="Courier New"/>
-          <w:color w:val="0F1115"/>
-          <w:sz w:val="20"/>
-          <w:szCs w:val="20"/>
-          <w:shd w:val="clear" w:color="auto" w:fill="EBEEF2"/>
-          <w:lang w:eastAsia="ru-RU"/>
-        </w:rPr>
-        <w:t>'</w:t>
+        <w:t>default-src 'self'</w:t>
       </w:r>
       <w:r>
         <w:rPr>
@@ -1990,7 +1736,6 @@
         </w:rPr>
         <w:t> означает, что все ресурсы по умолчанию могут загружаться только с того же источника, что и само приложение. Директива </w:t>
       </w:r>
-      <w:proofErr w:type="spellStart"/>
       <w:r>
         <w:rPr>
           <w:rFonts w:ascii="Consolas" w:eastAsia="Times New Roman" w:hAnsi="Consolas" w:cs="Courier New"/>
@@ -2000,43 +1745,7 @@
           <w:shd w:val="clear" w:color="auto" w:fill="EBEEF2"/>
           <w:lang w:eastAsia="ru-RU"/>
         </w:rPr>
-        <w:t>script-src</w:t>
-      </w:r>
-      <w:proofErr w:type="spellEnd"/>
-      <w:r>
-        <w:rPr>
-          <w:rFonts w:ascii="Consolas" w:eastAsia="Times New Roman" w:hAnsi="Consolas" w:cs="Courier New"/>
-          <w:color w:val="0F1115"/>
-          <w:sz w:val="20"/>
-          <w:szCs w:val="20"/>
-          <w:shd w:val="clear" w:color="auto" w:fill="EBEEF2"/>
-          <w:lang w:eastAsia="ru-RU"/>
-        </w:rPr>
-        <w:t xml:space="preserve"> '</w:t>
-      </w:r>
-      <w:proofErr w:type="spellStart"/>
-      <w:r>
-        <w:rPr>
-          <w:rFonts w:ascii="Consolas" w:eastAsia="Times New Roman" w:hAnsi="Consolas" w:cs="Courier New"/>
-          <w:color w:val="0F1115"/>
-          <w:sz w:val="20"/>
-          <w:szCs w:val="20"/>
-          <w:shd w:val="clear" w:color="auto" w:fill="EBEEF2"/>
-          <w:lang w:eastAsia="ru-RU"/>
-        </w:rPr>
-        <w:t>self</w:t>
-      </w:r>
-      <w:proofErr w:type="spellEnd"/>
-      <w:r>
-        <w:rPr>
-          <w:rFonts w:ascii="Consolas" w:eastAsia="Times New Roman" w:hAnsi="Consolas" w:cs="Courier New"/>
-          <w:color w:val="0F1115"/>
-          <w:sz w:val="20"/>
-          <w:szCs w:val="20"/>
-          <w:shd w:val="clear" w:color="auto" w:fill="EBEEF2"/>
-          <w:lang w:eastAsia="ru-RU"/>
-        </w:rPr>
-        <w:t>'</w:t>
+        <w:t>script-src 'self'</w:t>
       </w:r>
       <w:r>
         <w:rPr>
@@ -2048,7 +1757,6 @@
         </w:rPr>
         <w:t> запрещает выполнение встроенных скриптов и скриптов с внешних доменов — это наиболее важная часть защиты от XSS. Небольшое исключение сделано для </w:t>
       </w:r>
-      <w:proofErr w:type="spellStart"/>
       <w:r>
         <w:rPr>
           <w:rFonts w:ascii="Consolas" w:eastAsia="Times New Roman" w:hAnsi="Consolas" w:cs="Courier New"/>
@@ -2060,7 +1768,6 @@
         </w:rPr>
         <w:t>style-src</w:t>
       </w:r>
-      <w:proofErr w:type="spellEnd"/>
       <w:r>
         <w:rPr>
           <w:rFonts w:ascii="Segoe UI" w:eastAsia="Times New Roman" w:hAnsi="Segoe UI" w:cs="Segoe UI"/>
@@ -2080,31 +1787,7 @@
           <w:shd w:val="clear" w:color="auto" w:fill="EBEEF2"/>
           <w:lang w:eastAsia="ru-RU"/>
         </w:rPr>
-        <w:t>'</w:t>
-      </w:r>
-      <w:proofErr w:type="spellStart"/>
-      <w:r>
-        <w:rPr>
-          <w:rFonts w:ascii="Consolas" w:eastAsia="Times New Roman" w:hAnsi="Consolas" w:cs="Courier New"/>
-          <w:color w:val="0F1115"/>
-          <w:sz w:val="20"/>
-          <w:szCs w:val="20"/>
-          <w:shd w:val="clear" w:color="auto" w:fill="EBEEF2"/>
-          <w:lang w:eastAsia="ru-RU"/>
-        </w:rPr>
-        <w:t>unsafe-inline</w:t>
-      </w:r>
-      <w:proofErr w:type="spellEnd"/>
-      <w:r>
-        <w:rPr>
-          <w:rFonts w:ascii="Consolas" w:eastAsia="Times New Roman" w:hAnsi="Consolas" w:cs="Courier New"/>
-          <w:color w:val="0F1115"/>
-          <w:sz w:val="20"/>
-          <w:szCs w:val="20"/>
-          <w:shd w:val="clear" w:color="auto" w:fill="EBEEF2"/>
-          <w:lang w:eastAsia="ru-RU"/>
-        </w:rPr>
-        <w:t>'</w:t>
+        <w:t>'unsafe-inline'</w:t>
       </w:r>
       <w:r>
         <w:rPr>
@@ -2116,7 +1799,6 @@
         </w:rPr>
         <w:t>, так как в проекте используются встроенные стили непосредственно в HTML (впрочем, это решение было принято для упрощения, и в производственной версии следовало бы вынести все стили во внешний файл). Директива </w:t>
       </w:r>
-      <w:proofErr w:type="spellStart"/>
       <w:r>
         <w:rPr>
           <w:rFonts w:ascii="Consolas" w:eastAsia="Times New Roman" w:hAnsi="Consolas" w:cs="Courier New"/>
@@ -2126,43 +1808,7 @@
           <w:shd w:val="clear" w:color="auto" w:fill="EBEEF2"/>
           <w:lang w:eastAsia="ru-RU"/>
         </w:rPr>
-        <w:t>frame-ancestors</w:t>
-      </w:r>
-      <w:proofErr w:type="spellEnd"/>
-      <w:r>
-        <w:rPr>
-          <w:rFonts w:ascii="Consolas" w:eastAsia="Times New Roman" w:hAnsi="Consolas" w:cs="Courier New"/>
-          <w:color w:val="0F1115"/>
-          <w:sz w:val="20"/>
-          <w:szCs w:val="20"/>
-          <w:shd w:val="clear" w:color="auto" w:fill="EBEEF2"/>
-          <w:lang w:eastAsia="ru-RU"/>
-        </w:rPr>
-        <w:t xml:space="preserve"> '</w:t>
-      </w:r>
-      <w:proofErr w:type="spellStart"/>
-      <w:r>
-        <w:rPr>
-          <w:rFonts w:ascii="Consolas" w:eastAsia="Times New Roman" w:hAnsi="Consolas" w:cs="Courier New"/>
-          <w:color w:val="0F1115"/>
-          <w:sz w:val="20"/>
-          <w:szCs w:val="20"/>
-          <w:shd w:val="clear" w:color="auto" w:fill="EBEEF2"/>
-          <w:lang w:eastAsia="ru-RU"/>
-        </w:rPr>
-        <w:t>none</w:t>
-      </w:r>
-      <w:proofErr w:type="spellEnd"/>
-      <w:r>
-        <w:rPr>
-          <w:rFonts w:ascii="Consolas" w:eastAsia="Times New Roman" w:hAnsi="Consolas" w:cs="Courier New"/>
-          <w:color w:val="0F1115"/>
-          <w:sz w:val="20"/>
-          <w:szCs w:val="20"/>
-          <w:shd w:val="clear" w:color="auto" w:fill="EBEEF2"/>
-          <w:lang w:eastAsia="ru-RU"/>
-        </w:rPr>
-        <w:t>'</w:t>
+        <w:t>frame-ancestors 'none'</w:t>
       </w:r>
       <w:r>
         <w:rPr>
@@ -2172,10 +1818,13 @@
           <w:szCs w:val="24"/>
           <w:lang w:eastAsia="ru-RU"/>
         </w:rPr>
-        <w:t xml:space="preserve"> запрещает встраивать страницы приложения в </w:t>
-      </w:r>
-      <w:proofErr w:type="spellStart"/>
-      <w:r>
+        <w:t> запрещает встраивать страницы приложения в iframe на других сайтах, что предотвращает атаки clickjacking.</w:t>
+      </w:r>
+    </w:p>
+    <w:p>
+      <w:pPr>
+        <w:shd w:val="clear" w:color="auto" w:fill="FFFFFF"/>
+        <w:spacing w:before="240" w:after="240" w:line="240" w:lineRule="auto"/>
         <w:rPr>
           <w:rFonts w:ascii="Segoe UI" w:eastAsia="Times New Roman" w:hAnsi="Segoe UI" w:cs="Segoe UI"/>
           <w:color w:val="0F1115"/>
@@ -2183,9 +1832,7 @@
           <w:szCs w:val="24"/>
           <w:lang w:eastAsia="ru-RU"/>
         </w:rPr>
-        <w:t>iframe</w:t>
-      </w:r>
-      <w:proofErr w:type="spellEnd"/>
+      </w:pPr>
       <w:r>
         <w:rPr>
           <w:rFonts w:ascii="Segoe UI" w:eastAsia="Times New Roman" w:hAnsi="Segoe UI" w:cs="Segoe UI"/>
@@ -2194,9 +1841,19 @@
           <w:szCs w:val="24"/>
           <w:lang w:eastAsia="ru-RU"/>
         </w:rPr>
-        <w:t xml:space="preserve"> на других сайтах, что предотвращает атаки </w:t>
-      </w:r>
-      <w:proofErr w:type="spellStart"/>
+        <w:t>Кроме CSP, в приложении также устанавливается заголовок </w:t>
+      </w:r>
+      <w:r>
+        <w:rPr>
+          <w:rFonts w:ascii="Consolas" w:eastAsia="Times New Roman" w:hAnsi="Consolas" w:cs="Courier New"/>
+          <w:color w:val="0F1115"/>
+          <w:sz w:val="20"/>
+          <w:szCs w:val="20"/>
+          <w:shd w:val="clear" w:color="auto" w:fill="EBEEF2"/>
+          <w:lang w:eastAsia="ru-RU"/>
+        </w:rPr>
+        <w:t>X-Frame-Options: DENY</w:t>
+      </w:r>
       <w:r>
         <w:rPr>
           <w:rFonts w:ascii="Segoe UI" w:eastAsia="Times New Roman" w:hAnsi="Segoe UI" w:cs="Segoe UI"/>
@@ -2205,9 +1862,19 @@
           <w:szCs w:val="24"/>
           <w:lang w:eastAsia="ru-RU"/>
         </w:rPr>
-        <w:t>clickjacking</w:t>
-      </w:r>
-      <w:proofErr w:type="spellEnd"/>
+        <w:t>, который дублирует защиту от clickjacking для старых браузеров, не поддерживающих CSP. Заголовок </w:t>
+      </w:r>
+      <w:r>
+        <w:rPr>
+          <w:rFonts w:ascii="Consolas" w:eastAsia="Times New Roman" w:hAnsi="Consolas" w:cs="Courier New"/>
+          <w:color w:val="0F1115"/>
+          <w:sz w:val="20"/>
+          <w:szCs w:val="20"/>
+          <w:shd w:val="clear" w:color="auto" w:fill="EBEEF2"/>
+          <w:lang w:eastAsia="ru-RU"/>
+        </w:rPr>
+        <w:t>X-Content-Type-Options: nosniff</w:t>
+      </w:r>
       <w:r>
         <w:rPr>
           <w:rFonts w:ascii="Segoe UI" w:eastAsia="Times New Roman" w:hAnsi="Segoe UI" w:cs="Segoe UI"/>
@@ -2216,7 +1883,7 @@
           <w:szCs w:val="24"/>
           <w:lang w:eastAsia="ru-RU"/>
         </w:rPr>
-        <w:t>.</w:t>
+        <w:t> запрещает браузеру самостоятельно определять MIME-тип содержимого, что предотвращает атаки, основанные на подмене типа файла.</w:t>
       </w:r>
     </w:p>
     <w:p>
@@ -2239,7 +1906,7 @@
           <w:szCs w:val="24"/>
           <w:lang w:eastAsia="ru-RU"/>
         </w:rPr>
-        <w:t>Кроме CSP, в приложении также устанавливается заголовок </w:t>
+        <w:t>Следует отметить, что перечисленные заголовки — это серверные механизмы, которые влияют на поведение клиента. Однако они настраиваются именно на сервере и отправляются вместе с каждым HTTP-ответом. Единая точка их формирования (функция </w:t>
       </w:r>
       <w:r>
         <w:rPr>
@@ -2250,55 +1917,7 @@
           <w:shd w:val="clear" w:color="auto" w:fill="EBEEF2"/>
           <w:lang w:eastAsia="ru-RU"/>
         </w:rPr>
-        <w:t>X-</w:t>
-      </w:r>
-      <w:proofErr w:type="spellStart"/>
-      <w:r>
-        <w:rPr>
-          <w:rFonts w:ascii="Consolas" w:eastAsia="Times New Roman" w:hAnsi="Consolas" w:cs="Courier New"/>
-          <w:color w:val="0F1115"/>
-          <w:sz w:val="20"/>
-          <w:szCs w:val="20"/>
-          <w:shd w:val="clear" w:color="auto" w:fill="EBEEF2"/>
-          <w:lang w:eastAsia="ru-RU"/>
-        </w:rPr>
-        <w:t>Frame</w:t>
-      </w:r>
-      <w:proofErr w:type="spellEnd"/>
-      <w:r>
-        <w:rPr>
-          <w:rFonts w:ascii="Consolas" w:eastAsia="Times New Roman" w:hAnsi="Consolas" w:cs="Courier New"/>
-          <w:color w:val="0F1115"/>
-          <w:sz w:val="20"/>
-          <w:szCs w:val="20"/>
-          <w:shd w:val="clear" w:color="auto" w:fill="EBEEF2"/>
-          <w:lang w:eastAsia="ru-RU"/>
-        </w:rPr>
-        <w:t>-</w:t>
-      </w:r>
-      <w:proofErr w:type="spellStart"/>
-      <w:r>
-        <w:rPr>
-          <w:rFonts w:ascii="Consolas" w:eastAsia="Times New Roman" w:hAnsi="Consolas" w:cs="Courier New"/>
-          <w:color w:val="0F1115"/>
-          <w:sz w:val="20"/>
-          <w:szCs w:val="20"/>
-          <w:shd w:val="clear" w:color="auto" w:fill="EBEEF2"/>
-          <w:lang w:eastAsia="ru-RU"/>
-        </w:rPr>
-        <w:t>Options</w:t>
-      </w:r>
-      <w:proofErr w:type="spellEnd"/>
-      <w:r>
-        <w:rPr>
-          <w:rFonts w:ascii="Consolas" w:eastAsia="Times New Roman" w:hAnsi="Consolas" w:cs="Courier New"/>
-          <w:color w:val="0F1115"/>
-          <w:sz w:val="20"/>
-          <w:szCs w:val="20"/>
-          <w:shd w:val="clear" w:color="auto" w:fill="EBEEF2"/>
-          <w:lang w:eastAsia="ru-RU"/>
-        </w:rPr>
-        <w:t>: DENY</w:t>
+        <w:t>setSecurityHeaders()</w:t>
       </w:r>
       <w:r>
         <w:rPr>
@@ -2308,10 +1927,13 @@
           <w:szCs w:val="24"/>
           <w:lang w:eastAsia="ru-RU"/>
         </w:rPr>
-        <w:t xml:space="preserve">, который дублирует защиту от </w:t>
-      </w:r>
-      <w:proofErr w:type="spellStart"/>
-      <w:r>
+        <w:t>) была выбрана сознательно — это гарантирует, что ни одна страница не останется без защиты, и упрощает модификацию политики безопасности в дальнейшем.</w:t>
+      </w:r>
+    </w:p>
+    <w:p>
+      <w:pPr>
+        <w:shd w:val="clear" w:color="auto" w:fill="FFFFFF"/>
+        <w:spacing w:before="240" w:after="240" w:line="240" w:lineRule="auto"/>
         <w:rPr>
           <w:rFonts w:ascii="Segoe UI" w:eastAsia="Times New Roman" w:hAnsi="Segoe UI" w:cs="Segoe UI"/>
           <w:color w:val="0F1115"/>
@@ -2319,9 +1941,7 @@
           <w:szCs w:val="24"/>
           <w:lang w:eastAsia="ru-RU"/>
         </w:rPr>
-        <w:t>clickjacking</w:t>
-      </w:r>
-      <w:proofErr w:type="spellEnd"/>
+      </w:pPr>
       <w:r>
         <w:rPr>
           <w:rFonts w:ascii="Segoe UI" w:eastAsia="Times New Roman" w:hAnsi="Segoe UI" w:cs="Segoe UI"/>
@@ -2330,80 +1950,8 @@
           <w:szCs w:val="24"/>
           <w:lang w:eastAsia="ru-RU"/>
         </w:rPr>
-        <w:t xml:space="preserve"> для старых браузеров, не поддерживающих CSP. Заголовок </w:t>
-      </w:r>
-      <w:r>
-        <w:rPr>
-          <w:rFonts w:ascii="Consolas" w:eastAsia="Times New Roman" w:hAnsi="Consolas" w:cs="Courier New"/>
-          <w:color w:val="0F1115"/>
-          <w:sz w:val="20"/>
-          <w:szCs w:val="20"/>
-          <w:shd w:val="clear" w:color="auto" w:fill="EBEEF2"/>
-          <w:lang w:eastAsia="ru-RU"/>
-        </w:rPr>
-        <w:t>X-</w:t>
-      </w:r>
-      <w:proofErr w:type="spellStart"/>
-      <w:r>
-        <w:rPr>
-          <w:rFonts w:ascii="Consolas" w:eastAsia="Times New Roman" w:hAnsi="Consolas" w:cs="Courier New"/>
-          <w:color w:val="0F1115"/>
-          <w:sz w:val="20"/>
-          <w:szCs w:val="20"/>
-          <w:shd w:val="clear" w:color="auto" w:fill="EBEEF2"/>
-          <w:lang w:eastAsia="ru-RU"/>
-        </w:rPr>
-        <w:t>Content</w:t>
-      </w:r>
-      <w:proofErr w:type="spellEnd"/>
-      <w:r>
-        <w:rPr>
-          <w:rFonts w:ascii="Consolas" w:eastAsia="Times New Roman" w:hAnsi="Consolas" w:cs="Courier New"/>
-          <w:color w:val="0F1115"/>
-          <w:sz w:val="20"/>
-          <w:szCs w:val="20"/>
-          <w:shd w:val="clear" w:color="auto" w:fill="EBEEF2"/>
-          <w:lang w:eastAsia="ru-RU"/>
-        </w:rPr>
-        <w:t>-</w:t>
-      </w:r>
-      <w:proofErr w:type="spellStart"/>
-      <w:r>
-        <w:rPr>
-          <w:rFonts w:ascii="Consolas" w:eastAsia="Times New Roman" w:hAnsi="Consolas" w:cs="Courier New"/>
-          <w:color w:val="0F1115"/>
-          <w:sz w:val="20"/>
-          <w:szCs w:val="20"/>
-          <w:shd w:val="clear" w:color="auto" w:fill="EBEEF2"/>
-          <w:lang w:eastAsia="ru-RU"/>
-        </w:rPr>
-        <w:t>Type-Options</w:t>
-      </w:r>
-      <w:proofErr w:type="spellEnd"/>
-      <w:r>
-        <w:rPr>
-          <w:rFonts w:ascii="Consolas" w:eastAsia="Times New Roman" w:hAnsi="Consolas" w:cs="Courier New"/>
-          <w:color w:val="0F1115"/>
-          <w:sz w:val="20"/>
-          <w:szCs w:val="20"/>
-          <w:shd w:val="clear" w:color="auto" w:fill="EBEEF2"/>
-          <w:lang w:eastAsia="ru-RU"/>
-        </w:rPr>
-        <w:t xml:space="preserve">: </w:t>
-      </w:r>
-      <w:proofErr w:type="spellStart"/>
-      <w:r>
-        <w:rPr>
-          <w:rFonts w:ascii="Consolas" w:eastAsia="Times New Roman" w:hAnsi="Consolas" w:cs="Courier New"/>
-          <w:color w:val="0F1115"/>
-          <w:sz w:val="20"/>
-          <w:szCs w:val="20"/>
-          <w:shd w:val="clear" w:color="auto" w:fill="EBEEF2"/>
-          <w:lang w:eastAsia="ru-RU"/>
-        </w:rPr>
-        <w:t>nosniff</w:t>
-      </w:r>
-      <w:proofErr w:type="spellEnd"/>
+        <w:t xml:space="preserve">Отдельного внимания заслуживает вопрос хранения сессионных данных на стороне клиента. Как было отмечено в теоретической части, сессионные идентификаторы, сохранённые в cookies, должны быть защищены от доступа из </w:t>
+      </w:r>
       <w:r>
         <w:rPr>
           <w:rFonts w:ascii="Segoe UI" w:eastAsia="Times New Roman" w:hAnsi="Segoe UI" w:cs="Segoe UI"/>
@@ -2412,13 +1960,21 @@
           <w:szCs w:val="24"/>
           <w:lang w:eastAsia="ru-RU"/>
         </w:rPr>
-        <w:t> запрещает браузеру самостоятельно определять MIME-тип содержимого, что предотвращает атаки, основанные на подмене типа файла.</w:t>
-      </w:r>
-    </w:p>
-    <w:p>
-      <w:pPr>
-        <w:shd w:val="clear" w:color="auto" w:fill="FFFFFF"/>
-        <w:spacing w:before="240" w:after="240" w:line="240" w:lineRule="auto"/>
+        <w:lastRenderedPageBreak/>
+        <w:t>JavaScript и от передачи по незащищённым каналам. В приложении это достигается настройкой параметров сессионной cookie перед вызовом </w:t>
+      </w:r>
+      <w:r>
+        <w:rPr>
+          <w:rFonts w:ascii="Consolas" w:eastAsia="Times New Roman" w:hAnsi="Consolas" w:cs="Courier New"/>
+          <w:color w:val="0F1115"/>
+          <w:sz w:val="20"/>
+          <w:szCs w:val="20"/>
+          <w:shd w:val="clear" w:color="auto" w:fill="EBEEF2"/>
+          <w:lang w:eastAsia="ru-RU"/>
+        </w:rPr>
+        <w:t>session_start()</w:t>
+      </w:r>
+      <w:r>
         <w:rPr>
           <w:rFonts w:ascii="Segoe UI" w:eastAsia="Times New Roman" w:hAnsi="Segoe UI" w:cs="Segoe UI"/>
           <w:color w:val="0F1115"/>
@@ -2426,209 +1982,6 @@
           <w:szCs w:val="24"/>
           <w:lang w:eastAsia="ru-RU"/>
         </w:rPr>
-      </w:pPr>
-      <w:r>
-        <w:rPr>
-          <w:rFonts w:ascii="Segoe UI" w:eastAsia="Times New Roman" w:hAnsi="Segoe UI" w:cs="Segoe UI"/>
-          <w:color w:val="0F1115"/>
-          <w:sz w:val="24"/>
-          <w:szCs w:val="24"/>
-          <w:lang w:eastAsia="ru-RU"/>
-        </w:rPr>
-        <w:t>Следует отметить, что перечисленные заголовки — это серверные механизмы, которые влияют на поведение клиента. Однако они настраиваются именно на сервере и отправляются вместе с каждым HTTP-ответом. Единая точка их формирования (функция </w:t>
-      </w:r>
-      <w:proofErr w:type="spellStart"/>
-      <w:proofErr w:type="gramStart"/>
-      <w:r>
-        <w:rPr>
-          <w:rFonts w:ascii="Consolas" w:eastAsia="Times New Roman" w:hAnsi="Consolas" w:cs="Courier New"/>
-          <w:color w:val="0F1115"/>
-          <w:sz w:val="20"/>
-          <w:szCs w:val="20"/>
-          <w:shd w:val="clear" w:color="auto" w:fill="EBEEF2"/>
-          <w:lang w:eastAsia="ru-RU"/>
-        </w:rPr>
-        <w:t>setSecurityHeaders</w:t>
-      </w:r>
-      <w:proofErr w:type="spellEnd"/>
-      <w:r>
-        <w:rPr>
-          <w:rFonts w:ascii="Consolas" w:eastAsia="Times New Roman" w:hAnsi="Consolas" w:cs="Courier New"/>
-          <w:color w:val="0F1115"/>
-          <w:sz w:val="20"/>
-          <w:szCs w:val="20"/>
-          <w:shd w:val="clear" w:color="auto" w:fill="EBEEF2"/>
-          <w:lang w:eastAsia="ru-RU"/>
-        </w:rPr>
-        <w:t>(</w:t>
-      </w:r>
-      <w:proofErr w:type="gramEnd"/>
-      <w:r>
-        <w:rPr>
-          <w:rFonts w:ascii="Consolas" w:eastAsia="Times New Roman" w:hAnsi="Consolas" w:cs="Courier New"/>
-          <w:color w:val="0F1115"/>
-          <w:sz w:val="20"/>
-          <w:szCs w:val="20"/>
-          <w:shd w:val="clear" w:color="auto" w:fill="EBEEF2"/>
-          <w:lang w:eastAsia="ru-RU"/>
-        </w:rPr>
-        <w:t>)</w:t>
-      </w:r>
-      <w:r>
-        <w:rPr>
-          <w:rFonts w:ascii="Segoe UI" w:eastAsia="Times New Roman" w:hAnsi="Segoe UI" w:cs="Segoe UI"/>
-          <w:color w:val="0F1115"/>
-          <w:sz w:val="24"/>
-          <w:szCs w:val="24"/>
-          <w:lang w:eastAsia="ru-RU"/>
-        </w:rPr>
-        <w:t>) была выбрана сознательно — это гарантирует, что ни одна страница не останется без защиты, и упрощает модификацию политики безопасности в дальнейшем.</w:t>
-      </w:r>
-    </w:p>
-    <w:p>
-      <w:pPr>
-        <w:shd w:val="clear" w:color="auto" w:fill="FFFFFF"/>
-        <w:spacing w:before="240" w:after="240" w:line="240" w:lineRule="auto"/>
-        <w:rPr>
-          <w:rFonts w:ascii="Segoe UI" w:eastAsia="Times New Roman" w:hAnsi="Segoe UI" w:cs="Segoe UI"/>
-          <w:color w:val="0F1115"/>
-          <w:sz w:val="24"/>
-          <w:szCs w:val="24"/>
-          <w:lang w:eastAsia="ru-RU"/>
-        </w:rPr>
-      </w:pPr>
-      <w:r>
-        <w:rPr>
-          <w:rFonts w:ascii="Segoe UI" w:eastAsia="Times New Roman" w:hAnsi="Segoe UI" w:cs="Segoe UI"/>
-          <w:color w:val="0F1115"/>
-          <w:sz w:val="24"/>
-          <w:szCs w:val="24"/>
-          <w:lang w:eastAsia="ru-RU"/>
-        </w:rPr>
-        <w:t xml:space="preserve">Отдельного внимания заслуживает вопрос хранения сессионных данных на стороне клиента. Как было отмечено в теоретической части, сессионные идентификаторы, сохранённые в </w:t>
-      </w:r>
-      <w:proofErr w:type="spellStart"/>
-      <w:r>
-        <w:rPr>
-          <w:rFonts w:ascii="Segoe UI" w:eastAsia="Times New Roman" w:hAnsi="Segoe UI" w:cs="Segoe UI"/>
-          <w:color w:val="0F1115"/>
-          <w:sz w:val="24"/>
-          <w:szCs w:val="24"/>
-          <w:lang w:eastAsia="ru-RU"/>
-        </w:rPr>
-        <w:t>cookies</w:t>
-      </w:r>
-      <w:proofErr w:type="spellEnd"/>
-      <w:r>
-        <w:rPr>
-          <w:rFonts w:ascii="Segoe UI" w:eastAsia="Times New Roman" w:hAnsi="Segoe UI" w:cs="Segoe UI"/>
-          <w:color w:val="0F1115"/>
-          <w:sz w:val="24"/>
-          <w:szCs w:val="24"/>
-          <w:lang w:eastAsia="ru-RU"/>
-        </w:rPr>
-        <w:t xml:space="preserve">, должны быть защищены от доступа из </w:t>
-      </w:r>
-      <w:proofErr w:type="spellStart"/>
-      <w:r>
-        <w:rPr>
-          <w:rFonts w:ascii="Segoe UI" w:eastAsia="Times New Roman" w:hAnsi="Segoe UI" w:cs="Segoe UI"/>
-          <w:color w:val="0F1115"/>
-          <w:sz w:val="24"/>
-          <w:szCs w:val="24"/>
-          <w:lang w:eastAsia="ru-RU"/>
-        </w:rPr>
-        <w:t>JavaScript</w:t>
-      </w:r>
-      <w:proofErr w:type="spellEnd"/>
-      <w:r>
-        <w:rPr>
-          <w:rFonts w:ascii="Segoe UI" w:eastAsia="Times New Roman" w:hAnsi="Segoe UI" w:cs="Segoe UI"/>
-          <w:color w:val="0F1115"/>
-          <w:sz w:val="24"/>
-          <w:szCs w:val="24"/>
-          <w:lang w:eastAsia="ru-RU"/>
-        </w:rPr>
-        <w:t xml:space="preserve"> и от передачи по незащищённым каналам. В приложении это достигается настройкой параметров сессионной </w:t>
-      </w:r>
-      <w:proofErr w:type="spellStart"/>
-      <w:r>
-        <w:rPr>
-          <w:rFonts w:ascii="Segoe UI" w:eastAsia="Times New Roman" w:hAnsi="Segoe UI" w:cs="Segoe UI"/>
-          <w:color w:val="0F1115"/>
-          <w:sz w:val="24"/>
-          <w:szCs w:val="24"/>
-          <w:lang w:eastAsia="ru-RU"/>
-        </w:rPr>
-        <w:t>cookie</w:t>
-      </w:r>
-      <w:proofErr w:type="spellEnd"/>
-      <w:r>
-        <w:rPr>
-          <w:rFonts w:ascii="Segoe UI" w:eastAsia="Times New Roman" w:hAnsi="Segoe UI" w:cs="Segoe UI"/>
-          <w:color w:val="0F1115"/>
-          <w:sz w:val="24"/>
-          <w:szCs w:val="24"/>
-          <w:lang w:eastAsia="ru-RU"/>
-        </w:rPr>
-        <w:t xml:space="preserve"> перед вызовом </w:t>
-      </w:r>
-      <w:proofErr w:type="spellStart"/>
-      <w:r>
-        <w:rPr>
-          <w:rFonts w:ascii="Consolas" w:eastAsia="Times New Roman" w:hAnsi="Consolas" w:cs="Courier New"/>
-          <w:color w:val="0F1115"/>
-          <w:sz w:val="20"/>
-          <w:szCs w:val="20"/>
-          <w:shd w:val="clear" w:color="auto" w:fill="EBEEF2"/>
-          <w:lang w:eastAsia="ru-RU"/>
-        </w:rPr>
-        <w:t>session_</w:t>
-      </w:r>
-      <w:proofErr w:type="gramStart"/>
-      <w:r>
-        <w:rPr>
-          <w:rFonts w:ascii="Consolas" w:eastAsia="Times New Roman" w:hAnsi="Consolas" w:cs="Courier New"/>
-          <w:color w:val="0F1115"/>
-          <w:sz w:val="20"/>
-          <w:szCs w:val="20"/>
-          <w:shd w:val="clear" w:color="auto" w:fill="EBEEF2"/>
-          <w:lang w:eastAsia="ru-RU"/>
-        </w:rPr>
-        <w:t>start</w:t>
-      </w:r>
-      <w:proofErr w:type="spellEnd"/>
-      <w:r>
-        <w:rPr>
-          <w:rFonts w:ascii="Consolas" w:eastAsia="Times New Roman" w:hAnsi="Consolas" w:cs="Courier New"/>
-          <w:color w:val="0F1115"/>
-          <w:sz w:val="20"/>
-          <w:szCs w:val="20"/>
-          <w:shd w:val="clear" w:color="auto" w:fill="EBEEF2"/>
-          <w:lang w:eastAsia="ru-RU"/>
-        </w:rPr>
-        <w:t>(</w:t>
-      </w:r>
-      <w:proofErr w:type="gramEnd"/>
-      <w:r>
-        <w:rPr>
-          <w:rFonts w:ascii="Consolas" w:eastAsia="Times New Roman" w:hAnsi="Consolas" w:cs="Courier New"/>
-          <w:color w:val="0F1115"/>
-          <w:sz w:val="20"/>
-          <w:szCs w:val="20"/>
-          <w:shd w:val="clear" w:color="auto" w:fill="EBEEF2"/>
-          <w:lang w:eastAsia="ru-RU"/>
-        </w:rPr>
-        <w:t>)</w:t>
-      </w:r>
-      <w:r>
-        <w:rPr>
-          <w:rFonts w:ascii="Segoe UI" w:eastAsia="Times New Roman" w:hAnsi="Segoe UI" w:cs="Segoe UI"/>
-          <w:color w:val="0F1115"/>
-          <w:sz w:val="24"/>
-          <w:szCs w:val="24"/>
-          <w:lang w:eastAsia="ru-RU"/>
-        </w:rPr>
         <w:t>:</w:t>
       </w:r>
     </w:p>
@@ -2644,7 +1997,6 @@
           <w:lang w:eastAsia="ru-RU"/>
         </w:rPr>
       </w:pPr>
-      <w:proofErr w:type="spellStart"/>
       <w:r>
         <w:rPr>
           <w:rFonts w:ascii="Consolas" w:eastAsia="Times New Roman" w:hAnsi="Consolas" w:cs="Segoe UI"/>
@@ -2653,10 +2005,8 @@
           <w:szCs w:val="18"/>
           <w:lang w:eastAsia="ru-RU"/>
         </w:rPr>
-        <w:lastRenderedPageBreak/>
         <w:t>php</w:t>
       </w:r>
-      <w:proofErr w:type="spellEnd"/>
     </w:p>
     <w:p>
       <w:pPr>
@@ -2688,29 +2038,16 @@
           <w:lang w:eastAsia="ru-RU"/>
         </w:rPr>
       </w:pPr>
-      <w:proofErr w:type="spellStart"/>
-      <w:r>
-        <w:rPr>
-          <w:rFonts w:ascii="Consolas" w:eastAsia="Times New Roman" w:hAnsi="Consolas" w:cs="Courier New"/>
-          <w:color w:val="4078F2"/>
-          <w:sz w:val="20"/>
-          <w:szCs w:val="20"/>
-          <w:lang w:eastAsia="ru-RU"/>
-        </w:rPr>
-        <w:t>ini_</w:t>
-      </w:r>
-      <w:proofErr w:type="gramStart"/>
-      <w:r>
-        <w:rPr>
-          <w:rFonts w:ascii="Consolas" w:eastAsia="Times New Roman" w:hAnsi="Consolas" w:cs="Courier New"/>
-          <w:color w:val="4078F2"/>
-          <w:sz w:val="20"/>
-          <w:szCs w:val="20"/>
-          <w:lang w:eastAsia="ru-RU"/>
-        </w:rPr>
-        <w:t>set</w:t>
-      </w:r>
-      <w:proofErr w:type="spellEnd"/>
+      <w:r>
+        <w:rPr>
+          <w:rFonts w:ascii="Consolas" w:eastAsia="Times New Roman" w:hAnsi="Consolas" w:cs="Courier New"/>
+          <w:color w:val="4078F2"/>
+          <w:sz w:val="20"/>
+          <w:szCs w:val="20"/>
+          <w:lang w:eastAsia="ru-RU"/>
+        </w:rPr>
+        <w:t>ini_set</w:t>
+      </w:r>
       <w:r>
         <w:rPr>
           <w:rFonts w:ascii="Consolas" w:eastAsia="Times New Roman" w:hAnsi="Consolas" w:cs="Courier New"/>
@@ -2721,7 +2058,6 @@
         </w:rPr>
         <w:t>(</w:t>
       </w:r>
-      <w:proofErr w:type="gramEnd"/>
       <w:r>
         <w:rPr>
           <w:rFonts w:ascii="Consolas" w:eastAsia="Times New Roman" w:hAnsi="Consolas" w:cs="Courier New"/>
@@ -2730,29 +2066,7 @@
           <w:szCs w:val="20"/>
           <w:lang w:eastAsia="ru-RU"/>
         </w:rPr>
-        <w:t>'</w:t>
-      </w:r>
-      <w:proofErr w:type="spellStart"/>
-      <w:r>
-        <w:rPr>
-          <w:rFonts w:ascii="Consolas" w:eastAsia="Times New Roman" w:hAnsi="Consolas" w:cs="Courier New"/>
-          <w:color w:val="50A14F"/>
-          <w:sz w:val="20"/>
-          <w:szCs w:val="20"/>
-          <w:lang w:eastAsia="ru-RU"/>
-        </w:rPr>
-        <w:t>session.cookie_httponly</w:t>
-      </w:r>
-      <w:proofErr w:type="spellEnd"/>
-      <w:r>
-        <w:rPr>
-          <w:rFonts w:ascii="Consolas" w:eastAsia="Times New Roman" w:hAnsi="Consolas" w:cs="Courier New"/>
-          <w:color w:val="50A14F"/>
-          <w:sz w:val="20"/>
-          <w:szCs w:val="20"/>
-          <w:lang w:eastAsia="ru-RU"/>
-        </w:rPr>
-        <w:t>'</w:t>
+        <w:t>'session.cookie_httponly'</w:t>
       </w:r>
       <w:r>
         <w:rPr>
@@ -2825,7 +2139,6 @@
           <w:lang w:val="en-US" w:eastAsia="ru-RU"/>
         </w:rPr>
       </w:pPr>
-      <w:proofErr w:type="spellStart"/>
       <w:r>
         <w:rPr>
           <w:rFonts w:ascii="Consolas" w:eastAsia="Times New Roman" w:hAnsi="Consolas" w:cs="Courier New"/>
@@ -2834,62 +2147,27 @@
           <w:szCs w:val="20"/>
           <w:lang w:val="en-US" w:eastAsia="ru-RU"/>
         </w:rPr>
-        <w:t>ini_</w:t>
-      </w:r>
-      <w:proofErr w:type="gramStart"/>
-      <w:r>
-        <w:rPr>
-          <w:rFonts w:ascii="Consolas" w:eastAsia="Times New Roman" w:hAnsi="Consolas" w:cs="Courier New"/>
-          <w:color w:val="4078F2"/>
+        <w:t>ini_set</w:t>
+      </w:r>
+      <w:r>
+        <w:rPr>
+          <w:rFonts w:ascii="Consolas" w:eastAsia="Times New Roman" w:hAnsi="Consolas" w:cs="Courier New"/>
+          <w:color w:val="383A42"/>
           <w:sz w:val="20"/>
           <w:szCs w:val="20"/>
           <w:lang w:val="en-US" w:eastAsia="ru-RU"/>
         </w:rPr>
-        <w:t>set</w:t>
-      </w:r>
-      <w:proofErr w:type="spellEnd"/>
-      <w:r>
-        <w:rPr>
-          <w:rFonts w:ascii="Consolas" w:eastAsia="Times New Roman" w:hAnsi="Consolas" w:cs="Courier New"/>
-          <w:color w:val="383A42"/>
+        <w:t>(</w:t>
+      </w:r>
+      <w:r>
+        <w:rPr>
+          <w:rFonts w:ascii="Consolas" w:eastAsia="Times New Roman" w:hAnsi="Consolas" w:cs="Courier New"/>
+          <w:color w:val="50A14F"/>
           <w:sz w:val="20"/>
           <w:szCs w:val="20"/>
           <w:lang w:val="en-US" w:eastAsia="ru-RU"/>
         </w:rPr>
-        <w:t>(</w:t>
-      </w:r>
-      <w:proofErr w:type="gramEnd"/>
-      <w:r>
-        <w:rPr>
-          <w:rFonts w:ascii="Consolas" w:eastAsia="Times New Roman" w:hAnsi="Consolas" w:cs="Courier New"/>
-          <w:color w:val="50A14F"/>
-          <w:sz w:val="20"/>
-          <w:szCs w:val="20"/>
-          <w:lang w:val="en-US" w:eastAsia="ru-RU"/>
-        </w:rPr>
-        <w:t>'</w:t>
-      </w:r>
-      <w:proofErr w:type="spellStart"/>
-      <w:r>
-        <w:rPr>
-          <w:rFonts w:ascii="Consolas" w:eastAsia="Times New Roman" w:hAnsi="Consolas" w:cs="Courier New"/>
-          <w:color w:val="50A14F"/>
-          <w:sz w:val="20"/>
-          <w:szCs w:val="20"/>
-          <w:lang w:val="en-US" w:eastAsia="ru-RU"/>
-        </w:rPr>
-        <w:t>session.cookie_samesite</w:t>
-      </w:r>
-      <w:proofErr w:type="spellEnd"/>
-      <w:r>
-        <w:rPr>
-          <w:rFonts w:ascii="Consolas" w:eastAsia="Times New Roman" w:hAnsi="Consolas" w:cs="Courier New"/>
-          <w:color w:val="50A14F"/>
-          <w:sz w:val="20"/>
-          <w:szCs w:val="20"/>
-          <w:lang w:val="en-US" w:eastAsia="ru-RU"/>
-        </w:rPr>
-        <w:t>'</w:t>
+        <w:t>'session.cookie_samesite'</w:t>
       </w:r>
       <w:r>
         <w:rPr>
@@ -2962,7 +2240,6 @@
           <w:lang w:val="en-US" w:eastAsia="ru-RU"/>
         </w:rPr>
       </w:pPr>
-      <w:proofErr w:type="spellStart"/>
       <w:r>
         <w:rPr>
           <w:rFonts w:ascii="Consolas" w:eastAsia="Times New Roman" w:hAnsi="Consolas" w:cs="Courier New"/>
@@ -2971,62 +2248,27 @@
           <w:szCs w:val="20"/>
           <w:lang w:val="en-US" w:eastAsia="ru-RU"/>
         </w:rPr>
-        <w:t>ini_</w:t>
-      </w:r>
-      <w:proofErr w:type="gramStart"/>
-      <w:r>
-        <w:rPr>
-          <w:rFonts w:ascii="Consolas" w:eastAsia="Times New Roman" w:hAnsi="Consolas" w:cs="Courier New"/>
-          <w:color w:val="4078F2"/>
+        <w:t>ini_set</w:t>
+      </w:r>
+      <w:r>
+        <w:rPr>
+          <w:rFonts w:ascii="Consolas" w:eastAsia="Times New Roman" w:hAnsi="Consolas" w:cs="Courier New"/>
+          <w:color w:val="383A42"/>
           <w:sz w:val="20"/>
           <w:szCs w:val="20"/>
           <w:lang w:val="en-US" w:eastAsia="ru-RU"/>
         </w:rPr>
-        <w:t>set</w:t>
-      </w:r>
-      <w:proofErr w:type="spellEnd"/>
-      <w:r>
-        <w:rPr>
-          <w:rFonts w:ascii="Consolas" w:eastAsia="Times New Roman" w:hAnsi="Consolas" w:cs="Courier New"/>
-          <w:color w:val="383A42"/>
+        <w:t>(</w:t>
+      </w:r>
+      <w:r>
+        <w:rPr>
+          <w:rFonts w:ascii="Consolas" w:eastAsia="Times New Roman" w:hAnsi="Consolas" w:cs="Courier New"/>
+          <w:color w:val="50A14F"/>
           <w:sz w:val="20"/>
           <w:szCs w:val="20"/>
           <w:lang w:val="en-US" w:eastAsia="ru-RU"/>
         </w:rPr>
-        <w:t>(</w:t>
-      </w:r>
-      <w:proofErr w:type="gramEnd"/>
-      <w:r>
-        <w:rPr>
-          <w:rFonts w:ascii="Consolas" w:eastAsia="Times New Roman" w:hAnsi="Consolas" w:cs="Courier New"/>
-          <w:color w:val="50A14F"/>
-          <w:sz w:val="20"/>
-          <w:szCs w:val="20"/>
-          <w:lang w:val="en-US" w:eastAsia="ru-RU"/>
-        </w:rPr>
-        <w:t>'</w:t>
-      </w:r>
-      <w:proofErr w:type="spellStart"/>
-      <w:r>
-        <w:rPr>
-          <w:rFonts w:ascii="Consolas" w:eastAsia="Times New Roman" w:hAnsi="Consolas" w:cs="Courier New"/>
-          <w:color w:val="50A14F"/>
-          <w:sz w:val="20"/>
-          <w:szCs w:val="20"/>
-          <w:lang w:val="en-US" w:eastAsia="ru-RU"/>
-        </w:rPr>
-        <w:t>session.use_strict_mode</w:t>
-      </w:r>
-      <w:proofErr w:type="spellEnd"/>
-      <w:r>
-        <w:rPr>
-          <w:rFonts w:ascii="Consolas" w:eastAsia="Times New Roman" w:hAnsi="Consolas" w:cs="Courier New"/>
-          <w:color w:val="50A14F"/>
-          <w:sz w:val="20"/>
-          <w:szCs w:val="20"/>
-          <w:lang w:val="en-US" w:eastAsia="ru-RU"/>
-        </w:rPr>
-        <w:t>'</w:t>
+        <w:t>'session.use_strict_mode'</w:t>
       </w:r>
       <w:r>
         <w:rPr>
@@ -3091,7 +2333,6 @@
         </w:rPr>
         <w:t>Флаг </w:t>
       </w:r>
-      <w:proofErr w:type="spellStart"/>
       <w:r>
         <w:rPr>
           <w:rFonts w:ascii="Consolas" w:eastAsia="Times New Roman" w:hAnsi="Consolas" w:cs="Courier New"/>
@@ -3103,7 +2344,6 @@
         </w:rPr>
         <w:t>httponly</w:t>
       </w:r>
-      <w:proofErr w:type="spellEnd"/>
       <w:r>
         <w:rPr>
           <w:rFonts w:ascii="Segoe UI" w:eastAsia="Times New Roman" w:hAnsi="Segoe UI" w:cs="Segoe UI"/>
@@ -3112,9 +2352,19 @@
           <w:szCs w:val="24"/>
           <w:lang w:eastAsia="ru-RU"/>
         </w:rPr>
-        <w:t xml:space="preserve"> запрещает доступ к </w:t>
-      </w:r>
-      <w:proofErr w:type="spellStart"/>
+        <w:t> запрещает доступ к cookie через JavaScript, что предотвращает кражу сессионного идентификатора в случае успешной XSS-атаки. Атрибут </w:t>
+      </w:r>
+      <w:r>
+        <w:rPr>
+          <w:rFonts w:ascii="Consolas" w:eastAsia="Times New Roman" w:hAnsi="Consolas" w:cs="Courier New"/>
+          <w:color w:val="0F1115"/>
+          <w:sz w:val="20"/>
+          <w:szCs w:val="20"/>
+          <w:shd w:val="clear" w:color="auto" w:fill="EBEEF2"/>
+          <w:lang w:eastAsia="ru-RU"/>
+        </w:rPr>
+        <w:t>SameSite=Lax</w:t>
+      </w:r>
       <w:r>
         <w:rPr>
           <w:rFonts w:ascii="Segoe UI" w:eastAsia="Times New Roman" w:hAnsi="Segoe UI" w:cs="Segoe UI"/>
@@ -3123,9 +2373,19 @@
           <w:szCs w:val="24"/>
           <w:lang w:eastAsia="ru-RU"/>
         </w:rPr>
-        <w:t>cookie</w:t>
-      </w:r>
-      <w:proofErr w:type="spellEnd"/>
+        <w:t> ограничивает отправку cookies при межсайтовых запросах, снижая риск CSRF-атак (хотя основная защита от CSRF реализована на серверном уровне и будет рассмотрена в следующем параграфе). Настройка </w:t>
+      </w:r>
+      <w:r>
+        <w:rPr>
+          <w:rFonts w:ascii="Consolas" w:eastAsia="Times New Roman" w:hAnsi="Consolas" w:cs="Courier New"/>
+          <w:color w:val="0F1115"/>
+          <w:sz w:val="20"/>
+          <w:szCs w:val="20"/>
+          <w:shd w:val="clear" w:color="auto" w:fill="EBEEF2"/>
+          <w:lang w:eastAsia="ru-RU"/>
+        </w:rPr>
+        <w:t>use_strict_mode</w:t>
+      </w:r>
       <w:r>
         <w:rPr>
           <w:rFonts w:ascii="Segoe UI" w:eastAsia="Times New Roman" w:hAnsi="Segoe UI" w:cs="Segoe UI"/>
@@ -3134,10 +2394,13 @@
           <w:szCs w:val="24"/>
           <w:lang w:eastAsia="ru-RU"/>
         </w:rPr>
-        <w:t xml:space="preserve"> через </w:t>
-      </w:r>
-      <w:proofErr w:type="spellStart"/>
-      <w:r>
+        <w:t> предотвращает использование непроинициализированных сессионных идентификаторов.</w:t>
+      </w:r>
+    </w:p>
+    <w:p>
+      <w:pPr>
+        <w:shd w:val="clear" w:color="auto" w:fill="FFFFFF"/>
+        <w:spacing w:before="240" w:after="240" w:line="240" w:lineRule="auto"/>
         <w:rPr>
           <w:rFonts w:ascii="Segoe UI" w:eastAsia="Times New Roman" w:hAnsi="Segoe UI" w:cs="Segoe UI"/>
           <w:color w:val="0F1115"/>
@@ -3145,9 +2408,7 @@
           <w:szCs w:val="24"/>
           <w:lang w:eastAsia="ru-RU"/>
         </w:rPr>
-        <w:t>JavaScript</w:t>
-      </w:r>
-      <w:proofErr w:type="spellEnd"/>
+      </w:pPr>
       <w:r>
         <w:rPr>
           <w:rFonts w:ascii="Segoe UI" w:eastAsia="Times New Roman" w:hAnsi="Segoe UI" w:cs="Segoe UI"/>
@@ -3156,9 +2417,8 @@
           <w:szCs w:val="24"/>
           <w:lang w:eastAsia="ru-RU"/>
         </w:rPr>
-        <w:t>, что предотвращает кражу сессионного идентификатора в случае успешной XSS-атаки. Атрибут </w:t>
-      </w:r>
-      <w:proofErr w:type="spellStart"/>
+        <w:t>Также была скрыта информация о версии PHP, которую сервер по умолчанию добавляет в заголовок </w:t>
+      </w:r>
       <w:r>
         <w:rPr>
           <w:rFonts w:ascii="Consolas" w:eastAsia="Times New Roman" w:hAnsi="Consolas" w:cs="Courier New"/>
@@ -3168,181 +2428,8 @@
           <w:shd w:val="clear" w:color="auto" w:fill="EBEEF2"/>
           <w:lang w:eastAsia="ru-RU"/>
         </w:rPr>
-        <w:t>SameSite</w:t>
-      </w:r>
-      <w:proofErr w:type="spellEnd"/>
-      <w:r>
-        <w:rPr>
-          <w:rFonts w:ascii="Consolas" w:eastAsia="Times New Roman" w:hAnsi="Consolas" w:cs="Courier New"/>
-          <w:color w:val="0F1115"/>
-          <w:sz w:val="20"/>
-          <w:szCs w:val="20"/>
-          <w:shd w:val="clear" w:color="auto" w:fill="EBEEF2"/>
-          <w:lang w:eastAsia="ru-RU"/>
-        </w:rPr>
-        <w:t>=</w:t>
-      </w:r>
-      <w:proofErr w:type="spellStart"/>
-      <w:r>
-        <w:rPr>
-          <w:rFonts w:ascii="Consolas" w:eastAsia="Times New Roman" w:hAnsi="Consolas" w:cs="Courier New"/>
-          <w:color w:val="0F1115"/>
-          <w:sz w:val="20"/>
-          <w:szCs w:val="20"/>
-          <w:shd w:val="clear" w:color="auto" w:fill="EBEEF2"/>
-          <w:lang w:eastAsia="ru-RU"/>
-        </w:rPr>
-        <w:t>Lax</w:t>
-      </w:r>
-      <w:proofErr w:type="spellEnd"/>
-      <w:r>
-        <w:rPr>
-          <w:rFonts w:ascii="Segoe UI" w:eastAsia="Times New Roman" w:hAnsi="Segoe UI" w:cs="Segoe UI"/>
-          <w:color w:val="0F1115"/>
-          <w:sz w:val="24"/>
-          <w:szCs w:val="24"/>
-          <w:lang w:eastAsia="ru-RU"/>
-        </w:rPr>
-        <w:t xml:space="preserve"> ограничивает отправку </w:t>
-      </w:r>
-      <w:proofErr w:type="spellStart"/>
-      <w:r>
-        <w:rPr>
-          <w:rFonts w:ascii="Segoe UI" w:eastAsia="Times New Roman" w:hAnsi="Segoe UI" w:cs="Segoe UI"/>
-          <w:color w:val="0F1115"/>
-          <w:sz w:val="24"/>
-          <w:szCs w:val="24"/>
-          <w:lang w:eastAsia="ru-RU"/>
-        </w:rPr>
-        <w:t>cookies</w:t>
-      </w:r>
-      <w:proofErr w:type="spellEnd"/>
-      <w:r>
-        <w:rPr>
-          <w:rFonts w:ascii="Segoe UI" w:eastAsia="Times New Roman" w:hAnsi="Segoe UI" w:cs="Segoe UI"/>
-          <w:color w:val="0F1115"/>
-          <w:sz w:val="24"/>
-          <w:szCs w:val="24"/>
-          <w:lang w:eastAsia="ru-RU"/>
-        </w:rPr>
-        <w:t xml:space="preserve"> при межсайтовых запросах, снижая риск CSRF-атак (хотя основная защита от CSRF реализована на серверном уровне и будет рассмотрена в следующем параграфе). Настройка </w:t>
-      </w:r>
-      <w:proofErr w:type="spellStart"/>
-      <w:r>
-        <w:rPr>
-          <w:rFonts w:ascii="Consolas" w:eastAsia="Times New Roman" w:hAnsi="Consolas" w:cs="Courier New"/>
-          <w:color w:val="0F1115"/>
-          <w:sz w:val="20"/>
-          <w:szCs w:val="20"/>
-          <w:shd w:val="clear" w:color="auto" w:fill="EBEEF2"/>
-          <w:lang w:eastAsia="ru-RU"/>
-        </w:rPr>
-        <w:t>use_strict_mode</w:t>
-      </w:r>
-      <w:proofErr w:type="spellEnd"/>
-      <w:r>
-        <w:rPr>
-          <w:rFonts w:ascii="Segoe UI" w:eastAsia="Times New Roman" w:hAnsi="Segoe UI" w:cs="Segoe UI"/>
-          <w:color w:val="0F1115"/>
-          <w:sz w:val="24"/>
-          <w:szCs w:val="24"/>
-          <w:lang w:eastAsia="ru-RU"/>
-        </w:rPr>
-        <w:t xml:space="preserve"> предотвращает использование </w:t>
-      </w:r>
-      <w:proofErr w:type="spellStart"/>
-      <w:r>
-        <w:rPr>
-          <w:rFonts w:ascii="Segoe UI" w:eastAsia="Times New Roman" w:hAnsi="Segoe UI" w:cs="Segoe UI"/>
-          <w:color w:val="0F1115"/>
-          <w:sz w:val="24"/>
-          <w:szCs w:val="24"/>
-          <w:lang w:eastAsia="ru-RU"/>
-        </w:rPr>
-        <w:t>непроинициализированных</w:t>
-      </w:r>
-      <w:proofErr w:type="spellEnd"/>
-      <w:r>
-        <w:rPr>
-          <w:rFonts w:ascii="Segoe UI" w:eastAsia="Times New Roman" w:hAnsi="Segoe UI" w:cs="Segoe UI"/>
-          <w:color w:val="0F1115"/>
-          <w:sz w:val="24"/>
-          <w:szCs w:val="24"/>
-          <w:lang w:eastAsia="ru-RU"/>
-        </w:rPr>
-        <w:t xml:space="preserve"> сессионных идентификаторов.</w:t>
-      </w:r>
-    </w:p>
-    <w:p>
-      <w:pPr>
-        <w:shd w:val="clear" w:color="auto" w:fill="FFFFFF"/>
-        <w:spacing w:before="240" w:after="240" w:line="240" w:lineRule="auto"/>
-        <w:rPr>
-          <w:rFonts w:ascii="Segoe UI" w:eastAsia="Times New Roman" w:hAnsi="Segoe UI" w:cs="Segoe UI"/>
-          <w:color w:val="0F1115"/>
-          <w:sz w:val="24"/>
-          <w:szCs w:val="24"/>
-          <w:lang w:eastAsia="ru-RU"/>
-        </w:rPr>
-      </w:pPr>
-      <w:r>
-        <w:rPr>
-          <w:rFonts w:ascii="Segoe UI" w:eastAsia="Times New Roman" w:hAnsi="Segoe UI" w:cs="Segoe UI"/>
-          <w:color w:val="0F1115"/>
-          <w:sz w:val="24"/>
-          <w:szCs w:val="24"/>
-          <w:lang w:eastAsia="ru-RU"/>
-        </w:rPr>
-        <w:t>Также была скрыта информация о версии PHP, которую сервер по умолчанию добавляет в заголовок </w:t>
-      </w:r>
-      <w:r>
-        <w:rPr>
-          <w:rFonts w:ascii="Consolas" w:eastAsia="Times New Roman" w:hAnsi="Consolas" w:cs="Courier New"/>
-          <w:color w:val="0F1115"/>
-          <w:sz w:val="20"/>
-          <w:szCs w:val="20"/>
-          <w:shd w:val="clear" w:color="auto" w:fill="EBEEF2"/>
-          <w:lang w:eastAsia="ru-RU"/>
-        </w:rPr>
-        <w:t>X-</w:t>
-      </w:r>
-      <w:proofErr w:type="spellStart"/>
-      <w:r>
-        <w:rPr>
-          <w:rFonts w:ascii="Consolas" w:eastAsia="Times New Roman" w:hAnsi="Consolas" w:cs="Courier New"/>
-          <w:color w:val="0F1115"/>
-          <w:sz w:val="20"/>
-          <w:szCs w:val="20"/>
-          <w:shd w:val="clear" w:color="auto" w:fill="EBEEF2"/>
-          <w:lang w:eastAsia="ru-RU"/>
-        </w:rPr>
-        <w:t>Powered</w:t>
-      </w:r>
-      <w:proofErr w:type="spellEnd"/>
-      <w:r>
-        <w:rPr>
-          <w:rFonts w:ascii="Consolas" w:eastAsia="Times New Roman" w:hAnsi="Consolas" w:cs="Courier New"/>
-          <w:color w:val="0F1115"/>
-          <w:sz w:val="20"/>
-          <w:szCs w:val="20"/>
-          <w:shd w:val="clear" w:color="auto" w:fill="EBEEF2"/>
-          <w:lang w:eastAsia="ru-RU"/>
-        </w:rPr>
-        <w:t>-</w:t>
-      </w:r>
-      <w:proofErr w:type="spellStart"/>
-      <w:r>
-        <w:rPr>
-          <w:rFonts w:ascii="Consolas" w:eastAsia="Times New Roman" w:hAnsi="Consolas" w:cs="Courier New"/>
-          <w:color w:val="0F1115"/>
-          <w:sz w:val="20"/>
-          <w:szCs w:val="20"/>
-          <w:shd w:val="clear" w:color="auto" w:fill="EBEEF2"/>
-          <w:lang w:eastAsia="ru-RU"/>
-        </w:rPr>
-        <w:t>By</w:t>
-      </w:r>
-      <w:proofErr w:type="spellEnd"/>
+        <w:t>X-Powered-By</w:t>
+      </w:r>
       <w:r>
         <w:rPr>
           <w:rFonts w:ascii="Segoe UI" w:eastAsia="Times New Roman" w:hAnsi="Segoe UI" w:cs="Segoe UI"/>
@@ -3384,7 +2471,6 @@
           <w:lang w:val="en-US" w:eastAsia="ru-RU"/>
         </w:rPr>
       </w:pPr>
-      <w:proofErr w:type="spellStart"/>
       <w:r>
         <w:rPr>
           <w:rFonts w:ascii="Consolas" w:eastAsia="Times New Roman" w:hAnsi="Consolas" w:cs="Courier New"/>
@@ -3395,7 +2481,6 @@
         </w:rPr>
         <w:t>header_remove</w:t>
       </w:r>
-      <w:proofErr w:type="spellEnd"/>
       <w:r>
         <w:rPr>
           <w:rFonts w:ascii="Consolas" w:eastAsia="Times New Roman" w:hAnsi="Consolas" w:cs="Courier New"/>
@@ -3447,95 +2532,7 @@
           <w:szCs w:val="24"/>
           <w:lang w:eastAsia="ru-RU"/>
         </w:rPr>
-        <w:t xml:space="preserve">Подводя промежуточный итог, можно сказать, что клиентский уровень разрабатываемого приложения защищён тремя основными механизмами: экранирование вывода предотвращает внедрение вредоносного кода, </w:t>
-      </w:r>
-      <w:proofErr w:type="spellStart"/>
-      <w:r>
-        <w:rPr>
-          <w:rFonts w:ascii="Segoe UI" w:eastAsia="Times New Roman" w:hAnsi="Segoe UI" w:cs="Segoe UI"/>
-          <w:color w:val="0F1115"/>
-          <w:sz w:val="24"/>
-          <w:szCs w:val="24"/>
-          <w:lang w:eastAsia="ru-RU"/>
-        </w:rPr>
-        <w:t>Content</w:t>
-      </w:r>
-      <w:proofErr w:type="spellEnd"/>
-      <w:r>
-        <w:rPr>
-          <w:rFonts w:ascii="Segoe UI" w:eastAsia="Times New Roman" w:hAnsi="Segoe UI" w:cs="Segoe UI"/>
-          <w:color w:val="0F1115"/>
-          <w:sz w:val="24"/>
-          <w:szCs w:val="24"/>
-          <w:lang w:eastAsia="ru-RU"/>
-        </w:rPr>
-        <w:t xml:space="preserve"> </w:t>
-      </w:r>
-      <w:proofErr w:type="spellStart"/>
-      <w:r>
-        <w:rPr>
-          <w:rFonts w:ascii="Segoe UI" w:eastAsia="Times New Roman" w:hAnsi="Segoe UI" w:cs="Segoe UI"/>
-          <w:color w:val="0F1115"/>
-          <w:sz w:val="24"/>
-          <w:szCs w:val="24"/>
-          <w:lang w:eastAsia="ru-RU"/>
-        </w:rPr>
-        <w:t>Security</w:t>
-      </w:r>
-      <w:proofErr w:type="spellEnd"/>
-      <w:r>
-        <w:rPr>
-          <w:rFonts w:ascii="Segoe UI" w:eastAsia="Times New Roman" w:hAnsi="Segoe UI" w:cs="Segoe UI"/>
-          <w:color w:val="0F1115"/>
-          <w:sz w:val="24"/>
-          <w:szCs w:val="24"/>
-          <w:lang w:eastAsia="ru-RU"/>
-        </w:rPr>
-        <w:t xml:space="preserve"> </w:t>
-      </w:r>
-      <w:proofErr w:type="spellStart"/>
-      <w:r>
-        <w:rPr>
-          <w:rFonts w:ascii="Segoe UI" w:eastAsia="Times New Roman" w:hAnsi="Segoe UI" w:cs="Segoe UI"/>
-          <w:color w:val="0F1115"/>
-          <w:sz w:val="24"/>
-          <w:szCs w:val="24"/>
-          <w:lang w:eastAsia="ru-RU"/>
-        </w:rPr>
-        <w:t>Policy</w:t>
-      </w:r>
-      <w:proofErr w:type="spellEnd"/>
-      <w:r>
-        <w:rPr>
-          <w:rFonts w:ascii="Segoe UI" w:eastAsia="Times New Roman" w:hAnsi="Segoe UI" w:cs="Segoe UI"/>
-          <w:color w:val="0F1115"/>
-          <w:sz w:val="24"/>
-          <w:szCs w:val="24"/>
-          <w:lang w:eastAsia="ru-RU"/>
-        </w:rPr>
-        <w:t xml:space="preserve"> блокирует его выполнение, а защищённые сессионные </w:t>
-      </w:r>
-      <w:proofErr w:type="spellStart"/>
-      <w:r>
-        <w:rPr>
-          <w:rFonts w:ascii="Segoe UI" w:eastAsia="Times New Roman" w:hAnsi="Segoe UI" w:cs="Segoe UI"/>
-          <w:color w:val="0F1115"/>
-          <w:sz w:val="24"/>
-          <w:szCs w:val="24"/>
-          <w:lang w:eastAsia="ru-RU"/>
-        </w:rPr>
-        <w:t>cookies</w:t>
-      </w:r>
-      <w:proofErr w:type="spellEnd"/>
-      <w:r>
-        <w:rPr>
-          <w:rFonts w:ascii="Segoe UI" w:eastAsia="Times New Roman" w:hAnsi="Segoe UI" w:cs="Segoe UI"/>
-          <w:color w:val="0F1115"/>
-          <w:sz w:val="24"/>
-          <w:szCs w:val="24"/>
-          <w:lang w:eastAsia="ru-RU"/>
-        </w:rPr>
-        <w:t xml:space="preserve"> ограничивают последствия возможной компрометации. Эти механизмы работают согласованно и дополняют друг друга, что соответствует принципу многоуровневой защиты, обоснованному в теоретической главе. </w:t>
+        <w:t xml:space="preserve">Подводя промежуточный итог, можно сказать, что клиентский уровень разрабатываемого приложения защищён тремя основными механизмами: экранирование вывода предотвращает внедрение вредоносного кода, Content Security Policy блокирует его выполнение, а защищённые сессионные cookies ограничивают последствия возможной компрометации. Эти механизмы работают согласованно и дополняют друг друга, что соответствует принципу многоуровневой защиты, обоснованному в теоретической главе. </w:t>
       </w:r>
     </w:p>
     <w:p>
@@ -3616,39 +2613,7 @@
           <w:rFonts w:ascii="Segoe UI" w:hAnsi="Segoe UI" w:cs="Segoe UI"/>
           <w:color w:val="0F1115"/>
         </w:rPr>
-        <w:t xml:space="preserve">Начнём с CSRF-защиты. Как было показано в разделе 2.2, данный тип атак основан на особенности работы браузеров, которые автоматически прикрепляют </w:t>
-      </w:r>
-      <w:proofErr w:type="spellStart"/>
-      <w:r>
-        <w:rPr>
-          <w:rFonts w:ascii="Segoe UI" w:hAnsi="Segoe UI" w:cs="Segoe UI"/>
-          <w:color w:val="0F1115"/>
-        </w:rPr>
-        <w:t>cookies</w:t>
-      </w:r>
-      <w:proofErr w:type="spellEnd"/>
-      <w:r>
-        <w:rPr>
-          <w:rFonts w:ascii="Segoe UI" w:hAnsi="Segoe UI" w:cs="Segoe UI"/>
-          <w:color w:val="0F1115"/>
-        </w:rPr>
-        <w:t xml:space="preserve"> сессии к любому запросу к домену, для которого эти </w:t>
-      </w:r>
-      <w:proofErr w:type="spellStart"/>
-      <w:r>
-        <w:rPr>
-          <w:rFonts w:ascii="Segoe UI" w:hAnsi="Segoe UI" w:cs="Segoe UI"/>
-          <w:color w:val="0F1115"/>
-        </w:rPr>
-        <w:t>cookies</w:t>
-      </w:r>
-      <w:proofErr w:type="spellEnd"/>
-      <w:r>
-        <w:rPr>
-          <w:rFonts w:ascii="Segoe UI" w:hAnsi="Segoe UI" w:cs="Segoe UI"/>
-          <w:color w:val="0F1115"/>
-        </w:rPr>
-        <w:t xml:space="preserve"> были установлены. Если пользователь авторизован в приложении, а затем переходит на вредоносный сайт, последний может сформировать POST-запрос к уязвимому приложению, и сервер выполнит его, не имея возможности определить, что инициатором был не сам пользователь.</w:t>
+        <w:t>Начнём с CSRF-защиты. Как было показано в разделе 2.2, данный тип атак основан на особенности работы браузеров, которые автоматически прикрепляют cookies сессии к любому запросу к домену, для которого эти cookies были установлены. Если пользователь авторизован в приложении, а затем переходит на вредоносный сайт, последний может сформировать POST-запрос к уязвимому приложению, и сервер выполнит его, не имея возможности определить, что инициатором был не сам пользователь.</w:t>
       </w:r>
     </w:p>
     <w:p>
@@ -3684,25 +2649,8 @@
           <w:rFonts w:ascii="Segoe UI" w:hAnsi="Segoe UI" w:cs="Segoe UI"/>
           <w:color w:val="0F1115"/>
         </w:rPr>
-        <w:t xml:space="preserve">В разрабатываемом приложении генерация токена реализована с использованием </w:t>
-      </w:r>
-      <w:proofErr w:type="spellStart"/>
-      <w:r>
-        <w:rPr>
-          <w:rFonts w:ascii="Segoe UI" w:hAnsi="Segoe UI" w:cs="Segoe UI"/>
-          <w:color w:val="0F1115"/>
-        </w:rPr>
-        <w:t>криптографически</w:t>
-      </w:r>
-      <w:proofErr w:type="spellEnd"/>
-      <w:r>
-        <w:rPr>
-          <w:rFonts w:ascii="Segoe UI" w:hAnsi="Segoe UI" w:cs="Segoe UI"/>
-          <w:color w:val="0F1115"/>
-        </w:rPr>
-        <w:t xml:space="preserve"> безопасного генератора случайных чисел </w:t>
-      </w:r>
-      <w:proofErr w:type="spellStart"/>
+        <w:t>В разрабатываемом приложении генерация токена реализована с использованием криптографически безопасного генератора случайных чисел </w:t>
+      </w:r>
       <w:r>
         <w:rPr>
           <w:rStyle w:val="HTML"/>
@@ -3710,37 +2658,7 @@
           <w:color w:val="0F1115"/>
           <w:shd w:val="clear" w:color="auto" w:fill="EBEEF2"/>
         </w:rPr>
-        <w:t>random_</w:t>
-      </w:r>
-      <w:proofErr w:type="gramStart"/>
-      <w:r>
-        <w:rPr>
-          <w:rStyle w:val="HTML"/>
-          <w:rFonts w:ascii="Consolas" w:hAnsi="Consolas"/>
-          <w:color w:val="0F1115"/>
-          <w:shd w:val="clear" w:color="auto" w:fill="EBEEF2"/>
-        </w:rPr>
-        <w:t>bytes</w:t>
-      </w:r>
-      <w:proofErr w:type="spellEnd"/>
-      <w:r>
-        <w:rPr>
-          <w:rStyle w:val="HTML"/>
-          <w:rFonts w:ascii="Consolas" w:hAnsi="Consolas"/>
-          <w:color w:val="0F1115"/>
-          <w:shd w:val="clear" w:color="auto" w:fill="EBEEF2"/>
-        </w:rPr>
-        <w:t>(</w:t>
-      </w:r>
-      <w:proofErr w:type="gramEnd"/>
-      <w:r>
-        <w:rPr>
-          <w:rStyle w:val="HTML"/>
-          <w:rFonts w:ascii="Consolas" w:hAnsi="Consolas"/>
-          <w:color w:val="0F1115"/>
-          <w:shd w:val="clear" w:color="auto" w:fill="EBEEF2"/>
-        </w:rPr>
-        <w:t>)</w:t>
+        <w:t>random_bytes()</w:t>
       </w:r>
       <w:r>
         <w:rPr>
@@ -3778,8 +2696,6 @@
         </w:rPr>
         <w:t xml:space="preserve"> </w:t>
       </w:r>
-      <w:proofErr w:type="spellStart"/>
-      <w:proofErr w:type="gramStart"/>
       <w:r>
         <w:rPr>
           <w:rStyle w:val="token"/>
@@ -3789,25 +2705,14 @@
         </w:rPr>
         <w:t>generateCsrfToken</w:t>
       </w:r>
-      <w:proofErr w:type="spellEnd"/>
-      <w:r>
-        <w:rPr>
-          <w:rStyle w:val="token"/>
-          <w:rFonts w:ascii="Consolas" w:hAnsi="Consolas"/>
-          <w:color w:val="383A42"/>
-          <w:lang w:val="en-US"/>
-        </w:rPr>
-        <w:t>(</w:t>
-      </w:r>
-      <w:proofErr w:type="gramEnd"/>
-      <w:r>
-        <w:rPr>
-          <w:rStyle w:val="token"/>
-          <w:rFonts w:ascii="Consolas" w:hAnsi="Consolas"/>
-          <w:color w:val="383A42"/>
-          <w:lang w:val="en-US"/>
-        </w:rPr>
-        <w:t>):</w:t>
+      <w:r>
+        <w:rPr>
+          <w:rStyle w:val="token"/>
+          <w:rFonts w:ascii="Consolas" w:hAnsi="Consolas"/>
+          <w:color w:val="383A42"/>
+          <w:lang w:val="en-US"/>
+        </w:rPr>
+        <w:t>():</w:t>
       </w:r>
       <w:r>
         <w:rPr>
@@ -3936,27 +2841,7 @@
           <w:color w:val="50A14F"/>
           <w:lang w:val="en-US"/>
         </w:rPr>
-        <w:t>'</w:t>
-      </w:r>
-      <w:proofErr w:type="spellStart"/>
-      <w:r>
-        <w:rPr>
-          <w:rStyle w:val="token"/>
-          <w:rFonts w:ascii="Consolas" w:hAnsi="Consolas"/>
-          <w:color w:val="50A14F"/>
-          <w:lang w:val="en-US"/>
-        </w:rPr>
-        <w:t>csrf_token</w:t>
-      </w:r>
-      <w:proofErr w:type="spellEnd"/>
-      <w:r>
-        <w:rPr>
-          <w:rStyle w:val="token"/>
-          <w:rFonts w:ascii="Consolas" w:hAnsi="Consolas"/>
-          <w:color w:val="50A14F"/>
-          <w:lang w:val="en-US"/>
-        </w:rPr>
-        <w:t>'</w:t>
+        <w:t>'csrf_token'</w:t>
       </w:r>
       <w:r>
         <w:rPr>
@@ -4029,27 +2914,7 @@
           <w:color w:val="50A14F"/>
           <w:lang w:val="en-US"/>
         </w:rPr>
-        <w:t>'</w:t>
-      </w:r>
-      <w:proofErr w:type="spellStart"/>
-      <w:r>
-        <w:rPr>
-          <w:rStyle w:val="token"/>
-          <w:rFonts w:ascii="Consolas" w:hAnsi="Consolas"/>
-          <w:color w:val="50A14F"/>
-          <w:lang w:val="en-US"/>
-        </w:rPr>
-        <w:t>csrf_token</w:t>
-      </w:r>
-      <w:proofErr w:type="spellEnd"/>
-      <w:r>
-        <w:rPr>
-          <w:rStyle w:val="token"/>
-          <w:rFonts w:ascii="Consolas" w:hAnsi="Consolas"/>
-          <w:color w:val="50A14F"/>
-          <w:lang w:val="en-US"/>
-        </w:rPr>
-        <w:t>'</w:t>
+        <w:t>'csrf_token'</w:t>
       </w:r>
       <w:r>
         <w:rPr>
@@ -4103,27 +2968,15 @@
         </w:rPr>
         <w:t>(</w:t>
       </w:r>
-      <w:proofErr w:type="spellStart"/>
-      <w:r>
-        <w:rPr>
-          <w:rStyle w:val="token"/>
-          <w:rFonts w:ascii="Consolas" w:hAnsi="Consolas"/>
-          <w:color w:val="4078F2"/>
-          <w:lang w:val="en-US"/>
-        </w:rPr>
-        <w:t>random_</w:t>
-      </w:r>
-      <w:proofErr w:type="gramStart"/>
-      <w:r>
-        <w:rPr>
-          <w:rStyle w:val="token"/>
-          <w:rFonts w:ascii="Consolas" w:hAnsi="Consolas"/>
-          <w:color w:val="4078F2"/>
-          <w:lang w:val="en-US"/>
-        </w:rPr>
-        <w:t>bytes</w:t>
-      </w:r>
-      <w:proofErr w:type="spellEnd"/>
+      <w:r>
+        <w:rPr>
+          <w:rStyle w:val="token"/>
+          <w:rFonts w:ascii="Consolas" w:hAnsi="Consolas"/>
+          <w:color w:val="4078F2"/>
+          <w:lang w:val="en-US"/>
+        </w:rPr>
+        <w:t>random_bytes</w:t>
+      </w:r>
       <w:r>
         <w:rPr>
           <w:rStyle w:val="token"/>
@@ -4133,7 +2986,6 @@
         </w:rPr>
         <w:t>(</w:t>
       </w:r>
-      <w:proofErr w:type="gramEnd"/>
       <w:r>
         <w:rPr>
           <w:rStyle w:val="token"/>
@@ -4197,7 +3049,6 @@
         </w:rPr>
         <w:t xml:space="preserve">    </w:t>
       </w:r>
-      <w:proofErr w:type="spellStart"/>
       <w:r>
         <w:rPr>
           <w:rStyle w:val="token"/>
@@ -4206,7 +3057,6 @@
         </w:rPr>
         <w:t>return</w:t>
       </w:r>
-      <w:proofErr w:type="spellEnd"/>
       <w:r>
         <w:rPr>
           <w:rFonts w:ascii="Consolas" w:hAnsi="Consolas"/>
@@ -4236,25 +3086,7 @@
           <w:rFonts w:ascii="Consolas" w:hAnsi="Consolas"/>
           <w:color w:val="50A14F"/>
         </w:rPr>
-        <w:t>'</w:t>
-      </w:r>
-      <w:proofErr w:type="spellStart"/>
-      <w:r>
-        <w:rPr>
-          <w:rStyle w:val="token"/>
-          <w:rFonts w:ascii="Consolas" w:hAnsi="Consolas"/>
-          <w:color w:val="50A14F"/>
-        </w:rPr>
-        <w:t>csrf_token</w:t>
-      </w:r>
-      <w:proofErr w:type="spellEnd"/>
-      <w:r>
-        <w:rPr>
-          <w:rStyle w:val="token"/>
-          <w:rFonts w:ascii="Consolas" w:hAnsi="Consolas"/>
-          <w:color w:val="50A14F"/>
-        </w:rPr>
-        <w:t>'</w:t>
+        <w:t>'csrf_token'</w:t>
       </w:r>
       <w:r>
         <w:rPr>
@@ -4301,7 +3133,6 @@
         </w:rPr>
         <w:t>Проверка токена выполняется с использованием функции </w:t>
       </w:r>
-      <w:proofErr w:type="spellStart"/>
       <w:r>
         <w:rPr>
           <w:rStyle w:val="HTML"/>
@@ -4309,76 +3140,14 @@
           <w:color w:val="0F1115"/>
           <w:shd w:val="clear" w:color="auto" w:fill="EBEEF2"/>
         </w:rPr>
-        <w:t>hash_</w:t>
-      </w:r>
-      <w:proofErr w:type="gramStart"/>
-      <w:r>
-        <w:rPr>
-          <w:rStyle w:val="HTML"/>
-          <w:rFonts w:ascii="Consolas" w:hAnsi="Consolas"/>
-          <w:color w:val="0F1115"/>
-          <w:shd w:val="clear" w:color="auto" w:fill="EBEEF2"/>
-        </w:rPr>
-        <w:t>equals</w:t>
-      </w:r>
-      <w:proofErr w:type="spellEnd"/>
-      <w:r>
-        <w:rPr>
-          <w:rStyle w:val="HTML"/>
-          <w:rFonts w:ascii="Consolas" w:hAnsi="Consolas"/>
-          <w:color w:val="0F1115"/>
-          <w:shd w:val="clear" w:color="auto" w:fill="EBEEF2"/>
-        </w:rPr>
-        <w:t>(</w:t>
-      </w:r>
-      <w:proofErr w:type="gramEnd"/>
-      <w:r>
-        <w:rPr>
-          <w:rStyle w:val="HTML"/>
-          <w:rFonts w:ascii="Consolas" w:hAnsi="Consolas"/>
-          <w:color w:val="0F1115"/>
-          <w:shd w:val="clear" w:color="auto" w:fill="EBEEF2"/>
-        </w:rPr>
-        <w:t>)</w:t>
-      </w:r>
-      <w:r>
-        <w:rPr>
-          <w:rFonts w:ascii="Segoe UI" w:hAnsi="Segoe UI" w:cs="Segoe UI"/>
-          <w:color w:val="0F1115"/>
-        </w:rPr>
-        <w:t>, которая исключает возможность атак по времени (</w:t>
-      </w:r>
-      <w:proofErr w:type="spellStart"/>
-      <w:r>
-        <w:rPr>
-          <w:rFonts w:ascii="Segoe UI" w:hAnsi="Segoe UI" w:cs="Segoe UI"/>
-          <w:color w:val="0F1115"/>
-        </w:rPr>
-        <w:t>timing</w:t>
-      </w:r>
-      <w:proofErr w:type="spellEnd"/>
-      <w:r>
-        <w:rPr>
-          <w:rFonts w:ascii="Segoe UI" w:hAnsi="Segoe UI" w:cs="Segoe UI"/>
-          <w:color w:val="0F1115"/>
-        </w:rPr>
-        <w:t xml:space="preserve"> </w:t>
-      </w:r>
-      <w:proofErr w:type="spellStart"/>
-      <w:r>
-        <w:rPr>
-          <w:rFonts w:ascii="Segoe UI" w:hAnsi="Segoe UI" w:cs="Segoe UI"/>
-          <w:color w:val="0F1115"/>
-        </w:rPr>
-        <w:t>attacks</w:t>
-      </w:r>
-      <w:proofErr w:type="spellEnd"/>
-      <w:r>
-        <w:rPr>
-          <w:rFonts w:ascii="Segoe UI" w:hAnsi="Segoe UI" w:cs="Segoe UI"/>
-          <w:color w:val="0F1115"/>
-        </w:rPr>
-        <w:t>) за счёт постоянного времени сравнения строк:</w:t>
+        <w:t>hash_equals()</w:t>
+      </w:r>
+      <w:r>
+        <w:rPr>
+          <w:rFonts w:ascii="Segoe UI" w:hAnsi="Segoe UI" w:cs="Segoe UI"/>
+          <w:color w:val="0F1115"/>
+        </w:rPr>
+        <w:t>, которая исключает возможность атак по времени (timing attacks) за счёт постоянного времени сравнения строк:</w:t>
       </w:r>
     </w:p>
     <w:p>
@@ -4409,8 +3178,6 @@
         </w:rPr>
         <w:t xml:space="preserve"> </w:t>
       </w:r>
-      <w:proofErr w:type="spellStart"/>
-      <w:proofErr w:type="gramStart"/>
       <w:r>
         <w:rPr>
           <w:rStyle w:val="token"/>
@@ -4420,7 +3187,6 @@
         </w:rPr>
         <w:t>verifyCsrfToken</w:t>
       </w:r>
-      <w:proofErr w:type="spellEnd"/>
       <w:r>
         <w:rPr>
           <w:rStyle w:val="token"/>
@@ -4430,7 +3196,6 @@
         </w:rPr>
         <w:t>(</w:t>
       </w:r>
-      <w:proofErr w:type="gramEnd"/>
       <w:r>
         <w:rPr>
           <w:rStyle w:val="token"/>
@@ -4603,27 +3368,7 @@
           <w:color w:val="50A14F"/>
           <w:lang w:val="en-US"/>
         </w:rPr>
-        <w:t>'</w:t>
-      </w:r>
-      <w:proofErr w:type="spellStart"/>
-      <w:r>
-        <w:rPr>
-          <w:rStyle w:val="token"/>
-          <w:rFonts w:ascii="Consolas" w:hAnsi="Consolas"/>
-          <w:color w:val="50A14F"/>
-          <w:lang w:val="en-US"/>
-        </w:rPr>
-        <w:t>csrf_token</w:t>
-      </w:r>
-      <w:proofErr w:type="spellEnd"/>
-      <w:r>
-        <w:rPr>
-          <w:rStyle w:val="token"/>
-          <w:rFonts w:ascii="Consolas" w:hAnsi="Consolas"/>
-          <w:color w:val="50A14F"/>
-          <w:lang w:val="en-US"/>
-        </w:rPr>
-        <w:t>'</w:t>
+        <w:t>'csrf_token'</w:t>
       </w:r>
       <w:r>
         <w:rPr>
@@ -4833,7 +3578,6 @@
         </w:rPr>
         <w:t xml:space="preserve"> </w:t>
       </w:r>
-      <w:proofErr w:type="spellStart"/>
       <w:r>
         <w:rPr>
           <w:rStyle w:val="token"/>
@@ -4843,7 +3587,6 @@
         </w:rPr>
         <w:t>hash_equals</w:t>
       </w:r>
-      <w:proofErr w:type="spellEnd"/>
       <w:r>
         <w:rPr>
           <w:rStyle w:val="token"/>
@@ -4878,27 +3621,7 @@
           <w:color w:val="50A14F"/>
           <w:lang w:val="en-US"/>
         </w:rPr>
-        <w:t>'</w:t>
-      </w:r>
-      <w:proofErr w:type="spellStart"/>
-      <w:r>
-        <w:rPr>
-          <w:rStyle w:val="token"/>
-          <w:rFonts w:ascii="Consolas" w:hAnsi="Consolas"/>
-          <w:color w:val="50A14F"/>
-          <w:lang w:val="en-US"/>
-        </w:rPr>
-        <w:t>csrf_token</w:t>
-      </w:r>
-      <w:proofErr w:type="spellEnd"/>
-      <w:r>
-        <w:rPr>
-          <w:rStyle w:val="token"/>
-          <w:rFonts w:ascii="Consolas" w:hAnsi="Consolas"/>
-          <w:color w:val="50A14F"/>
-          <w:lang w:val="en-US"/>
-        </w:rPr>
-        <w:t>'</w:t>
+        <w:t>'csrf_token'</w:t>
       </w:r>
       <w:r>
         <w:rPr>
@@ -5001,8 +3724,6 @@
         </w:rPr>
         <w:t xml:space="preserve"> </w:t>
       </w:r>
-      <w:proofErr w:type="spellStart"/>
-      <w:proofErr w:type="gramStart"/>
       <w:r>
         <w:rPr>
           <w:rStyle w:val="token"/>
@@ -5012,25 +3733,14 @@
         </w:rPr>
         <w:t>csrfField</w:t>
       </w:r>
-      <w:proofErr w:type="spellEnd"/>
-      <w:r>
-        <w:rPr>
-          <w:rStyle w:val="token"/>
-          <w:rFonts w:ascii="Consolas" w:hAnsi="Consolas"/>
-          <w:color w:val="383A42"/>
-          <w:lang w:val="en-US"/>
-        </w:rPr>
-        <w:t>(</w:t>
-      </w:r>
-      <w:proofErr w:type="gramEnd"/>
-      <w:r>
-        <w:rPr>
-          <w:rStyle w:val="token"/>
-          <w:rFonts w:ascii="Consolas" w:hAnsi="Consolas"/>
-          <w:color w:val="383A42"/>
-          <w:lang w:val="en-US"/>
-        </w:rPr>
-        <w:t>):</w:t>
+      <w:r>
+        <w:rPr>
+          <w:rStyle w:val="token"/>
+          <w:rFonts w:ascii="Consolas" w:hAnsi="Consolas"/>
+          <w:color w:val="383A42"/>
+          <w:lang w:val="en-US"/>
+        </w:rPr>
+        <w:t>():</w:t>
       </w:r>
       <w:r>
         <w:rPr>
@@ -5114,27 +3824,7 @@
           <w:color w:val="50A14F"/>
           <w:lang w:val="en-US"/>
         </w:rPr>
-        <w:t>'&lt;input type="hidden" name="</w:t>
-      </w:r>
-      <w:proofErr w:type="spellStart"/>
-      <w:r>
-        <w:rPr>
-          <w:rStyle w:val="token"/>
-          <w:rFonts w:ascii="Consolas" w:hAnsi="Consolas"/>
-          <w:color w:val="50A14F"/>
-          <w:lang w:val="en-US"/>
-        </w:rPr>
-        <w:t>csrf_token</w:t>
-      </w:r>
-      <w:proofErr w:type="spellEnd"/>
-      <w:r>
-        <w:rPr>
-          <w:rStyle w:val="token"/>
-          <w:rFonts w:ascii="Consolas" w:hAnsi="Consolas"/>
-          <w:color w:val="50A14F"/>
-          <w:lang w:val="en-US"/>
-        </w:rPr>
-        <w:t>" value="'</w:t>
+        <w:t>'&lt;input type="hidden" name="csrf_token" value="'</w:t>
       </w:r>
       <w:r>
         <w:rPr>
@@ -5194,8 +3884,6 @@
         </w:rPr>
         <w:t>(</w:t>
       </w:r>
-      <w:proofErr w:type="spellStart"/>
-      <w:proofErr w:type="gramStart"/>
       <w:r>
         <w:rPr>
           <w:rStyle w:val="token"/>
@@ -5204,23 +3892,13 @@
         </w:rPr>
         <w:t>generateCsrfToken</w:t>
       </w:r>
-      <w:proofErr w:type="spellEnd"/>
-      <w:r>
-        <w:rPr>
-          <w:rStyle w:val="token"/>
-          <w:rFonts w:ascii="Consolas" w:hAnsi="Consolas"/>
-          <w:color w:val="383A42"/>
-        </w:rPr>
-        <w:t>(</w:t>
-      </w:r>
-      <w:proofErr w:type="gramEnd"/>
-      <w:r>
-        <w:rPr>
-          <w:rStyle w:val="token"/>
-          <w:rFonts w:ascii="Consolas" w:hAnsi="Consolas"/>
-          <w:color w:val="383A42"/>
-        </w:rPr>
-        <w:t>))</w:t>
+      <w:r>
+        <w:rPr>
+          <w:rStyle w:val="token"/>
+          <w:rFonts w:ascii="Consolas" w:hAnsi="Consolas"/>
+          <w:color w:val="383A42"/>
+        </w:rPr>
+        <w:t>())</w:t>
       </w:r>
       <w:r>
         <w:rPr>
@@ -5295,42 +3973,8 @@
           <w:rFonts w:ascii="Segoe UI" w:hAnsi="Segoe UI" w:cs="Segoe UI"/>
           <w:color w:val="0F1115"/>
         </w:rPr>
-        <w:t xml:space="preserve">В шаблонах страниц эта функция вызывается непосредственно внутри формы, что минимизирует вероятность забыть о токене при модификации интерфейса. Однако для AJAX-запросов, через которые работает весь функционал управления задачами, скрытое поле формы не подходит, поскольку запросы отправляются </w:t>
-      </w:r>
-      <w:proofErr w:type="spellStart"/>
-      <w:r>
-        <w:rPr>
-          <w:rFonts w:ascii="Segoe UI" w:hAnsi="Segoe UI" w:cs="Segoe UI"/>
-          <w:color w:val="0F1115"/>
-        </w:rPr>
-        <w:t>программно</w:t>
-      </w:r>
-      <w:proofErr w:type="spellEnd"/>
-      <w:r>
-        <w:rPr>
-          <w:rFonts w:ascii="Segoe UI" w:hAnsi="Segoe UI" w:cs="Segoe UI"/>
-          <w:color w:val="0F1115"/>
-        </w:rPr>
-        <w:t xml:space="preserve"> через </w:t>
-      </w:r>
-      <w:proofErr w:type="spellStart"/>
-      <w:r>
-        <w:rPr>
-          <w:rFonts w:ascii="Segoe UI" w:hAnsi="Segoe UI" w:cs="Segoe UI"/>
-          <w:color w:val="0F1115"/>
-        </w:rPr>
-        <w:t>JavaScript</w:t>
-      </w:r>
-      <w:proofErr w:type="spellEnd"/>
-      <w:r>
-        <w:rPr>
-          <w:rFonts w:ascii="Segoe UI" w:hAnsi="Segoe UI" w:cs="Segoe UI"/>
-          <w:color w:val="0F1115"/>
-        </w:rPr>
-        <w:t>-функцию </w:t>
-      </w:r>
-      <w:proofErr w:type="spellStart"/>
-      <w:proofErr w:type="gramStart"/>
+        <w:t>В шаблонах страниц эта функция вызывается непосредственно внутри формы, что минимизирует вероятность забыть о токене при модификации интерфейса. Однако для AJAX-запросов, через которые работает весь функционал управления задачами, скрытое поле формы не подходит, поскольку запросы отправляются программно через JavaScript-функцию </w:t>
+      </w:r>
       <w:r>
         <w:rPr>
           <w:rStyle w:val="HTML"/>
@@ -5338,9 +3982,15 @@
           <w:color w:val="0F1115"/>
           <w:shd w:val="clear" w:color="auto" w:fill="EBEEF2"/>
         </w:rPr>
-        <w:t>fetch</w:t>
-      </w:r>
-      <w:proofErr w:type="spellEnd"/>
+        <w:t>fetch()</w:t>
+      </w:r>
+      <w:r>
+        <w:rPr>
+          <w:rFonts w:ascii="Segoe UI" w:hAnsi="Segoe UI" w:cs="Segoe UI"/>
+          <w:color w:val="0F1115"/>
+        </w:rPr>
+        <w:t>. Здесь токен передаётся в HTTP-заголовке </w:t>
+      </w:r>
       <w:r>
         <w:rPr>
           <w:rStyle w:val="HTML"/>
@@ -5348,45 +3998,8 @@
           <w:color w:val="0F1115"/>
           <w:shd w:val="clear" w:color="auto" w:fill="EBEEF2"/>
         </w:rPr>
-        <w:t>(</w:t>
-      </w:r>
-      <w:proofErr w:type="gramEnd"/>
-      <w:r>
-        <w:rPr>
-          <w:rStyle w:val="HTML"/>
-          <w:rFonts w:ascii="Consolas" w:hAnsi="Consolas"/>
-          <w:color w:val="0F1115"/>
-          <w:shd w:val="clear" w:color="auto" w:fill="EBEEF2"/>
-        </w:rPr>
-        <w:t>)</w:t>
-      </w:r>
-      <w:r>
-        <w:rPr>
-          <w:rFonts w:ascii="Segoe UI" w:hAnsi="Segoe UI" w:cs="Segoe UI"/>
-          <w:color w:val="0F1115"/>
-        </w:rPr>
-        <w:t>. Здесь токен передаётся в HTTP-заголовке </w:t>
-      </w:r>
-      <w:r>
-        <w:rPr>
-          <w:rStyle w:val="HTML"/>
-          <w:rFonts w:ascii="Consolas" w:hAnsi="Consolas"/>
-          <w:color w:val="0F1115"/>
-          <w:shd w:val="clear" w:color="auto" w:fill="EBEEF2"/>
-        </w:rPr>
-        <w:t>X-CSRF-</w:t>
-      </w:r>
-      <w:proofErr w:type="spellStart"/>
-      <w:r>
-        <w:rPr>
-          <w:rStyle w:val="HTML"/>
-          <w:rFonts w:ascii="Consolas" w:hAnsi="Consolas"/>
-          <w:color w:val="0F1115"/>
-          <w:shd w:val="clear" w:color="auto" w:fill="EBEEF2"/>
-        </w:rPr>
-        <w:t>Token</w:t>
-      </w:r>
-      <w:proofErr w:type="spellEnd"/>
+        <w:t>X-CSRF-Token</w:t>
+      </w:r>
       <w:r>
         <w:rPr>
           <w:rFonts w:ascii="Segoe UI" w:hAnsi="Segoe UI" w:cs="Segoe UI"/>
@@ -5410,23 +4023,7 @@
           <w:rFonts w:ascii="Segoe UI" w:hAnsi="Segoe UI" w:cs="Segoe UI"/>
           <w:color w:val="0F1115"/>
         </w:rPr>
-        <w:t xml:space="preserve">Для того чтобы клиентский скрипт имел доступ к токену, в шаблон </w:t>
-      </w:r>
-      <w:proofErr w:type="spellStart"/>
-      <w:r>
-        <w:rPr>
-          <w:rFonts w:ascii="Segoe UI" w:hAnsi="Segoe UI" w:cs="Segoe UI"/>
-          <w:color w:val="0F1115"/>
-        </w:rPr>
-        <w:t>дашборда</w:t>
-      </w:r>
-      <w:proofErr w:type="spellEnd"/>
-      <w:r>
-        <w:rPr>
-          <w:rFonts w:ascii="Segoe UI" w:hAnsi="Segoe UI" w:cs="Segoe UI"/>
-          <w:color w:val="0F1115"/>
-        </w:rPr>
-        <w:t xml:space="preserve"> встроен небольшой фрагмент, который экспортирует значение токена из сессии в глобальную переменную </w:t>
+        <w:t xml:space="preserve">Для того чтобы клиентский скрипт имел доступ к токену, в шаблон дашборда встроен небольшой фрагмент, который экспортирует значение токена из сессии в глобальную переменную </w:t>
       </w:r>
       <w:r>
         <w:rPr>
@@ -5497,7 +4094,6 @@
         </w:rPr>
         <w:t xml:space="preserve">    </w:t>
       </w:r>
-      <w:proofErr w:type="gramStart"/>
       <w:r>
         <w:rPr>
           <w:rFonts w:ascii="Consolas" w:hAnsi="Consolas"/>
@@ -5521,7 +4117,6 @@
         </w:rPr>
         <w:t>CSRF</w:t>
       </w:r>
-      <w:proofErr w:type="gramEnd"/>
       <w:r>
         <w:rPr>
           <w:rFonts w:ascii="Consolas" w:hAnsi="Consolas"/>
@@ -5552,7 +4147,6 @@
         </w:rPr>
         <w:t xml:space="preserve">&lt;?= </w:t>
       </w:r>
-      <w:proofErr w:type="spellStart"/>
       <w:r>
         <w:rPr>
           <w:rStyle w:val="token"/>
@@ -5562,7 +4156,6 @@
         </w:rPr>
         <w:t>generateCsrfToken</w:t>
       </w:r>
-      <w:proofErr w:type="spellEnd"/>
       <w:r>
         <w:rPr>
           <w:rStyle w:val="token"/>
@@ -5646,23 +4239,7 @@
           <w:rFonts w:ascii="Segoe UI" w:hAnsi="Segoe UI" w:cs="Segoe UI"/>
           <w:color w:val="0F1115"/>
         </w:rPr>
-        <w:t xml:space="preserve"> этот токен добавляется в заголовки каждого </w:t>
-      </w:r>
-      <w:proofErr w:type="spellStart"/>
-      <w:r>
-        <w:rPr>
-          <w:rFonts w:ascii="Segoe UI" w:hAnsi="Segoe UI" w:cs="Segoe UI"/>
-          <w:color w:val="0F1115"/>
-        </w:rPr>
-        <w:t>fetch</w:t>
-      </w:r>
-      <w:proofErr w:type="spellEnd"/>
-      <w:r>
-        <w:rPr>
-          <w:rFonts w:ascii="Segoe UI" w:hAnsi="Segoe UI" w:cs="Segoe UI"/>
-          <w:color w:val="0F1115"/>
-        </w:rPr>
-        <w:t>-запроса:</w:t>
+        <w:t> этот токен добавляется в заголовки каждого fetch-запроса:</w:t>
       </w:r>
     </w:p>
     <w:p>
@@ -5883,17 +4460,7 @@
           <w:color w:val="0F1115"/>
           <w:lang w:val="en-US"/>
         </w:rPr>
-        <w:t xml:space="preserve"> </w:t>
-      </w:r>
-      <w:proofErr w:type="spellStart"/>
-      <w:proofErr w:type="gramStart"/>
-      <w:r>
-        <w:rPr>
-          <w:rFonts w:ascii="Consolas" w:hAnsi="Consolas"/>
-          <w:color w:val="0F1115"/>
-          <w:lang w:val="en-US"/>
-        </w:rPr>
-        <w:t>window</w:t>
+        <w:t xml:space="preserve"> window</w:t>
       </w:r>
       <w:r>
         <w:rPr>
@@ -5911,19 +4478,8 @@
           <w:color w:val="B76B01"/>
           <w:lang w:val="en-US"/>
         </w:rPr>
-        <w:t>CSRF</w:t>
-      </w:r>
-      <w:proofErr w:type="gramEnd"/>
-      <w:r>
-        <w:rPr>
-          <w:rStyle w:val="token"/>
-          <w:rFonts w:ascii="Consolas" w:hAnsi="Consolas"/>
-          <w:color w:val="B76B01"/>
-          <w:lang w:val="en-US"/>
-        </w:rPr>
-        <w:t>_TOKEN</w:t>
-      </w:r>
-      <w:proofErr w:type="spellEnd"/>
+        <w:t>CSRF_TOKEN</w:t>
+      </w:r>
       <w:r>
         <w:rPr>
           <w:rFonts w:ascii="Consolas" w:hAnsi="Consolas"/>
@@ -5995,7 +4551,6 @@
         </w:rPr>
         <w:t>На серверной стороне проверка CSRF-токена для всех POST-запросов к API осуществляется централизованно — в файле </w:t>
       </w:r>
-      <w:proofErr w:type="spellStart"/>
       <w:r>
         <w:rPr>
           <w:rStyle w:val="HTML"/>
@@ -6005,7 +4560,6 @@
         </w:rPr>
         <w:t>api.php</w:t>
       </w:r>
-      <w:proofErr w:type="spellEnd"/>
       <w:r>
         <w:rPr>
           <w:rFonts w:ascii="Segoe UI" w:hAnsi="Segoe UI" w:cs="Segoe UI"/>
@@ -6148,19 +4702,8 @@
           <w:color w:val="4078F2"/>
           <w:lang w:val="en-US"/>
         </w:rPr>
-        <w:t>$</w:t>
-      </w:r>
-      <w:proofErr w:type="spellStart"/>
-      <w:r>
-        <w:rPr>
-          <w:rStyle w:val="token"/>
-          <w:rFonts w:ascii="Consolas" w:hAnsi="Consolas"/>
-          <w:color w:val="4078F2"/>
-          <w:lang w:val="en-US"/>
-        </w:rPr>
-        <w:t>csrfToken</w:t>
-      </w:r>
-      <w:proofErr w:type="spellEnd"/>
+        <w:t>$csrfToken</w:t>
+      </w:r>
       <w:r>
         <w:rPr>
           <w:rFonts w:ascii="Consolas" w:hAnsi="Consolas"/>
@@ -6213,7 +4756,6 @@
         </w:rPr>
         <w:t>'HTTP_X_CSRF_TOKEN'</w:t>
       </w:r>
-      <w:proofErr w:type="gramStart"/>
       <w:r>
         <w:rPr>
           <w:rStyle w:val="token"/>
@@ -6240,7 +4782,6 @@
         </w:rPr>
         <w:t>??</w:t>
       </w:r>
-      <w:proofErr w:type="gramEnd"/>
       <w:r>
         <w:rPr>
           <w:rFonts w:ascii="Consolas" w:hAnsi="Consolas"/>
@@ -6304,7 +4845,6 @@
         </w:rPr>
         <w:t xml:space="preserve"> </w:t>
       </w:r>
-      <w:proofErr w:type="gramStart"/>
       <w:r>
         <w:rPr>
           <w:rStyle w:val="token"/>
@@ -6321,20 +4861,8 @@
           <w:color w:val="4078F2"/>
           <w:lang w:val="en-US"/>
         </w:rPr>
-        <w:t>!</w:t>
-      </w:r>
-      <w:proofErr w:type="spellStart"/>
-      <w:r>
-        <w:rPr>
-          <w:rStyle w:val="token"/>
-          <w:rFonts w:ascii="Consolas" w:hAnsi="Consolas"/>
-          <w:color w:val="4078F2"/>
-          <w:lang w:val="en-US"/>
-        </w:rPr>
-        <w:t>verifyCsrfToken</w:t>
-      </w:r>
-      <w:proofErr w:type="spellEnd"/>
-      <w:proofErr w:type="gramEnd"/>
+        <w:t>!verifyCsrfToken</w:t>
+      </w:r>
       <w:r>
         <w:rPr>
           <w:rStyle w:val="token"/>
@@ -6351,19 +4879,8 @@
           <w:color w:val="4078F2"/>
           <w:lang w:val="en-US"/>
         </w:rPr>
-        <w:t>$</w:t>
-      </w:r>
-      <w:proofErr w:type="spellStart"/>
-      <w:r>
-        <w:rPr>
-          <w:rStyle w:val="token"/>
-          <w:rFonts w:ascii="Consolas" w:hAnsi="Consolas"/>
-          <w:color w:val="4078F2"/>
-          <w:lang w:val="en-US"/>
-        </w:rPr>
-        <w:t>csrfToken</w:t>
-      </w:r>
-      <w:proofErr w:type="spellEnd"/>
+        <w:t>$csrfToken</w:t>
+      </w:r>
       <w:r>
         <w:rPr>
           <w:rStyle w:val="token"/>
@@ -6410,8 +4927,6 @@
         </w:rPr>
         <w:t xml:space="preserve">        </w:t>
       </w:r>
-      <w:proofErr w:type="spellStart"/>
-      <w:proofErr w:type="gramStart"/>
       <w:r>
         <w:rPr>
           <w:rStyle w:val="token"/>
@@ -6421,25 +4936,14 @@
         </w:rPr>
         <w:t>jsonResponse</w:t>
       </w:r>
-      <w:proofErr w:type="spellEnd"/>
-      <w:r>
-        <w:rPr>
-          <w:rStyle w:val="token"/>
-          <w:rFonts w:ascii="Consolas" w:hAnsi="Consolas"/>
-          <w:color w:val="383A42"/>
-          <w:lang w:val="en-US"/>
-        </w:rPr>
-        <w:t>(</w:t>
-      </w:r>
-      <w:proofErr w:type="gramEnd"/>
-      <w:r>
-        <w:rPr>
-          <w:rStyle w:val="token"/>
-          <w:rFonts w:ascii="Consolas" w:hAnsi="Consolas"/>
-          <w:color w:val="383A42"/>
-          <w:lang w:val="en-US"/>
-        </w:rPr>
-        <w:t>[</w:t>
+      <w:r>
+        <w:rPr>
+          <w:rStyle w:val="token"/>
+          <w:rFonts w:ascii="Consolas" w:hAnsi="Consolas"/>
+          <w:color w:val="383A42"/>
+          <w:lang w:val="en-US"/>
+        </w:rPr>
+        <w:t>([</w:t>
       </w:r>
       <w:r>
         <w:rPr>
@@ -6675,57 +5179,8 @@
           <w:rFonts w:ascii="Segoe UI" w:hAnsi="Segoe UI" w:cs="Segoe UI"/>
           <w:color w:val="0F1115"/>
         </w:rPr>
-        <w:t xml:space="preserve">Следует отметить, что первоначально возникла техническая сложность, связанная с </w:t>
-      </w:r>
-      <w:proofErr w:type="spellStart"/>
-      <w:r>
-        <w:rPr>
-          <w:rFonts w:ascii="Segoe UI" w:hAnsi="Segoe UI" w:cs="Segoe UI"/>
-          <w:color w:val="0F1115"/>
-        </w:rPr>
-        <w:t>Content</w:t>
-      </w:r>
-      <w:proofErr w:type="spellEnd"/>
-      <w:r>
-        <w:rPr>
-          <w:rFonts w:ascii="Segoe UI" w:hAnsi="Segoe UI" w:cs="Segoe UI"/>
-          <w:color w:val="0F1115"/>
-        </w:rPr>
-        <w:t xml:space="preserve"> </w:t>
-      </w:r>
-      <w:proofErr w:type="spellStart"/>
-      <w:r>
-        <w:rPr>
-          <w:rFonts w:ascii="Segoe UI" w:hAnsi="Segoe UI" w:cs="Segoe UI"/>
-          <w:color w:val="0F1115"/>
-        </w:rPr>
-        <w:t>Security</w:t>
-      </w:r>
-      <w:proofErr w:type="spellEnd"/>
-      <w:r>
-        <w:rPr>
-          <w:rFonts w:ascii="Segoe UI" w:hAnsi="Segoe UI" w:cs="Segoe UI"/>
-          <w:color w:val="0F1115"/>
-        </w:rPr>
-        <w:t xml:space="preserve"> </w:t>
-      </w:r>
-      <w:proofErr w:type="spellStart"/>
-      <w:r>
-        <w:rPr>
-          <w:rFonts w:ascii="Segoe UI" w:hAnsi="Segoe UI" w:cs="Segoe UI"/>
-          <w:color w:val="0F1115"/>
-        </w:rPr>
-        <w:t>Policy</w:t>
-      </w:r>
-      <w:proofErr w:type="spellEnd"/>
-      <w:r>
-        <w:rPr>
-          <w:rFonts w:ascii="Segoe UI" w:hAnsi="Segoe UI" w:cs="Segoe UI"/>
-          <w:color w:val="0F1115"/>
-        </w:rPr>
-        <w:t>. Дело в том, что политика, настроенная на клиентском уровне, содержит директиву </w:t>
-      </w:r>
-      <w:proofErr w:type="spellStart"/>
+        <w:t>Следует отметить, что первоначально возникла техническая сложность, связанная с Content Security Policy. Дело в том, что политика, настроенная на клиентском уровне, содержит директиву </w:t>
+      </w:r>
       <w:r>
         <w:rPr>
           <w:rStyle w:val="HTML"/>
@@ -6733,207 +5188,62 @@
           <w:color w:val="0F1115"/>
           <w:shd w:val="clear" w:color="auto" w:fill="EBEEF2"/>
         </w:rPr>
+        <w:t>script-src 'self'</w:t>
+      </w:r>
+      <w:r>
+        <w:rPr>
+          <w:rFonts w:ascii="Segoe UI" w:hAnsi="Segoe UI" w:cs="Segoe UI"/>
+          <w:color w:val="0F1115"/>
+        </w:rPr>
+        <w:t>, которая по умолчанию запрещает выполнение встроенных скриптов. Поскольку для передачи токена в JavaScript использовался inline-скрипт, он блокировался браузером, и переменная </w:t>
+      </w:r>
+      <w:r>
+        <w:rPr>
+          <w:rStyle w:val="HTML"/>
+          <w:rFonts w:ascii="Consolas" w:hAnsi="Consolas"/>
+          <w:color w:val="0F1115"/>
+          <w:shd w:val="clear" w:color="auto" w:fill="EBEEF2"/>
+        </w:rPr>
+        <w:t>window.CSRF_TOKEN</w:t>
+      </w:r>
+      <w:r>
+        <w:rPr>
+          <w:rFonts w:ascii="Segoe UI" w:hAnsi="Segoe UI" w:cs="Segoe UI"/>
+          <w:color w:val="0F1115"/>
+        </w:rPr>
+        <w:t> оказывалась неопределённой. В результате все AJAX-запросы отправлялись без токена и отклонялись сервером. Проблема была решена путём временного разрешения </w:t>
+      </w:r>
+      <w:r>
+        <w:rPr>
+          <w:rStyle w:val="HTML"/>
+          <w:rFonts w:ascii="Consolas" w:hAnsi="Consolas"/>
+          <w:color w:val="0F1115"/>
+          <w:shd w:val="clear" w:color="auto" w:fill="EBEEF2"/>
+        </w:rPr>
+        <w:t>'unsafe-inline'</w:t>
+      </w:r>
+      <w:r>
+        <w:rPr>
+          <w:rFonts w:ascii="Segoe UI" w:hAnsi="Segoe UI" w:cs="Segoe UI"/>
+          <w:color w:val="0F1115"/>
+        </w:rPr>
+        <w:t> в директиве </w:t>
+      </w:r>
+      <w:r>
+        <w:rPr>
+          <w:rStyle w:val="HTML"/>
+          <w:rFonts w:ascii="Consolas" w:hAnsi="Consolas"/>
+          <w:color w:val="0F1115"/>
+          <w:shd w:val="clear" w:color="auto" w:fill="EBEEF2"/>
+        </w:rPr>
         <w:t>script-src</w:t>
       </w:r>
-      <w:proofErr w:type="spellEnd"/>
-      <w:r>
-        <w:rPr>
-          <w:rStyle w:val="HTML"/>
-          <w:rFonts w:ascii="Consolas" w:hAnsi="Consolas"/>
-          <w:color w:val="0F1115"/>
-          <w:shd w:val="clear" w:color="auto" w:fill="EBEEF2"/>
-        </w:rPr>
-        <w:t xml:space="preserve"> '</w:t>
-      </w:r>
-      <w:proofErr w:type="spellStart"/>
-      <w:r>
-        <w:rPr>
-          <w:rStyle w:val="HTML"/>
-          <w:rFonts w:ascii="Consolas" w:hAnsi="Consolas"/>
-          <w:color w:val="0F1115"/>
-          <w:shd w:val="clear" w:color="auto" w:fill="EBEEF2"/>
-        </w:rPr>
-        <w:t>self</w:t>
-      </w:r>
-      <w:proofErr w:type="spellEnd"/>
-      <w:r>
-        <w:rPr>
-          <w:rStyle w:val="HTML"/>
-          <w:rFonts w:ascii="Consolas" w:hAnsi="Consolas"/>
-          <w:color w:val="0F1115"/>
-          <w:shd w:val="clear" w:color="auto" w:fill="EBEEF2"/>
-        </w:rPr>
-        <w:t>'</w:t>
-      </w:r>
-      <w:r>
-        <w:rPr>
-          <w:rFonts w:ascii="Segoe UI" w:hAnsi="Segoe UI" w:cs="Segoe UI"/>
-          <w:color w:val="0F1115"/>
-        </w:rPr>
-        <w:t xml:space="preserve">, которая по умолчанию запрещает выполнение встроенных скриптов. Поскольку для передачи токена в </w:t>
-      </w:r>
-      <w:proofErr w:type="spellStart"/>
-      <w:r>
-        <w:rPr>
-          <w:rFonts w:ascii="Segoe UI" w:hAnsi="Segoe UI" w:cs="Segoe UI"/>
-          <w:color w:val="0F1115"/>
-        </w:rPr>
-        <w:t>JavaScript</w:t>
-      </w:r>
-      <w:proofErr w:type="spellEnd"/>
-      <w:r>
-        <w:rPr>
-          <w:rFonts w:ascii="Segoe UI" w:hAnsi="Segoe UI" w:cs="Segoe UI"/>
-          <w:color w:val="0F1115"/>
-        </w:rPr>
-        <w:t xml:space="preserve"> использовался </w:t>
-      </w:r>
-      <w:proofErr w:type="spellStart"/>
-      <w:r>
-        <w:rPr>
-          <w:rFonts w:ascii="Segoe UI" w:hAnsi="Segoe UI" w:cs="Segoe UI"/>
-          <w:color w:val="0F1115"/>
-        </w:rPr>
-        <w:t>inline</w:t>
-      </w:r>
-      <w:proofErr w:type="spellEnd"/>
-      <w:r>
-        <w:rPr>
-          <w:rFonts w:ascii="Segoe UI" w:hAnsi="Segoe UI" w:cs="Segoe UI"/>
-          <w:color w:val="0F1115"/>
-        </w:rPr>
-        <w:t>-скрипт, он блокировался браузером, и переменная </w:t>
-      </w:r>
-      <w:proofErr w:type="spellStart"/>
-      <w:proofErr w:type="gramStart"/>
-      <w:r>
-        <w:rPr>
-          <w:rStyle w:val="HTML"/>
-          <w:rFonts w:ascii="Consolas" w:hAnsi="Consolas"/>
-          <w:color w:val="0F1115"/>
-          <w:shd w:val="clear" w:color="auto" w:fill="EBEEF2"/>
-        </w:rPr>
-        <w:t>window.CSRF</w:t>
-      </w:r>
-      <w:proofErr w:type="gramEnd"/>
-      <w:r>
-        <w:rPr>
-          <w:rStyle w:val="HTML"/>
-          <w:rFonts w:ascii="Consolas" w:hAnsi="Consolas"/>
-          <w:color w:val="0F1115"/>
-          <w:shd w:val="clear" w:color="auto" w:fill="EBEEF2"/>
-        </w:rPr>
-        <w:t>_TOKEN</w:t>
-      </w:r>
-      <w:proofErr w:type="spellEnd"/>
-      <w:r>
-        <w:rPr>
-          <w:rFonts w:ascii="Segoe UI" w:hAnsi="Segoe UI" w:cs="Segoe UI"/>
-          <w:color w:val="0F1115"/>
-        </w:rPr>
-        <w:t> оказывалась неопределённой. В результате все AJAX-запросы отправлялись без токена и отклонялись сервером. Проблема была решена путём временного разрешения </w:t>
-      </w:r>
-      <w:r>
-        <w:rPr>
-          <w:rStyle w:val="HTML"/>
-          <w:rFonts w:ascii="Consolas" w:hAnsi="Consolas"/>
-          <w:color w:val="0F1115"/>
-          <w:shd w:val="clear" w:color="auto" w:fill="EBEEF2"/>
-        </w:rPr>
-        <w:t>'</w:t>
-      </w:r>
-      <w:proofErr w:type="spellStart"/>
-      <w:r>
-        <w:rPr>
-          <w:rStyle w:val="HTML"/>
-          <w:rFonts w:ascii="Consolas" w:hAnsi="Consolas"/>
-          <w:color w:val="0F1115"/>
-          <w:shd w:val="clear" w:color="auto" w:fill="EBEEF2"/>
-        </w:rPr>
-        <w:t>unsafe-inline</w:t>
-      </w:r>
-      <w:proofErr w:type="spellEnd"/>
-      <w:r>
-        <w:rPr>
-          <w:rStyle w:val="HTML"/>
-          <w:rFonts w:ascii="Consolas" w:hAnsi="Consolas"/>
-          <w:color w:val="0F1115"/>
-          <w:shd w:val="clear" w:color="auto" w:fill="EBEEF2"/>
-        </w:rPr>
-        <w:t>'</w:t>
-      </w:r>
-      <w:r>
-        <w:rPr>
-          <w:rFonts w:ascii="Segoe UI" w:hAnsi="Segoe UI" w:cs="Segoe UI"/>
-          <w:color w:val="0F1115"/>
-        </w:rPr>
-        <w:t> в директиве </w:t>
-      </w:r>
-      <w:proofErr w:type="spellStart"/>
-      <w:r>
-        <w:rPr>
-          <w:rStyle w:val="HTML"/>
-          <w:rFonts w:ascii="Consolas" w:hAnsi="Consolas"/>
-          <w:color w:val="0F1115"/>
-          <w:shd w:val="clear" w:color="auto" w:fill="EBEEF2"/>
-        </w:rPr>
-        <w:t>script-src</w:t>
-      </w:r>
-      <w:proofErr w:type="spellEnd"/>
-      <w:r>
-        <w:rPr>
-          <w:rFonts w:ascii="Segoe UI" w:hAnsi="Segoe UI" w:cs="Segoe UI"/>
-          <w:color w:val="0F1115"/>
-        </w:rPr>
-        <w:t xml:space="preserve">. Вместе с тем следует понимать, что в </w:t>
-      </w:r>
-      <w:proofErr w:type="spellStart"/>
-      <w:r>
-        <w:rPr>
-          <w:rFonts w:ascii="Segoe UI" w:hAnsi="Segoe UI" w:cs="Segoe UI"/>
-          <w:color w:val="0F1115"/>
-        </w:rPr>
-        <w:t>production</w:t>
-      </w:r>
-      <w:proofErr w:type="spellEnd"/>
-      <w:r>
-        <w:rPr>
-          <w:rFonts w:ascii="Segoe UI" w:hAnsi="Segoe UI" w:cs="Segoe UI"/>
-          <w:color w:val="0F1115"/>
-        </w:rPr>
-        <w:t xml:space="preserve">-среде правильным решением было бы использование механизма </w:t>
-      </w:r>
-      <w:proofErr w:type="spellStart"/>
-      <w:r>
-        <w:rPr>
-          <w:rFonts w:ascii="Segoe UI" w:hAnsi="Segoe UI" w:cs="Segoe UI"/>
-          <w:color w:val="0F1115"/>
-        </w:rPr>
-        <w:t>nonce</w:t>
-      </w:r>
-      <w:proofErr w:type="spellEnd"/>
-      <w:r>
-        <w:rPr>
-          <w:rFonts w:ascii="Segoe UI" w:hAnsi="Segoe UI" w:cs="Segoe UI"/>
-          <w:color w:val="0F1115"/>
-        </w:rPr>
-        <w:t xml:space="preserve"> — уникальных одноразовых идентификаторов, которыми сервер помечает легитимные встроенные скрипты. Однако внедрение </w:t>
-      </w:r>
-      <w:proofErr w:type="spellStart"/>
-      <w:r>
-        <w:rPr>
-          <w:rFonts w:ascii="Segoe UI" w:hAnsi="Segoe UI" w:cs="Segoe UI"/>
-          <w:color w:val="0F1115"/>
-        </w:rPr>
-        <w:t>nonce</w:t>
-      </w:r>
-      <w:proofErr w:type="spellEnd"/>
-      <w:r>
-        <w:rPr>
-          <w:rFonts w:ascii="Segoe UI" w:hAnsi="Segoe UI" w:cs="Segoe UI"/>
-          <w:color w:val="0F1115"/>
-        </w:rPr>
-        <w:t xml:space="preserve"> требует более сложной логики генерации и подстановки, что было признано избыточным для учебного прототипа, но может быть реализовано при дальнейшем развитии проекта.</w:t>
+      <w:r>
+        <w:rPr>
+          <w:rFonts w:ascii="Segoe UI" w:hAnsi="Segoe UI" w:cs="Segoe UI"/>
+          <w:color w:val="0F1115"/>
+        </w:rPr>
+        <w:t>. Вместе с тем следует понимать, что в production-среде правильным решением было бы использование механизма nonce — уникальных одноразовых идентификаторов, которыми сервер помечает легитимные встроенные скрипты. Однако внедрение nonce требует более сложной логики генерации и подстановки, что было признано избыточным для учебного прототипа, но может быть реализовано при дальнейшем развитии проекта.</w:t>
       </w:r>
     </w:p>
     <w:p>
@@ -6953,7 +5263,6 @@
         </w:rPr>
         <w:t>Помимо CSRF-защиты, серверный уровень обеспечивает валидацию всех входных данных. Данный механизм был частично реализован ещё на этапе создания базового приложения, однако в контексте безопасности следует подчеркнуть его роль. В модуле аутентификации (</w:t>
       </w:r>
-      <w:proofErr w:type="spellStart"/>
       <w:r>
         <w:rPr>
           <w:rStyle w:val="HTML"/>
@@ -6963,31 +5272,13 @@
         </w:rPr>
         <w:t>Auth.php</w:t>
       </w:r>
-      <w:proofErr w:type="spellEnd"/>
-      <w:r>
-        <w:rPr>
-          <w:rFonts w:ascii="Segoe UI" w:hAnsi="Segoe UI" w:cs="Segoe UI"/>
-          <w:color w:val="0F1115"/>
-        </w:rPr>
-        <w:t xml:space="preserve">) проверяются длина и формат логина, корректность </w:t>
-      </w:r>
-      <w:proofErr w:type="spellStart"/>
-      <w:r>
-        <w:rPr>
-          <w:rFonts w:ascii="Segoe UI" w:hAnsi="Segoe UI" w:cs="Segoe UI"/>
-          <w:color w:val="0F1115"/>
-        </w:rPr>
-        <w:t>email</w:t>
-      </w:r>
-      <w:proofErr w:type="spellEnd"/>
-      <w:r>
-        <w:rPr>
-          <w:rFonts w:ascii="Segoe UI" w:hAnsi="Segoe UI" w:cs="Segoe UI"/>
-          <w:color w:val="0F1115"/>
-        </w:rPr>
-        <w:t xml:space="preserve"> (с использованием встроенной функции </w:t>
-      </w:r>
-      <w:proofErr w:type="spellStart"/>
+      <w:r>
+        <w:rPr>
+          <w:rFonts w:ascii="Segoe UI" w:hAnsi="Segoe UI" w:cs="Segoe UI"/>
+          <w:color w:val="0F1115"/>
+        </w:rPr>
+        <w:t>) проверяются длина и формат логина, корректность email (с использованием встроенной функции </w:t>
+      </w:r>
       <w:r>
         <w:rPr>
           <w:rStyle w:val="HTML"/>
@@ -6995,9 +5286,15 @@
           <w:color w:val="0F1115"/>
           <w:shd w:val="clear" w:color="auto" w:fill="EBEEF2"/>
         </w:rPr>
-        <w:t>filter_</w:t>
-      </w:r>
-      <w:proofErr w:type="gramStart"/>
+        <w:t>filter_var()</w:t>
+      </w:r>
+      <w:r>
+        <w:rPr>
+          <w:rFonts w:ascii="Segoe UI" w:hAnsi="Segoe UI" w:cs="Segoe UI"/>
+          <w:color w:val="0F1115"/>
+        </w:rPr>
+        <w:t> с флагом </w:t>
+      </w:r>
       <w:r>
         <w:rPr>
           <w:rStyle w:val="HTML"/>
@@ -7005,9 +5302,15 @@
           <w:color w:val="0F1115"/>
           <w:shd w:val="clear" w:color="auto" w:fill="EBEEF2"/>
         </w:rPr>
-        <w:t>var</w:t>
-      </w:r>
-      <w:proofErr w:type="spellEnd"/>
+        <w:t>FILTER_VALIDATE_EMAIL</w:t>
+      </w:r>
+      <w:r>
+        <w:rPr>
+          <w:rFonts w:ascii="Segoe UI" w:hAnsi="Segoe UI" w:cs="Segoe UI"/>
+          <w:color w:val="0F1115"/>
+        </w:rPr>
+        <w:t>), минимальная длина пароля и совпадение с подтверждением. В модуле задач (</w:t>
+      </w:r>
       <w:r>
         <w:rPr>
           <w:rStyle w:val="HTML"/>
@@ -7015,74 +5318,14 @@
           <w:color w:val="0F1115"/>
           <w:shd w:val="clear" w:color="auto" w:fill="EBEEF2"/>
         </w:rPr>
-        <w:t>(</w:t>
-      </w:r>
-      <w:proofErr w:type="gramEnd"/>
-      <w:r>
-        <w:rPr>
-          <w:rStyle w:val="HTML"/>
-          <w:rFonts w:ascii="Consolas" w:hAnsi="Consolas"/>
-          <w:color w:val="0F1115"/>
-          <w:shd w:val="clear" w:color="auto" w:fill="EBEEF2"/>
-        </w:rPr>
-        <w:t>)</w:t>
-      </w:r>
-      <w:r>
-        <w:rPr>
-          <w:rFonts w:ascii="Segoe UI" w:hAnsi="Segoe UI" w:cs="Segoe UI"/>
-          <w:color w:val="0F1115"/>
-        </w:rPr>
-        <w:t> с флагом </w:t>
-      </w:r>
-      <w:r>
-        <w:rPr>
-          <w:rStyle w:val="HTML"/>
-          <w:rFonts w:ascii="Consolas" w:hAnsi="Consolas"/>
-          <w:color w:val="0F1115"/>
-          <w:shd w:val="clear" w:color="auto" w:fill="EBEEF2"/>
-        </w:rPr>
-        <w:t>FILTER_VALIDATE_EMAIL</w:t>
-      </w:r>
-      <w:r>
-        <w:rPr>
-          <w:rFonts w:ascii="Segoe UI" w:hAnsi="Segoe UI" w:cs="Segoe UI"/>
-          <w:color w:val="0F1115"/>
-        </w:rPr>
-        <w:t>), минимальная длина пароля и совпадение с подтверждением. В модуле задач (</w:t>
-      </w:r>
-      <w:proofErr w:type="spellStart"/>
-      <w:r>
-        <w:rPr>
-          <w:rStyle w:val="HTML"/>
-          <w:rFonts w:ascii="Consolas" w:hAnsi="Consolas"/>
-          <w:color w:val="0F1115"/>
-          <w:shd w:val="clear" w:color="auto" w:fill="EBEEF2"/>
-        </w:rPr>
         <w:t>Task.php</w:t>
       </w:r>
-      <w:proofErr w:type="spellEnd"/>
-      <w:r>
-        <w:rPr>
-          <w:rFonts w:ascii="Segoe UI" w:hAnsi="Segoe UI" w:cs="Segoe UI"/>
-          <w:color w:val="0F1115"/>
-        </w:rPr>
-        <w:t xml:space="preserve">) проверяется </w:t>
-      </w:r>
-      <w:proofErr w:type="spellStart"/>
-      <w:r>
-        <w:rPr>
-          <w:rFonts w:ascii="Segoe UI" w:hAnsi="Segoe UI" w:cs="Segoe UI"/>
-          <w:color w:val="0F1115"/>
-        </w:rPr>
-        <w:t>непустота</w:t>
-      </w:r>
-      <w:proofErr w:type="spellEnd"/>
-      <w:r>
-        <w:rPr>
-          <w:rFonts w:ascii="Segoe UI" w:hAnsi="Segoe UI" w:cs="Segoe UI"/>
-          <w:color w:val="0F1115"/>
-        </w:rPr>
-        <w:t xml:space="preserve"> заголовка и его максимальная длина (255 символов).</w:t>
+      <w:r>
+        <w:rPr>
+          <w:rFonts w:ascii="Segoe UI" w:hAnsi="Segoe UI" w:cs="Segoe UI"/>
+          <w:color w:val="0F1115"/>
+        </w:rPr>
+        <w:t>) проверяется непустота заголовка и его максимальная длина (255 символов).</w:t>
       </w:r>
     </w:p>
     <w:p>
@@ -7194,9 +5437,15 @@
           <w:color w:val="0F1115"/>
           <w:shd w:val="clear" w:color="auto" w:fill="EBEEF2"/>
         </w:rPr>
-        <w:t xml:space="preserve">"SELECT * FROM </w:t>
-      </w:r>
-      <w:proofErr w:type="spellStart"/>
+        <w:t>"SELECT * FROM users WHERE username = '" + $input + "'"</w:t>
+      </w:r>
+      <w:r>
+        <w:rPr>
+          <w:rFonts w:ascii="Segoe UI" w:hAnsi="Segoe UI" w:cs="Segoe UI"/>
+          <w:color w:val="0F1115"/>
+        </w:rPr>
+        <w:t>, то значение </w:t>
+      </w:r>
       <w:r>
         <w:rPr>
           <w:rStyle w:val="HTML"/>
@@ -7204,84 +5453,7 @@
           <w:color w:val="0F1115"/>
           <w:shd w:val="clear" w:color="auto" w:fill="EBEEF2"/>
         </w:rPr>
-        <w:t>users</w:t>
-      </w:r>
-      <w:proofErr w:type="spellEnd"/>
-      <w:r>
-        <w:rPr>
-          <w:rStyle w:val="HTML"/>
-          <w:rFonts w:ascii="Consolas" w:hAnsi="Consolas"/>
-          <w:color w:val="0F1115"/>
-          <w:shd w:val="clear" w:color="auto" w:fill="EBEEF2"/>
-        </w:rPr>
-        <w:t xml:space="preserve"> WHERE </w:t>
-      </w:r>
-      <w:proofErr w:type="spellStart"/>
-      <w:r>
-        <w:rPr>
-          <w:rStyle w:val="HTML"/>
-          <w:rFonts w:ascii="Consolas" w:hAnsi="Consolas"/>
-          <w:color w:val="0F1115"/>
-          <w:shd w:val="clear" w:color="auto" w:fill="EBEEF2"/>
-        </w:rPr>
-        <w:t>username</w:t>
-      </w:r>
-      <w:proofErr w:type="spellEnd"/>
-      <w:r>
-        <w:rPr>
-          <w:rStyle w:val="HTML"/>
-          <w:rFonts w:ascii="Consolas" w:hAnsi="Consolas"/>
-          <w:color w:val="0F1115"/>
-          <w:shd w:val="clear" w:color="auto" w:fill="EBEEF2"/>
-        </w:rPr>
-        <w:t xml:space="preserve"> = '" + $</w:t>
-      </w:r>
-      <w:proofErr w:type="spellStart"/>
-      <w:r>
-        <w:rPr>
-          <w:rStyle w:val="HTML"/>
-          <w:rFonts w:ascii="Consolas" w:hAnsi="Consolas"/>
-          <w:color w:val="0F1115"/>
-          <w:shd w:val="clear" w:color="auto" w:fill="EBEEF2"/>
-        </w:rPr>
-        <w:t>input</w:t>
-      </w:r>
-      <w:proofErr w:type="spellEnd"/>
-      <w:r>
-        <w:rPr>
-          <w:rStyle w:val="HTML"/>
-          <w:rFonts w:ascii="Consolas" w:hAnsi="Consolas"/>
-          <w:color w:val="0F1115"/>
-          <w:shd w:val="clear" w:color="auto" w:fill="EBEEF2"/>
-        </w:rPr>
-        <w:t xml:space="preserve"> + "'"</w:t>
-      </w:r>
-      <w:r>
-        <w:rPr>
-          <w:rFonts w:ascii="Segoe UI" w:hAnsi="Segoe UI" w:cs="Segoe UI"/>
-          <w:color w:val="0F1115"/>
-        </w:rPr>
-        <w:t>, то значение </w:t>
-      </w:r>
-      <w:proofErr w:type="spellStart"/>
-      <w:r>
-        <w:rPr>
-          <w:rStyle w:val="HTML"/>
-          <w:rFonts w:ascii="Consolas" w:hAnsi="Consolas"/>
-          <w:color w:val="0F1115"/>
-          <w:shd w:val="clear" w:color="auto" w:fill="EBEEF2"/>
-        </w:rPr>
-        <w:t>admin</w:t>
-      </w:r>
-      <w:proofErr w:type="spellEnd"/>
-      <w:r>
-        <w:rPr>
-          <w:rStyle w:val="HTML"/>
-          <w:rFonts w:ascii="Consolas" w:hAnsi="Consolas"/>
-          <w:color w:val="0F1115"/>
-          <w:shd w:val="clear" w:color="auto" w:fill="EBEEF2"/>
-        </w:rPr>
-        <w:t>' OR '1'='1</w:t>
+        <w:t>admin' OR '1'='1</w:t>
       </w:r>
       <w:r>
         <w:rPr>
@@ -7306,41 +5478,8 @@
           <w:rFonts w:ascii="Segoe UI" w:hAnsi="Segoe UI" w:cs="Segoe UI"/>
           <w:color w:val="0F1115"/>
         </w:rPr>
-        <w:t xml:space="preserve">В разрабатываемом приложении для взаимодействия с базой данных используется расширение PDO (PHP </w:t>
-      </w:r>
-      <w:proofErr w:type="spellStart"/>
-      <w:r>
-        <w:rPr>
-          <w:rFonts w:ascii="Segoe UI" w:hAnsi="Segoe UI" w:cs="Segoe UI"/>
-          <w:color w:val="0F1115"/>
-        </w:rPr>
-        <w:t>Data</w:t>
-      </w:r>
-      <w:proofErr w:type="spellEnd"/>
-      <w:r>
-        <w:rPr>
-          <w:rFonts w:ascii="Segoe UI" w:hAnsi="Segoe UI" w:cs="Segoe UI"/>
-          <w:color w:val="0F1115"/>
-        </w:rPr>
-        <w:t xml:space="preserve"> </w:t>
-      </w:r>
-      <w:proofErr w:type="spellStart"/>
-      <w:r>
-        <w:rPr>
-          <w:rFonts w:ascii="Segoe UI" w:hAnsi="Segoe UI" w:cs="Segoe UI"/>
-          <w:color w:val="0F1115"/>
-        </w:rPr>
-        <w:t>Objects</w:t>
-      </w:r>
-      <w:proofErr w:type="spellEnd"/>
-      <w:r>
-        <w:rPr>
-          <w:rFonts w:ascii="Segoe UI" w:hAnsi="Segoe UI" w:cs="Segoe UI"/>
-          <w:color w:val="0F1115"/>
-        </w:rPr>
-        <w:t>), которое поддерживает подготовленные выражения. При создании подключения в классе </w:t>
-      </w:r>
-      <w:proofErr w:type="spellStart"/>
+        <w:t>В разрабатываемом приложении для взаимодействия с базой данных используется расширение PDO (PHP Data Objects), которое поддерживает подготовленные выражения. При создании подключения в классе </w:t>
+      </w:r>
       <w:r>
         <w:rPr>
           <w:rStyle w:val="HTML"/>
@@ -7350,29 +5489,12 @@
         </w:rPr>
         <w:t>Database</w:t>
       </w:r>
-      <w:proofErr w:type="spellEnd"/>
-      <w:r>
-        <w:rPr>
-          <w:rFonts w:ascii="Segoe UI" w:hAnsi="Segoe UI" w:cs="Segoe UI"/>
-          <w:color w:val="0F1115"/>
-        </w:rPr>
-        <w:t xml:space="preserve"> был явно отключён режим эмуляции подготовленных выражений, что заставляет PDO использовать настоящие серверные подготовленные выражения </w:t>
-      </w:r>
-      <w:proofErr w:type="spellStart"/>
-      <w:r>
-        <w:rPr>
-          <w:rFonts w:ascii="Segoe UI" w:hAnsi="Segoe UI" w:cs="Segoe UI"/>
-          <w:color w:val="0F1115"/>
-        </w:rPr>
-        <w:t>MySQL</w:t>
-      </w:r>
-      <w:proofErr w:type="spellEnd"/>
-      <w:r>
-        <w:rPr>
-          <w:rFonts w:ascii="Segoe UI" w:hAnsi="Segoe UI" w:cs="Segoe UI"/>
-          <w:color w:val="0F1115"/>
-        </w:rPr>
-        <w:t>, а не эмулировать их на стороне PHP:</w:t>
+      <w:r>
+        <w:rPr>
+          <w:rFonts w:ascii="Segoe UI" w:hAnsi="Segoe UI" w:cs="Segoe UI"/>
+          <w:color w:val="0F1115"/>
+        </w:rPr>
+        <w:t> был явно отключён режим эмуляции подготовленных выражений, что заставляет PDO использовать настоящие серверные подготовленные выражения MySQL, а не эмулировать их на стороне PHP:</w:t>
       </w:r>
     </w:p>
     <w:p>
@@ -7449,7 +5571,6 @@
         </w:rPr>
         <w:t xml:space="preserve">    </w:t>
       </w:r>
-      <w:proofErr w:type="gramStart"/>
       <w:r>
         <w:rPr>
           <w:rStyle w:val="token"/>
@@ -7468,7 +5589,6 @@
         </w:rPr>
         <w:t>::</w:t>
       </w:r>
-      <w:proofErr w:type="gramEnd"/>
       <w:r>
         <w:rPr>
           <w:rStyle w:val="token"/>
@@ -7559,7 +5679,6 @@
         </w:rPr>
         <w:t xml:space="preserve">    </w:t>
       </w:r>
-      <w:proofErr w:type="gramStart"/>
       <w:r>
         <w:rPr>
           <w:rStyle w:val="token"/>
@@ -7578,7 +5697,6 @@
         </w:rPr>
         <w:t>::</w:t>
       </w:r>
-      <w:proofErr w:type="gramEnd"/>
       <w:r>
         <w:rPr>
           <w:rStyle w:val="token"/>
@@ -7669,7 +5787,6 @@
         </w:rPr>
         <w:t xml:space="preserve">    </w:t>
       </w:r>
-      <w:proofErr w:type="gramStart"/>
       <w:r>
         <w:rPr>
           <w:rStyle w:val="token"/>
@@ -7688,7 +5805,6 @@
         </w:rPr>
         <w:t>::</w:t>
       </w:r>
-      <w:proofErr w:type="gramEnd"/>
       <w:r>
         <w:rPr>
           <w:rStyle w:val="token"/>
@@ -7785,41 +5901,14 @@
           <w:color w:val="0F1115"/>
           <w:shd w:val="clear" w:color="auto" w:fill="EBEEF2"/>
         </w:rPr>
-        <w:t xml:space="preserve">ATTR_EMULATE_PREPARES = </w:t>
-      </w:r>
-      <w:proofErr w:type="spellStart"/>
-      <w:r>
-        <w:rPr>
-          <w:rStyle w:val="HTML"/>
-          <w:rFonts w:ascii="Consolas" w:hAnsi="Consolas"/>
-          <w:color w:val="0F1115"/>
-          <w:shd w:val="clear" w:color="auto" w:fill="EBEEF2"/>
-        </w:rPr>
-        <w:t>false</w:t>
-      </w:r>
-      <w:proofErr w:type="spellEnd"/>
-      <w:r>
-        <w:rPr>
-          <w:rFonts w:ascii="Segoe UI" w:hAnsi="Segoe UI" w:cs="Segoe UI"/>
-          <w:color w:val="0F1115"/>
-        </w:rPr>
-        <w:t xml:space="preserve">) является принципиальным моментом. Дело в том, что при эмуляции PDO сначала подставляет значения в строку запроса с экранированием, а затем отправляет готовый SQL серверу. При этом теоретически возможны ошибки экранирования, особенно в краевых случаях с </w:t>
-      </w:r>
-      <w:proofErr w:type="spellStart"/>
-      <w:r>
-        <w:rPr>
-          <w:rFonts w:ascii="Segoe UI" w:hAnsi="Segoe UI" w:cs="Segoe UI"/>
-          <w:color w:val="0F1115"/>
-        </w:rPr>
-        <w:t>многобайтовыми</w:t>
-      </w:r>
-      <w:proofErr w:type="spellEnd"/>
-      <w:r>
-        <w:rPr>
-          <w:rFonts w:ascii="Segoe UI" w:hAnsi="Segoe UI" w:cs="Segoe UI"/>
-          <w:color w:val="0F1115"/>
-        </w:rPr>
-        <w:t xml:space="preserve"> кодировками. Когда же эмуляция отключена, PDO отправляет серверу шаблон запроса и данные отдельно, а уже сервер выполняет их безопасную подстановку.</w:t>
+        <w:t>ATTR_EMULATE_PREPARES = false</w:t>
+      </w:r>
+      <w:r>
+        <w:rPr>
+          <w:rFonts w:ascii="Segoe UI" w:hAnsi="Segoe UI" w:cs="Segoe UI"/>
+          <w:color w:val="0F1115"/>
+        </w:rPr>
+        <w:t>) является принципиальным моментом. Дело в том, что при эмуляции PDO сначала подставляет значения в строку запроса с экранированием, а затем отправляет готовый SQL серверу. При этом теоретически возможны ошибки экранирования, особенно в краевых случаях с многобайтовыми кодировками. Когда же эмуляция отключена, PDO отправляет серверу шаблон запроса и данные отдельно, а уже сервер выполняет их безопасную подстановку.</w:t>
       </w:r>
     </w:p>
     <w:p>
@@ -7841,7 +5930,6 @@
         <w:lastRenderedPageBreak/>
         <w:t>Все запросы в модулях </w:t>
       </w:r>
-      <w:proofErr w:type="spellStart"/>
       <w:r>
         <w:rPr>
           <w:rStyle w:val="HTML"/>
@@ -7851,7 +5939,6 @@
         </w:rPr>
         <w:t>Auth.php</w:t>
       </w:r>
-      <w:proofErr w:type="spellEnd"/>
       <w:r>
         <w:rPr>
           <w:rFonts w:ascii="Segoe UI" w:hAnsi="Segoe UI" w:cs="Segoe UI"/>
@@ -7859,7 +5946,6 @@
         </w:rPr>
         <w:t> и </w:t>
       </w:r>
-      <w:proofErr w:type="spellStart"/>
       <w:r>
         <w:rPr>
           <w:rStyle w:val="HTML"/>
@@ -7869,7 +5955,6 @@
         </w:rPr>
         <w:t>Task.php</w:t>
       </w:r>
-      <w:proofErr w:type="spellEnd"/>
       <w:r>
         <w:rPr>
           <w:rFonts w:ascii="Segoe UI" w:hAnsi="Segoe UI" w:cs="Segoe UI"/>
@@ -7979,19 +6064,8 @@
           <w:color w:val="4078F2"/>
           <w:lang w:val="en-US"/>
         </w:rPr>
-        <w:t>$</w:t>
-      </w:r>
-      <w:proofErr w:type="spellStart"/>
-      <w:r>
-        <w:rPr>
-          <w:rStyle w:val="token"/>
-          <w:rFonts w:ascii="Consolas" w:hAnsi="Consolas"/>
-          <w:color w:val="4078F2"/>
-          <w:lang w:val="en-US"/>
-        </w:rPr>
-        <w:t>stmt</w:t>
-      </w:r>
-      <w:proofErr w:type="spellEnd"/>
+        <w:t>$stmt</w:t>
+      </w:r>
       <w:r>
         <w:rPr>
           <w:rFonts w:ascii="Consolas" w:hAnsi="Consolas"/>
@@ -8024,37 +6098,7 @@
           <w:color w:val="4078F2"/>
           <w:lang w:val="en-US"/>
         </w:rPr>
-        <w:t>$</w:t>
-      </w:r>
-      <w:proofErr w:type="spellStart"/>
-      <w:r>
-        <w:rPr>
-          <w:rStyle w:val="token"/>
-          <w:rFonts w:ascii="Consolas" w:hAnsi="Consolas"/>
-          <w:color w:val="4078F2"/>
-          <w:lang w:val="en-US"/>
-        </w:rPr>
-        <w:t>db</w:t>
-      </w:r>
-      <w:proofErr w:type="spellEnd"/>
-      <w:r>
-        <w:rPr>
-          <w:rStyle w:val="token"/>
-          <w:rFonts w:ascii="Consolas" w:hAnsi="Consolas"/>
-          <w:color w:val="4078F2"/>
-          <w:lang w:val="en-US"/>
-        </w:rPr>
-        <w:t>-&gt;</w:t>
-      </w:r>
-      <w:proofErr w:type="gramStart"/>
-      <w:r>
-        <w:rPr>
-          <w:rStyle w:val="token"/>
-          <w:rFonts w:ascii="Consolas" w:hAnsi="Consolas"/>
-          <w:color w:val="4078F2"/>
-          <w:lang w:val="en-US"/>
-        </w:rPr>
-        <w:t>prepare</w:t>
+        <w:t>$db-&gt;prepare</w:t>
       </w:r>
       <w:r>
         <w:rPr>
@@ -8065,7 +6109,6 @@
         </w:rPr>
         <w:t>(</w:t>
       </w:r>
-      <w:proofErr w:type="gramEnd"/>
       <w:r>
         <w:rPr>
           <w:rStyle w:val="token"/>
@@ -8073,67 +6116,7 @@
           <w:color w:val="50A14F"/>
           <w:lang w:val="en-US"/>
         </w:rPr>
-        <w:t xml:space="preserve">'SELECT id, title, </w:t>
-      </w:r>
-      <w:proofErr w:type="spellStart"/>
-      <w:r>
-        <w:rPr>
-          <w:rStyle w:val="token"/>
-          <w:rFonts w:ascii="Consolas" w:hAnsi="Consolas"/>
-          <w:color w:val="50A14F"/>
-          <w:lang w:val="en-US"/>
-        </w:rPr>
-        <w:t>is_completed</w:t>
-      </w:r>
-      <w:proofErr w:type="spellEnd"/>
-      <w:r>
-        <w:rPr>
-          <w:rStyle w:val="token"/>
-          <w:rFonts w:ascii="Consolas" w:hAnsi="Consolas"/>
-          <w:color w:val="50A14F"/>
-          <w:lang w:val="en-US"/>
-        </w:rPr>
-        <w:t xml:space="preserve">, </w:t>
-      </w:r>
-      <w:proofErr w:type="spellStart"/>
-      <w:r>
-        <w:rPr>
-          <w:rStyle w:val="token"/>
-          <w:rFonts w:ascii="Consolas" w:hAnsi="Consolas"/>
-          <w:color w:val="50A14F"/>
-          <w:lang w:val="en-US"/>
-        </w:rPr>
-        <w:t>created_at</w:t>
-      </w:r>
-      <w:proofErr w:type="spellEnd"/>
-      <w:r>
-        <w:rPr>
-          <w:rStyle w:val="token"/>
-          <w:rFonts w:ascii="Consolas" w:hAnsi="Consolas"/>
-          <w:color w:val="50A14F"/>
-          <w:lang w:val="en-US"/>
-        </w:rPr>
-        <w:t xml:space="preserve"> FROM tasks WHERE </w:t>
-      </w:r>
-      <w:proofErr w:type="spellStart"/>
-      <w:r>
-        <w:rPr>
-          <w:rStyle w:val="token"/>
-          <w:rFonts w:ascii="Consolas" w:hAnsi="Consolas"/>
-          <w:color w:val="50A14F"/>
-          <w:lang w:val="en-US"/>
-        </w:rPr>
-        <w:t>user_id</w:t>
-      </w:r>
-      <w:proofErr w:type="spellEnd"/>
-      <w:r>
-        <w:rPr>
-          <w:rStyle w:val="token"/>
-          <w:rFonts w:ascii="Consolas" w:hAnsi="Consolas"/>
-          <w:color w:val="50A14F"/>
-          <w:lang w:val="en-US"/>
-        </w:rPr>
-        <w:t xml:space="preserve"> = ?'</w:t>
+        <w:t>'SELECT id, title, is_completed, created_at FROM tasks WHERE user_id = ?'</w:t>
       </w:r>
       <w:r>
         <w:rPr>
@@ -8161,38 +6144,8 @@
           <w:rFonts w:ascii="Consolas" w:hAnsi="Consolas"/>
           <w:color w:val="4078F2"/>
         </w:rPr>
-        <w:t>$</w:t>
-      </w:r>
-      <w:proofErr w:type="spellStart"/>
-      <w:r>
-        <w:rPr>
-          <w:rStyle w:val="token"/>
-          <w:rFonts w:ascii="Consolas" w:hAnsi="Consolas"/>
-          <w:color w:val="4078F2"/>
-        </w:rPr>
-        <w:t>stmt</w:t>
-      </w:r>
-      <w:proofErr w:type="spellEnd"/>
-      <w:proofErr w:type="gramStart"/>
-      <w:r>
-        <w:rPr>
-          <w:rStyle w:val="token"/>
-          <w:rFonts w:ascii="Consolas" w:hAnsi="Consolas"/>
-          <w:color w:val="4078F2"/>
-        </w:rPr>
-        <w:t>-&gt;</w:t>
-      </w:r>
-      <w:proofErr w:type="spellStart"/>
-      <w:r>
-        <w:rPr>
-          <w:rStyle w:val="token"/>
-          <w:rFonts w:ascii="Consolas" w:hAnsi="Consolas"/>
-          <w:color w:val="4078F2"/>
-        </w:rPr>
-        <w:t>execute</w:t>
-      </w:r>
-      <w:proofErr w:type="spellEnd"/>
-      <w:proofErr w:type="gramEnd"/>
+        <w:t>$stmt-&gt;execute</w:t>
+      </w:r>
       <w:r>
         <w:rPr>
           <w:rStyle w:val="token"/>
@@ -8207,18 +6160,8 @@
           <w:rFonts w:ascii="Consolas" w:hAnsi="Consolas"/>
           <w:color w:val="4078F2"/>
         </w:rPr>
-        <w:t>$</w:t>
-      </w:r>
-      <w:proofErr w:type="spellStart"/>
-      <w:r>
-        <w:rPr>
-          <w:rStyle w:val="token"/>
-          <w:rFonts w:ascii="Consolas" w:hAnsi="Consolas"/>
-          <w:color w:val="4078F2"/>
-        </w:rPr>
-        <w:t>userId</w:t>
-      </w:r>
-      <w:proofErr w:type="spellEnd"/>
+        <w:t>$userId</w:t>
+      </w:r>
       <w:r>
         <w:rPr>
           <w:rStyle w:val="token"/>
@@ -8243,23 +6186,7 @@
           <w:rFonts w:ascii="Segoe UI" w:hAnsi="Segoe UI" w:cs="Segoe UI"/>
           <w:color w:val="0F1115"/>
         </w:rPr>
-        <w:t xml:space="preserve">В данном случае знак вопроса является </w:t>
-      </w:r>
-      <w:proofErr w:type="spellStart"/>
-      <w:r>
-        <w:rPr>
-          <w:rFonts w:ascii="Segoe UI" w:hAnsi="Segoe UI" w:cs="Segoe UI"/>
-          <w:color w:val="0F1115"/>
-        </w:rPr>
-        <w:t>плейсхолдером</w:t>
-      </w:r>
-      <w:proofErr w:type="spellEnd"/>
-      <w:r>
-        <w:rPr>
-          <w:rFonts w:ascii="Segoe UI" w:hAnsi="Segoe UI" w:cs="Segoe UI"/>
-          <w:color w:val="0F1115"/>
-        </w:rPr>
-        <w:t>, на место которого при выполнении подставляется значение </w:t>
+        <w:t>В данном случае знак вопроса является плейсхолдером, на место которого при выполнении подставляется значение </w:t>
       </w:r>
       <w:r>
         <w:rPr>
@@ -8268,19 +6195,8 @@
           <w:color w:val="0F1115"/>
           <w:shd w:val="clear" w:color="auto" w:fill="EBEEF2"/>
         </w:rPr>
-        <w:t>$</w:t>
-      </w:r>
-      <w:proofErr w:type="spellStart"/>
-      <w:r>
-        <w:rPr>
-          <w:rStyle w:val="HTML"/>
-          <w:rFonts w:ascii="Consolas" w:hAnsi="Consolas"/>
-          <w:color w:val="0F1115"/>
-          <w:shd w:val="clear" w:color="auto" w:fill="EBEEF2"/>
-        </w:rPr>
-        <w:t>userId</w:t>
-      </w:r>
-      <w:proofErr w:type="spellEnd"/>
+        <w:t>$userId</w:t>
+      </w:r>
       <w:r>
         <w:rPr>
           <w:rFonts w:ascii="Segoe UI" w:hAnsi="Segoe UI" w:cs="Segoe UI"/>
@@ -8306,8 +6222,6 @@
         </w:rPr>
         <w:t>Отдельно стоит отметить обработку ситуации, когда запрос не возвращает результатов. Например, при попытке переключить статус несуществующей задачи или задачи, принадлежащей другому пользователю, метод </w:t>
       </w:r>
-      <w:proofErr w:type="spellStart"/>
-      <w:proofErr w:type="gramStart"/>
       <w:r>
         <w:rPr>
           <w:rStyle w:val="HTML"/>
@@ -8315,27 +6229,7 @@
           <w:color w:val="0F1115"/>
           <w:shd w:val="clear" w:color="auto" w:fill="EBEEF2"/>
         </w:rPr>
-        <w:t>toggle</w:t>
-      </w:r>
-      <w:proofErr w:type="spellEnd"/>
-      <w:r>
-        <w:rPr>
-          <w:rStyle w:val="HTML"/>
-          <w:rFonts w:ascii="Consolas" w:hAnsi="Consolas"/>
-          <w:color w:val="0F1115"/>
-          <w:shd w:val="clear" w:color="auto" w:fill="EBEEF2"/>
-        </w:rPr>
-        <w:t>(</w:t>
-      </w:r>
-      <w:proofErr w:type="gramEnd"/>
-      <w:r>
-        <w:rPr>
-          <w:rStyle w:val="HTML"/>
-          <w:rFonts w:ascii="Consolas" w:hAnsi="Consolas"/>
-          <w:color w:val="0F1115"/>
-          <w:shd w:val="clear" w:color="auto" w:fill="EBEEF2"/>
-        </w:rPr>
-        <w:t>)</w:t>
+        <w:t>toggle()</w:t>
       </w:r>
       <w:r>
         <w:rPr>
@@ -8363,19 +6257,8 @@
           <w:color w:val="4078F2"/>
           <w:lang w:val="en-US"/>
         </w:rPr>
-        <w:t>$</w:t>
-      </w:r>
-      <w:proofErr w:type="spellStart"/>
-      <w:r>
-        <w:rPr>
-          <w:rStyle w:val="token"/>
-          <w:rFonts w:ascii="Consolas" w:hAnsi="Consolas"/>
-          <w:color w:val="4078F2"/>
-          <w:lang w:val="en-US"/>
-        </w:rPr>
-        <w:t>stmt</w:t>
-      </w:r>
-      <w:proofErr w:type="spellEnd"/>
+        <w:t>$stmt</w:t>
+      </w:r>
       <w:r>
         <w:rPr>
           <w:rFonts w:ascii="Consolas" w:hAnsi="Consolas"/>
@@ -8408,37 +6291,7 @@
           <w:color w:val="4078F2"/>
           <w:lang w:val="en-US"/>
         </w:rPr>
-        <w:t>$</w:t>
-      </w:r>
-      <w:proofErr w:type="spellStart"/>
-      <w:r>
-        <w:rPr>
-          <w:rStyle w:val="token"/>
-          <w:rFonts w:ascii="Consolas" w:hAnsi="Consolas"/>
-          <w:color w:val="4078F2"/>
-          <w:lang w:val="en-US"/>
-        </w:rPr>
-        <w:t>db</w:t>
-      </w:r>
-      <w:proofErr w:type="spellEnd"/>
-      <w:r>
-        <w:rPr>
-          <w:rStyle w:val="token"/>
-          <w:rFonts w:ascii="Consolas" w:hAnsi="Consolas"/>
-          <w:color w:val="4078F2"/>
-          <w:lang w:val="en-US"/>
-        </w:rPr>
-        <w:t>-&gt;</w:t>
-      </w:r>
-      <w:proofErr w:type="gramStart"/>
-      <w:r>
-        <w:rPr>
-          <w:rStyle w:val="token"/>
-          <w:rFonts w:ascii="Consolas" w:hAnsi="Consolas"/>
-          <w:color w:val="4078F2"/>
-          <w:lang w:val="en-US"/>
-        </w:rPr>
-        <w:t>prepare</w:t>
+        <w:t>$db-&gt;prepare</w:t>
       </w:r>
       <w:r>
         <w:rPr>
@@ -8449,7 +6302,6 @@
         </w:rPr>
         <w:t>(</w:t>
       </w:r>
-      <w:proofErr w:type="gramEnd"/>
       <w:r>
         <w:rPr>
           <w:rStyle w:val="token"/>
@@ -8457,67 +6309,7 @@
           <w:color w:val="50A14F"/>
           <w:lang w:val="en-US"/>
         </w:rPr>
-        <w:t xml:space="preserve">'SELECT id, </w:t>
-      </w:r>
-      <w:proofErr w:type="spellStart"/>
-      <w:r>
-        <w:rPr>
-          <w:rStyle w:val="token"/>
-          <w:rFonts w:ascii="Consolas" w:hAnsi="Consolas"/>
-          <w:color w:val="50A14F"/>
-          <w:lang w:val="en-US"/>
-        </w:rPr>
-        <w:t>is_completed</w:t>
-      </w:r>
-      <w:proofErr w:type="spellEnd"/>
-      <w:r>
-        <w:rPr>
-          <w:rStyle w:val="token"/>
-          <w:rFonts w:ascii="Consolas" w:hAnsi="Consolas"/>
-          <w:color w:val="50A14F"/>
-          <w:lang w:val="en-US"/>
-        </w:rPr>
-        <w:t xml:space="preserve"> FROM tasks WHERE id = ? AND </w:t>
-      </w:r>
-      <w:proofErr w:type="spellStart"/>
-      <w:r>
-        <w:rPr>
-          <w:rStyle w:val="token"/>
-          <w:rFonts w:ascii="Consolas" w:hAnsi="Consolas"/>
-          <w:color w:val="50A14F"/>
-          <w:lang w:val="en-US"/>
-        </w:rPr>
-        <w:t>user_id</w:t>
-      </w:r>
-      <w:proofErr w:type="spellEnd"/>
-      <w:r>
-        <w:rPr>
-          <w:rStyle w:val="token"/>
-          <w:rFonts w:ascii="Consolas" w:hAnsi="Consolas"/>
-          <w:color w:val="50A14F"/>
-          <w:lang w:val="en-US"/>
-        </w:rPr>
-        <w:t xml:space="preserve"> </w:t>
-      </w:r>
-      <w:proofErr w:type="gramStart"/>
-      <w:r>
-        <w:rPr>
-          <w:rStyle w:val="token"/>
-          <w:rFonts w:ascii="Consolas" w:hAnsi="Consolas"/>
-          <w:color w:val="50A14F"/>
-          <w:lang w:val="en-US"/>
-        </w:rPr>
-        <w:t>= ?</w:t>
-      </w:r>
-      <w:proofErr w:type="gramEnd"/>
-      <w:r>
-        <w:rPr>
-          <w:rStyle w:val="token"/>
-          <w:rFonts w:ascii="Consolas" w:hAnsi="Consolas"/>
-          <w:color w:val="50A14F"/>
-          <w:lang w:val="en-US"/>
-        </w:rPr>
-        <w:t>'</w:t>
+        <w:t>'SELECT id, is_completed FROM tasks WHERE id = ? AND user_id = ?'</w:t>
       </w:r>
       <w:r>
         <w:rPr>
@@ -8547,77 +6339,26 @@
           <w:color w:val="4078F2"/>
           <w:lang w:val="en-US"/>
         </w:rPr>
-        <w:t>$</w:t>
-      </w:r>
-      <w:proofErr w:type="spellStart"/>
-      <w:r>
-        <w:rPr>
-          <w:rStyle w:val="token"/>
-          <w:rFonts w:ascii="Consolas" w:hAnsi="Consolas"/>
-          <w:color w:val="4078F2"/>
-          <w:lang w:val="en-US"/>
-        </w:rPr>
-        <w:t>stmt</w:t>
-      </w:r>
-      <w:proofErr w:type="spellEnd"/>
-      <w:r>
-        <w:rPr>
-          <w:rStyle w:val="token"/>
-          <w:rFonts w:ascii="Consolas" w:hAnsi="Consolas"/>
-          <w:color w:val="4078F2"/>
-          <w:lang w:val="en-US"/>
-        </w:rPr>
-        <w:t>-&gt;</w:t>
-      </w:r>
-      <w:proofErr w:type="gramStart"/>
-      <w:r>
-        <w:rPr>
-          <w:rStyle w:val="token"/>
-          <w:rFonts w:ascii="Consolas" w:hAnsi="Consolas"/>
-          <w:color w:val="4078F2"/>
-          <w:lang w:val="en-US"/>
-        </w:rPr>
-        <w:t>execute</w:t>
-      </w:r>
-      <w:r>
-        <w:rPr>
-          <w:rStyle w:val="token"/>
-          <w:rFonts w:ascii="Consolas" w:hAnsi="Consolas"/>
-          <w:color w:val="383A42"/>
-          <w:lang w:val="en-US"/>
-        </w:rPr>
-        <w:t>(</w:t>
-      </w:r>
-      <w:proofErr w:type="gramEnd"/>
-      <w:r>
-        <w:rPr>
-          <w:rStyle w:val="token"/>
-          <w:rFonts w:ascii="Consolas" w:hAnsi="Consolas"/>
-          <w:color w:val="383A42"/>
-          <w:lang w:val="en-US"/>
-        </w:rPr>
-        <w:t>[</w:t>
-      </w:r>
-      <w:r>
-        <w:rPr>
-          <w:rStyle w:val="token"/>
-          <w:rFonts w:ascii="Consolas" w:hAnsi="Consolas"/>
-          <w:color w:val="4078F2"/>
-          <w:lang w:val="en-US"/>
-        </w:rPr>
-        <w:t>$</w:t>
-      </w:r>
-      <w:proofErr w:type="spellStart"/>
-      <w:r>
-        <w:rPr>
-          <w:rStyle w:val="token"/>
-          <w:rFonts w:ascii="Consolas" w:hAnsi="Consolas"/>
-          <w:color w:val="4078F2"/>
-          <w:lang w:val="en-US"/>
-        </w:rPr>
-        <w:t>taskId</w:t>
-      </w:r>
-      <w:proofErr w:type="spellEnd"/>
+        <w:t>$stmt-&gt;execute</w:t>
+      </w:r>
+      <w:r>
+        <w:rPr>
+          <w:rStyle w:val="token"/>
+          <w:rFonts w:ascii="Consolas" w:hAnsi="Consolas"/>
+          <w:color w:val="383A42"/>
+          <w:lang w:val="en-US"/>
+        </w:rPr>
+        <w:t>([</w:t>
+      </w:r>
+      <w:r>
+        <w:rPr>
+          <w:rStyle w:val="token"/>
+          <w:rFonts w:ascii="Consolas" w:hAnsi="Consolas"/>
+          <w:color w:val="4078F2"/>
+          <w:lang w:val="en-US"/>
+        </w:rPr>
+        <w:t>$taskId</w:t>
+      </w:r>
       <w:r>
         <w:rPr>
           <w:rStyle w:val="token"/>
@@ -8642,19 +6383,8 @@
           <w:color w:val="4078F2"/>
           <w:lang w:val="en-US"/>
         </w:rPr>
-        <w:t>$</w:t>
-      </w:r>
-      <w:proofErr w:type="spellStart"/>
-      <w:r>
-        <w:rPr>
-          <w:rStyle w:val="token"/>
-          <w:rFonts w:ascii="Consolas" w:hAnsi="Consolas"/>
-          <w:color w:val="4078F2"/>
-          <w:lang w:val="en-US"/>
-        </w:rPr>
-        <w:t>userId</w:t>
-      </w:r>
-      <w:proofErr w:type="spellEnd"/>
+        <w:t>$userId</w:t>
+      </w:r>
       <w:r>
         <w:rPr>
           <w:rStyle w:val="token"/>
@@ -8717,56 +6447,16 @@
           <w:color w:val="4078F2"/>
           <w:lang w:val="en-US"/>
         </w:rPr>
-        <w:t>$</w:t>
-      </w:r>
-      <w:proofErr w:type="spellStart"/>
-      <w:r>
-        <w:rPr>
-          <w:rStyle w:val="token"/>
-          <w:rFonts w:ascii="Consolas" w:hAnsi="Consolas"/>
-          <w:color w:val="4078F2"/>
-          <w:lang w:val="en-US"/>
-        </w:rPr>
-        <w:t>stmt</w:t>
-      </w:r>
-      <w:proofErr w:type="spellEnd"/>
-      <w:r>
-        <w:rPr>
-          <w:rStyle w:val="token"/>
-          <w:rFonts w:ascii="Consolas" w:hAnsi="Consolas"/>
-          <w:color w:val="4078F2"/>
-          <w:lang w:val="en-US"/>
-        </w:rPr>
-        <w:t>-&gt;</w:t>
-      </w:r>
-      <w:proofErr w:type="gramStart"/>
-      <w:r>
-        <w:rPr>
-          <w:rStyle w:val="token"/>
-          <w:rFonts w:ascii="Consolas" w:hAnsi="Consolas"/>
-          <w:color w:val="4078F2"/>
-          <w:lang w:val="en-US"/>
-        </w:rPr>
-        <w:t>fetch</w:t>
-      </w:r>
-      <w:r>
-        <w:rPr>
-          <w:rStyle w:val="token"/>
-          <w:rFonts w:ascii="Consolas" w:hAnsi="Consolas"/>
-          <w:color w:val="383A42"/>
-          <w:lang w:val="en-US"/>
-        </w:rPr>
-        <w:t>(</w:t>
-      </w:r>
-      <w:proofErr w:type="gramEnd"/>
-      <w:r>
-        <w:rPr>
-          <w:rStyle w:val="token"/>
-          <w:rFonts w:ascii="Consolas" w:hAnsi="Consolas"/>
-          <w:color w:val="383A42"/>
-          <w:lang w:val="en-US"/>
-        </w:rPr>
-        <w:t>);</w:t>
+        <w:t>$stmt-&gt;fetch</w:t>
+      </w:r>
+      <w:r>
+        <w:rPr>
+          <w:rStyle w:val="token"/>
+          <w:rFonts w:ascii="Consolas" w:hAnsi="Consolas"/>
+          <w:color w:val="383A42"/>
+          <w:lang w:val="en-US"/>
+        </w:rPr>
+        <w:t>();</w:t>
       </w:r>
     </w:p>
     <w:p>
@@ -8809,7 +6499,6 @@
         </w:rPr>
         <w:t xml:space="preserve"> </w:t>
       </w:r>
-      <w:proofErr w:type="gramStart"/>
       <w:r>
         <w:rPr>
           <w:rStyle w:val="token"/>
@@ -8826,17 +6515,7 @@
           <w:color w:val="4078F2"/>
           <w:lang w:val="en-US"/>
         </w:rPr>
-        <w:t>!$</w:t>
-      </w:r>
-      <w:proofErr w:type="gramEnd"/>
-      <w:r>
-        <w:rPr>
-          <w:rStyle w:val="token"/>
-          <w:rFonts w:ascii="Consolas" w:hAnsi="Consolas"/>
-          <w:color w:val="4078F2"/>
-          <w:lang w:val="en-US"/>
-        </w:rPr>
-        <w:t>task</w:t>
+        <w:t>!$task</w:t>
       </w:r>
       <w:r>
         <w:rPr>
@@ -9126,23 +6805,7 @@
           <w:rFonts w:ascii="Segoe UI" w:hAnsi="Segoe UI" w:cs="Segoe UI"/>
           <w:color w:val="0F1115"/>
         </w:rPr>
-        <w:t xml:space="preserve">Вторым элементом защиты уровня хранения данных является ограничение привилегий на уровне самой системы управления базами данных. В соответствии с принципом минимальных привилегий, для работы приложения был создан отдельный пользователь </w:t>
-      </w:r>
-      <w:proofErr w:type="spellStart"/>
-      <w:r>
-        <w:rPr>
-          <w:rFonts w:ascii="Segoe UI" w:hAnsi="Segoe UI" w:cs="Segoe UI"/>
-          <w:color w:val="0F1115"/>
-        </w:rPr>
-        <w:t>MySQL</w:t>
-      </w:r>
-      <w:proofErr w:type="spellEnd"/>
-      <w:r>
-        <w:rPr>
-          <w:rFonts w:ascii="Segoe UI" w:hAnsi="Segoe UI" w:cs="Segoe UI"/>
-          <w:color w:val="0F1115"/>
-        </w:rPr>
-        <w:t>, обладающий только теми правами, которые действительно необходимы для функционирования системы:</w:t>
+        <w:t>Вторым элементом защиты уровня хранения данных является ограничение привилегий на уровне самой системы управления базами данных. В соответствии с принципом минимальных привилегий, для работы приложения был создан отдельный пользователь MySQL, обладающий только теми правами, которые действительно необходимы для функционирования системы:</w:t>
       </w:r>
     </w:p>
     <w:p>
@@ -9197,36 +6860,16 @@
           <w:color w:val="50A14F"/>
           <w:lang w:val="en-US"/>
         </w:rPr>
-        <w:t>'</w:t>
-      </w:r>
-      <w:proofErr w:type="spellStart"/>
-      <w:r>
-        <w:rPr>
-          <w:rStyle w:val="token"/>
-          <w:rFonts w:ascii="Consolas" w:hAnsi="Consolas"/>
-          <w:color w:val="50A14F"/>
-          <w:lang w:val="en-US"/>
-        </w:rPr>
-        <w:t>todo_app_user'</w:t>
-      </w:r>
-      <w:r>
-        <w:rPr>
-          <w:rStyle w:val="token"/>
-          <w:rFonts w:ascii="Consolas" w:hAnsi="Consolas"/>
-          <w:color w:val="4078F2"/>
-          <w:lang w:val="en-US"/>
-        </w:rPr>
-        <w:t>@'localhost</w:t>
-      </w:r>
-      <w:proofErr w:type="spellEnd"/>
-      <w:r>
-        <w:rPr>
-          <w:rStyle w:val="token"/>
-          <w:rFonts w:ascii="Consolas" w:hAnsi="Consolas"/>
-          <w:color w:val="4078F2"/>
-          <w:lang w:val="en-US"/>
-        </w:rPr>
-        <w:t>'</w:t>
+        <w:t>'todo_app_user'</w:t>
+      </w:r>
+      <w:r>
+        <w:rPr>
+          <w:rStyle w:val="token"/>
+          <w:rFonts w:ascii="Consolas" w:hAnsi="Consolas"/>
+          <w:color w:val="4078F2"/>
+          <w:lang w:val="en-US"/>
+        </w:rPr>
+        <w:t>@'localhost'</w:t>
       </w:r>
       <w:r>
         <w:rPr>
@@ -9462,36 +7105,16 @@
           <w:color w:val="50A14F"/>
           <w:lang w:val="en-US"/>
         </w:rPr>
-        <w:t>'</w:t>
-      </w:r>
-      <w:proofErr w:type="spellStart"/>
-      <w:r>
-        <w:rPr>
-          <w:rStyle w:val="token"/>
-          <w:rFonts w:ascii="Consolas" w:hAnsi="Consolas"/>
-          <w:color w:val="50A14F"/>
-          <w:lang w:val="en-US"/>
-        </w:rPr>
-        <w:t>todo_app_user'</w:t>
-      </w:r>
-      <w:r>
-        <w:rPr>
-          <w:rStyle w:val="token"/>
-          <w:rFonts w:ascii="Consolas" w:hAnsi="Consolas"/>
-          <w:color w:val="4078F2"/>
-          <w:lang w:val="en-US"/>
-        </w:rPr>
-        <w:t>@'localhost</w:t>
-      </w:r>
-      <w:proofErr w:type="spellEnd"/>
-      <w:r>
-        <w:rPr>
-          <w:rStyle w:val="token"/>
-          <w:rFonts w:ascii="Consolas" w:hAnsi="Consolas"/>
-          <w:color w:val="4078F2"/>
-          <w:lang w:val="en-US"/>
-        </w:rPr>
-        <w:t>'</w:t>
+        <w:t>'todo_app_user'</w:t>
+      </w:r>
+      <w:r>
+        <w:rPr>
+          <w:rStyle w:val="token"/>
+          <w:rFonts w:ascii="Consolas" w:hAnsi="Consolas"/>
+          <w:color w:val="4078F2"/>
+          <w:lang w:val="en-US"/>
+        </w:rPr>
+        <w:t>@'localhost'</w:t>
       </w:r>
       <w:r>
         <w:rPr>
@@ -9544,25 +7167,8 @@
           <w:rFonts w:ascii="Segoe UI" w:hAnsi="Segoe UI" w:cs="Segoe UI"/>
           <w:color w:val="0F1115"/>
         </w:rPr>
-        <w:t xml:space="preserve">Также стоит упомянуть, что все таблицы базы данных используют движок </w:t>
-      </w:r>
-      <w:proofErr w:type="spellStart"/>
-      <w:r>
-        <w:rPr>
-          <w:rFonts w:ascii="Segoe UI" w:hAnsi="Segoe UI" w:cs="Segoe UI"/>
-          <w:color w:val="0F1115"/>
-        </w:rPr>
-        <w:t>InnoDB</w:t>
-      </w:r>
-      <w:proofErr w:type="spellEnd"/>
-      <w:r>
-        <w:rPr>
-          <w:rFonts w:ascii="Segoe UI" w:hAnsi="Segoe UI" w:cs="Segoe UI"/>
-          <w:color w:val="0F1115"/>
-        </w:rPr>
-        <w:t>, который поддерживает внешние ключи и каскадное удаление. Связь между таблицами </w:t>
-      </w:r>
-      <w:proofErr w:type="spellStart"/>
+        <w:t>Также стоит упомянуть, что все таблицы базы данных используют движок InnoDB, который поддерживает внешние ключи и каскадное удаление. Связь между таблицами </w:t>
+      </w:r>
       <w:r>
         <w:rPr>
           <w:rStyle w:val="HTML"/>
@@ -9572,7 +7178,6 @@
         </w:rPr>
         <w:t>tasks</w:t>
       </w:r>
-      <w:proofErr w:type="spellEnd"/>
       <w:r>
         <w:rPr>
           <w:rFonts w:ascii="Segoe UI" w:hAnsi="Segoe UI" w:cs="Segoe UI"/>
@@ -9580,7 +7185,6 @@
         </w:rPr>
         <w:t> и </w:t>
       </w:r>
-      <w:proofErr w:type="spellStart"/>
       <w:r>
         <w:rPr>
           <w:rStyle w:val="HTML"/>
@@ -9590,7 +7194,6 @@
         </w:rPr>
         <w:t>users</w:t>
       </w:r>
-      <w:proofErr w:type="spellEnd"/>
       <w:r>
         <w:rPr>
           <w:rFonts w:ascii="Segoe UI" w:hAnsi="Segoe UI" w:cs="Segoe UI"/>
@@ -9598,7 +7201,6 @@
         </w:rPr>
         <w:t> реализована через внешний ключ </w:t>
       </w:r>
-      <w:proofErr w:type="spellStart"/>
       <w:r>
         <w:rPr>
           <w:rStyle w:val="HTML"/>
@@ -9608,7 +7210,6 @@
         </w:rPr>
         <w:t>user_id</w:t>
       </w:r>
-      <w:proofErr w:type="spellEnd"/>
       <w:r>
         <w:rPr>
           <w:rFonts w:ascii="Segoe UI" w:hAnsi="Segoe UI" w:cs="Segoe UI"/>
@@ -9650,8 +7251,6 @@
         </w:rPr>
         <w:t>Третьим элементом защиты уровня хранения данных стало внедрение логирования операций, связанных с безопасностью. Хотя логирование напрямую не предотвращает атаки, оно позволяет своевременно обнаруживать подозрительную активность и, в случае инцидента, восстанавливать картину произошедшего. В приложении была реализована функция </w:t>
       </w:r>
-      <w:proofErr w:type="spellStart"/>
-      <w:proofErr w:type="gramStart"/>
       <w:r>
         <w:rPr>
           <w:rStyle w:val="HTML"/>
@@ -9659,27 +7258,7 @@
           <w:color w:val="0F1115"/>
           <w:shd w:val="clear" w:color="auto" w:fill="EBEEF2"/>
         </w:rPr>
-        <w:t>securityLog</w:t>
-      </w:r>
-      <w:proofErr w:type="spellEnd"/>
-      <w:r>
-        <w:rPr>
-          <w:rStyle w:val="HTML"/>
-          <w:rFonts w:ascii="Consolas" w:hAnsi="Consolas"/>
-          <w:color w:val="0F1115"/>
-          <w:shd w:val="clear" w:color="auto" w:fill="EBEEF2"/>
-        </w:rPr>
-        <w:t>(</w:t>
-      </w:r>
-      <w:proofErr w:type="gramEnd"/>
-      <w:r>
-        <w:rPr>
-          <w:rStyle w:val="HTML"/>
-          <w:rFonts w:ascii="Consolas" w:hAnsi="Consolas"/>
-          <w:color w:val="0F1115"/>
-          <w:shd w:val="clear" w:color="auto" w:fill="EBEEF2"/>
-        </w:rPr>
-        <w:t>)</w:t>
+        <w:t>securityLog()</w:t>
       </w:r>
       <w:r>
         <w:rPr>
@@ -9733,8 +7312,6 @@
         </w:rPr>
         <w:t xml:space="preserve"> </w:t>
       </w:r>
-      <w:proofErr w:type="spellStart"/>
-      <w:proofErr w:type="gramStart"/>
       <w:r>
         <w:rPr>
           <w:rStyle w:val="token"/>
@@ -9744,7 +7321,6 @@
         </w:rPr>
         <w:t>securityLog</w:t>
       </w:r>
-      <w:proofErr w:type="spellEnd"/>
       <w:r>
         <w:rPr>
           <w:rStyle w:val="token"/>
@@ -9754,7 +7330,6 @@
         </w:rPr>
         <w:t>(</w:t>
       </w:r>
-      <w:proofErr w:type="gramEnd"/>
       <w:r>
         <w:rPr>
           <w:rStyle w:val="token"/>
@@ -9966,19 +7541,8 @@
           <w:color w:val="4078F2"/>
           <w:lang w:val="en-US"/>
         </w:rPr>
-        <w:t>$</w:t>
-      </w:r>
-      <w:proofErr w:type="spellStart"/>
-      <w:r>
-        <w:rPr>
-          <w:rStyle w:val="token"/>
-          <w:rFonts w:ascii="Consolas" w:hAnsi="Consolas"/>
-          <w:color w:val="4078F2"/>
-          <w:lang w:val="en-US"/>
-        </w:rPr>
-        <w:t>logFile</w:t>
-      </w:r>
-      <w:proofErr w:type="spellEnd"/>
+        <w:t>$logFile</w:t>
+      </w:r>
       <w:r>
         <w:rPr>
           <w:rFonts w:ascii="Consolas" w:hAnsi="Consolas"/>
@@ -10011,17 +7575,7 @@
           <w:color w:val="B76B01"/>
           <w:lang w:val="en-US"/>
         </w:rPr>
-        <w:t>__DIR_</w:t>
-      </w:r>
-      <w:proofErr w:type="gramStart"/>
-      <w:r>
-        <w:rPr>
-          <w:rStyle w:val="token"/>
-          <w:rFonts w:ascii="Consolas" w:hAnsi="Consolas"/>
-          <w:color w:val="B76B01"/>
-          <w:lang w:val="en-US"/>
-        </w:rPr>
-        <w:t>_</w:t>
+        <w:t>__DIR__</w:t>
       </w:r>
       <w:r>
         <w:rPr>
@@ -10040,7 +7594,6 @@
         </w:rPr>
         <w:t>.</w:t>
       </w:r>
-      <w:proofErr w:type="gramEnd"/>
       <w:r>
         <w:rPr>
           <w:rFonts w:ascii="Consolas" w:hAnsi="Consolas"/>
@@ -10121,7 +7674,6 @@
         </w:rPr>
         <w:t xml:space="preserve"> </w:t>
       </w:r>
-      <w:proofErr w:type="gramStart"/>
       <w:r>
         <w:rPr>
           <w:rStyle w:val="token"/>
@@ -10140,7 +7692,6 @@
         </w:rPr>
         <w:t>(</w:t>
       </w:r>
-      <w:proofErr w:type="gramEnd"/>
       <w:r>
         <w:rPr>
           <w:rStyle w:val="token"/>
@@ -10186,19 +7737,8 @@
           <w:color w:val="4078F2"/>
           <w:lang w:val="en-US"/>
         </w:rPr>
-        <w:t>$</w:t>
-      </w:r>
-      <w:proofErr w:type="spellStart"/>
-      <w:r>
-        <w:rPr>
-          <w:rStyle w:val="token"/>
-          <w:rFonts w:ascii="Consolas" w:hAnsi="Consolas"/>
-          <w:color w:val="4078F2"/>
-          <w:lang w:val="en-US"/>
-        </w:rPr>
-        <w:t>userId</w:t>
-      </w:r>
-      <w:proofErr w:type="spellEnd"/>
+        <w:t>$userId</w:t>
+      </w:r>
       <w:r>
         <w:rPr>
           <w:rFonts w:ascii="Consolas" w:hAnsi="Consolas"/>
@@ -10249,29 +7789,8 @@
           <w:color w:val="50A14F"/>
           <w:lang w:val="en-US"/>
         </w:rPr>
-        <w:t>'</w:t>
-      </w:r>
-      <w:proofErr w:type="spellStart"/>
-      <w:r>
-        <w:rPr>
-          <w:rStyle w:val="token"/>
-          <w:rFonts w:ascii="Consolas" w:hAnsi="Consolas"/>
-          <w:color w:val="50A14F"/>
-          <w:lang w:val="en-US"/>
-        </w:rPr>
-        <w:t>user_id</w:t>
-      </w:r>
-      <w:proofErr w:type="spellEnd"/>
-      <w:r>
-        <w:rPr>
-          <w:rStyle w:val="token"/>
-          <w:rFonts w:ascii="Consolas" w:hAnsi="Consolas"/>
-          <w:color w:val="50A14F"/>
-          <w:lang w:val="en-US"/>
-        </w:rPr>
-        <w:t>'</w:t>
-      </w:r>
-      <w:proofErr w:type="gramStart"/>
+        <w:t>'user_id'</w:t>
+      </w:r>
       <w:r>
         <w:rPr>
           <w:rStyle w:val="token"/>
@@ -10298,7 +7817,6 @@
         </w:rPr>
         <w:t>??</w:t>
       </w:r>
-      <w:proofErr w:type="gramEnd"/>
       <w:r>
         <w:rPr>
           <w:rFonts w:ascii="Consolas" w:hAnsi="Consolas"/>
@@ -10352,19 +7870,8 @@
           <w:color w:val="4078F2"/>
           <w:lang w:val="en-US"/>
         </w:rPr>
-        <w:t>$</w:t>
-      </w:r>
-      <w:proofErr w:type="spellStart"/>
-      <w:r>
-        <w:rPr>
-          <w:rStyle w:val="token"/>
-          <w:rFonts w:ascii="Consolas" w:hAnsi="Consolas"/>
-          <w:color w:val="4078F2"/>
-          <w:lang w:val="en-US"/>
-        </w:rPr>
-        <w:t>ip</w:t>
-      </w:r>
-      <w:proofErr w:type="spellEnd"/>
+        <w:t>$ip</w:t>
+      </w:r>
       <w:r>
         <w:rPr>
           <w:rFonts w:ascii="Consolas" w:hAnsi="Consolas"/>
@@ -10417,7 +7924,6 @@
         </w:rPr>
         <w:t>'REMOTE_ADDR'</w:t>
       </w:r>
-      <w:proofErr w:type="gramStart"/>
       <w:r>
         <w:rPr>
           <w:rStyle w:val="token"/>
@@ -10444,7 +7950,6 @@
         </w:rPr>
         <w:t>??</w:t>
       </w:r>
-      <w:proofErr w:type="gramEnd"/>
       <w:r>
         <w:rPr>
           <w:rFonts w:ascii="Consolas" w:hAnsi="Consolas"/>
@@ -10518,19 +8023,8 @@
           <w:color w:val="4078F2"/>
           <w:lang w:val="en-US"/>
         </w:rPr>
-        <w:t>$</w:t>
-      </w:r>
-      <w:proofErr w:type="spellStart"/>
-      <w:r>
-        <w:rPr>
-          <w:rStyle w:val="token"/>
-          <w:rFonts w:ascii="Consolas" w:hAnsi="Consolas"/>
-          <w:color w:val="4078F2"/>
-          <w:lang w:val="en-US"/>
-        </w:rPr>
-        <w:t>logEntry</w:t>
-      </w:r>
-      <w:proofErr w:type="spellEnd"/>
+        <w:t>$logEntry</w:t>
+      </w:r>
       <w:r>
         <w:rPr>
           <w:rFonts w:ascii="Consolas" w:hAnsi="Consolas"/>
@@ -10556,8 +8050,6 @@
         </w:rPr>
         <w:t xml:space="preserve"> </w:t>
       </w:r>
-      <w:proofErr w:type="spellStart"/>
-      <w:proofErr w:type="gramStart"/>
       <w:r>
         <w:rPr>
           <w:rStyle w:val="token"/>
@@ -10567,7 +8059,6 @@
         </w:rPr>
         <w:t>sprintf</w:t>
       </w:r>
-      <w:proofErr w:type="spellEnd"/>
       <w:r>
         <w:rPr>
           <w:rStyle w:val="token"/>
@@ -10577,7 +8068,6 @@
         </w:rPr>
         <w:t>(</w:t>
       </w:r>
-      <w:proofErr w:type="gramEnd"/>
     </w:p>
     <w:p>
       <w:pPr>
@@ -10605,47 +8095,7 @@
           <w:color w:val="50A14F"/>
           <w:lang w:val="en-US"/>
         </w:rPr>
-        <w:t>"[%s] [%s] [</w:t>
-      </w:r>
-      <w:proofErr w:type="gramStart"/>
-      <w:r>
-        <w:rPr>
-          <w:rStyle w:val="token"/>
-          <w:rFonts w:ascii="Consolas" w:hAnsi="Consolas"/>
-          <w:color w:val="50A14F"/>
-          <w:lang w:val="en-US"/>
-        </w:rPr>
-        <w:t>user:%</w:t>
-      </w:r>
-      <w:proofErr w:type="gramEnd"/>
-      <w:r>
-        <w:rPr>
-          <w:rStyle w:val="token"/>
-          <w:rFonts w:ascii="Consolas" w:hAnsi="Consolas"/>
-          <w:color w:val="50A14F"/>
-          <w:lang w:val="en-US"/>
-        </w:rPr>
-        <w:t>s] [</w:t>
-      </w:r>
-      <w:proofErr w:type="spellStart"/>
-      <w:r>
-        <w:rPr>
-          <w:rStyle w:val="token"/>
-          <w:rFonts w:ascii="Consolas" w:hAnsi="Consolas"/>
-          <w:color w:val="50A14F"/>
-          <w:lang w:val="en-US"/>
-        </w:rPr>
-        <w:t>ip</w:t>
-      </w:r>
-      <w:proofErr w:type="spellEnd"/>
-      <w:r>
-        <w:rPr>
-          <w:rStyle w:val="token"/>
-          <w:rFonts w:ascii="Consolas" w:hAnsi="Consolas"/>
-          <w:color w:val="50A14F"/>
-          <w:lang w:val="en-US"/>
-        </w:rPr>
-        <w:t>:%s] %s %s\n"</w:t>
+        <w:t>"[%s] [%s] [user:%s] [ip:%s] %s %s\n"</w:t>
       </w:r>
       <w:r>
         <w:rPr>
@@ -10702,7 +8152,6 @@
         </w:rPr>
         <w:t xml:space="preserve"> </w:t>
       </w:r>
-      <w:proofErr w:type="spellStart"/>
       <w:r>
         <w:rPr>
           <w:rStyle w:val="token"/>
@@ -10712,7 +8161,6 @@
         </w:rPr>
         <w:t>strtoupper</w:t>
       </w:r>
-      <w:proofErr w:type="spellEnd"/>
       <w:r>
         <w:rPr>
           <w:rStyle w:val="token"/>
@@ -10755,19 +8203,8 @@
           <w:color w:val="4078F2"/>
           <w:lang w:val="en-US"/>
         </w:rPr>
-        <w:t>$</w:t>
-      </w:r>
-      <w:proofErr w:type="spellStart"/>
-      <w:r>
-        <w:rPr>
-          <w:rStyle w:val="token"/>
-          <w:rFonts w:ascii="Consolas" w:hAnsi="Consolas"/>
-          <w:color w:val="4078F2"/>
-          <w:lang w:val="en-US"/>
-        </w:rPr>
-        <w:t>userId</w:t>
-      </w:r>
-      <w:proofErr w:type="spellEnd"/>
+        <w:t>$userId</w:t>
+      </w:r>
       <w:r>
         <w:rPr>
           <w:rStyle w:val="token"/>
@@ -10792,19 +8229,8 @@
           <w:color w:val="4078F2"/>
           <w:lang w:val="en-US"/>
         </w:rPr>
-        <w:t>$</w:t>
-      </w:r>
-      <w:proofErr w:type="spellStart"/>
-      <w:r>
-        <w:rPr>
-          <w:rStyle w:val="token"/>
-          <w:rFonts w:ascii="Consolas" w:hAnsi="Consolas"/>
-          <w:color w:val="4078F2"/>
-          <w:lang w:val="en-US"/>
-        </w:rPr>
-        <w:t>ip</w:t>
-      </w:r>
-      <w:proofErr w:type="spellEnd"/>
+        <w:t>$ip</w:t>
+      </w:r>
       <w:r>
         <w:rPr>
           <w:rStyle w:val="token"/>
@@ -10872,7 +8298,6 @@
         </w:rPr>
         <w:t xml:space="preserve">        </w:t>
       </w:r>
-      <w:proofErr w:type="gramStart"/>
       <w:r>
         <w:rPr>
           <w:rStyle w:val="token"/>
@@ -10891,7 +8316,6 @@
         </w:rPr>
         <w:t>empty</w:t>
       </w:r>
-      <w:proofErr w:type="gramEnd"/>
       <w:r>
         <w:rPr>
           <w:rStyle w:val="token"/>
@@ -10944,7 +8368,6 @@
         </w:rPr>
         <w:t xml:space="preserve"> </w:t>
       </w:r>
-      <w:proofErr w:type="spellStart"/>
       <w:r>
         <w:rPr>
           <w:rStyle w:val="token"/>
@@ -10954,7 +8377,6 @@
         </w:rPr>
         <w:t>json_encode</w:t>
       </w:r>
-      <w:proofErr w:type="spellEnd"/>
       <w:r>
         <w:rPr>
           <w:rStyle w:val="token"/>
@@ -11111,27 +8533,15 @@
         </w:rPr>
         <w:t xml:space="preserve">    </w:t>
       </w:r>
-      <w:proofErr w:type="spellStart"/>
-      <w:r>
-        <w:rPr>
-          <w:rStyle w:val="token"/>
-          <w:rFonts w:ascii="Consolas" w:hAnsi="Consolas"/>
-          <w:color w:val="4078F2"/>
-          <w:lang w:val="en-US"/>
-        </w:rPr>
-        <w:t>file_put_</w:t>
-      </w:r>
-      <w:proofErr w:type="gramStart"/>
-      <w:r>
-        <w:rPr>
-          <w:rStyle w:val="token"/>
-          <w:rFonts w:ascii="Consolas" w:hAnsi="Consolas"/>
-          <w:color w:val="4078F2"/>
-          <w:lang w:val="en-US"/>
-        </w:rPr>
-        <w:t>contents</w:t>
-      </w:r>
-      <w:proofErr w:type="spellEnd"/>
+      <w:r>
+        <w:rPr>
+          <w:rStyle w:val="token"/>
+          <w:rFonts w:ascii="Consolas" w:hAnsi="Consolas"/>
+          <w:color w:val="4078F2"/>
+          <w:lang w:val="en-US"/>
+        </w:rPr>
+        <w:t>file_put_contents</w:t>
+      </w:r>
       <w:r>
         <w:rPr>
           <w:rStyle w:val="token"/>
@@ -11141,27 +8551,15 @@
         </w:rPr>
         <w:t>(</w:t>
       </w:r>
-      <w:proofErr w:type="gramEnd"/>
-      <w:r>
-        <w:rPr>
-          <w:rStyle w:val="token"/>
-          <w:rFonts w:ascii="Consolas" w:hAnsi="Consolas"/>
-          <w:color w:val="4078F2"/>
-          <w:lang w:val="en-US"/>
-        </w:rPr>
-        <w:t>$</w:t>
-      </w:r>
-      <w:proofErr w:type="spellStart"/>
-      <w:r>
-        <w:rPr>
-          <w:rStyle w:val="token"/>
-          <w:rFonts w:ascii="Consolas" w:hAnsi="Consolas"/>
-          <w:color w:val="4078F2"/>
-          <w:lang w:val="en-US"/>
-        </w:rPr>
-        <w:t>logFile</w:t>
-      </w:r>
-      <w:proofErr w:type="spellEnd"/>
+      <w:r>
+        <w:rPr>
+          <w:rStyle w:val="token"/>
+          <w:rFonts w:ascii="Consolas" w:hAnsi="Consolas"/>
+          <w:color w:val="4078F2"/>
+          <w:lang w:val="en-US"/>
+        </w:rPr>
+        <w:t>$logFile</w:t>
+      </w:r>
       <w:r>
         <w:rPr>
           <w:rStyle w:val="token"/>
@@ -11186,19 +8584,8 @@
           <w:color w:val="4078F2"/>
           <w:lang w:val="en-US"/>
         </w:rPr>
-        <w:t>$</w:t>
-      </w:r>
-      <w:proofErr w:type="spellStart"/>
-      <w:r>
-        <w:rPr>
-          <w:rStyle w:val="token"/>
-          <w:rFonts w:ascii="Consolas" w:hAnsi="Consolas"/>
-          <w:color w:val="4078F2"/>
-          <w:lang w:val="en-US"/>
-        </w:rPr>
-        <w:t>logEntry</w:t>
-      </w:r>
-      <w:proofErr w:type="spellEnd"/>
+        <w:t>$logEntry</w:t>
+      </w:r>
       <w:r>
         <w:rPr>
           <w:rStyle w:val="token"/>
@@ -11303,23 +8690,7 @@
           <w:rFonts w:ascii="Segoe UI" w:hAnsi="Segoe UI" w:cs="Segoe UI"/>
           <w:color w:val="0F1115"/>
         </w:rPr>
-        <w:t xml:space="preserve">Логирование было встроено в ключевые точки приложения. В модуле аутентификации фиксируются попытки входа — как успешные, так и неудачные. Различаются причины отказа (пользователь не найден, неверный пароль), что может быть полезно при расследовании инцидентов. В модуле задач </w:t>
-      </w:r>
-      <w:proofErr w:type="spellStart"/>
-      <w:r>
-        <w:rPr>
-          <w:rFonts w:ascii="Segoe UI" w:hAnsi="Segoe UI" w:cs="Segoe UI"/>
-          <w:color w:val="0F1115"/>
-        </w:rPr>
-        <w:t>логируются</w:t>
-      </w:r>
-      <w:proofErr w:type="spellEnd"/>
-      <w:r>
-        <w:rPr>
-          <w:rFonts w:ascii="Segoe UI" w:hAnsi="Segoe UI" w:cs="Segoe UI"/>
-          <w:color w:val="0F1115"/>
-        </w:rPr>
-        <w:t xml:space="preserve"> создание, изменение статуса и удаление задач. Для каждого события сохраняется временная метка, идентификатор пользователя, IP-адрес и дополнительный контекст (например, идентификатор задачи или длина заголовка).</w:t>
+        <w:t>Логирование было встроено в ключевые точки приложения. В модуле аутентификации фиксируются попытки входа — как успешные, так и неудачные. Различаются причины отказа (пользователь не найден, неверный пароль), что может быть полезно при расследовании инцидентов. В модуле задач логируются создание, изменение статуса и удаление задач. Для каждого события сохраняется временная метка, идентификатор пользователя, IP-адрес и дополнительный контекст (например, идентификатор задачи или длина заголовка).</w:t>
       </w:r>
     </w:p>
     <w:p>
@@ -11339,7 +8710,6 @@
         </w:rPr>
         <w:t>Важно отметить, что файл логов размещён в директории </w:t>
       </w:r>
-      <w:proofErr w:type="spellStart"/>
       <w:r>
         <w:rPr>
           <w:rStyle w:val="HTML"/>
@@ -11347,17 +8717,7 @@
           <w:color w:val="0F1115"/>
           <w:shd w:val="clear" w:color="auto" w:fill="EBEEF2"/>
         </w:rPr>
-        <w:t>logs</w:t>
-      </w:r>
-      <w:proofErr w:type="spellEnd"/>
-      <w:r>
-        <w:rPr>
-          <w:rStyle w:val="HTML"/>
-          <w:rFonts w:ascii="Consolas" w:hAnsi="Consolas"/>
-          <w:color w:val="0F1115"/>
-          <w:shd w:val="clear" w:color="auto" w:fill="EBEEF2"/>
-        </w:rPr>
-        <w:t>/</w:t>
+        <w:t>logs/</w:t>
       </w:r>
       <w:r>
         <w:rPr>
@@ -11501,8 +8861,6 @@
         </w:rPr>
         <w:t xml:space="preserve"> </w:t>
       </w:r>
-      <w:proofErr w:type="spellStart"/>
-      <w:proofErr w:type="gramStart"/>
       <w:r>
         <w:rPr>
           <w:rStyle w:val="token"/>
@@ -11512,25 +8870,14 @@
         </w:rPr>
         <w:t>forceHttps</w:t>
       </w:r>
-      <w:proofErr w:type="spellEnd"/>
-      <w:r>
-        <w:rPr>
-          <w:rStyle w:val="token"/>
-          <w:rFonts w:ascii="Consolas" w:hAnsi="Consolas"/>
-          <w:color w:val="383A42"/>
-          <w:lang w:val="en-US"/>
-        </w:rPr>
-        <w:t>(</w:t>
-      </w:r>
-      <w:proofErr w:type="gramEnd"/>
-      <w:r>
-        <w:rPr>
-          <w:rStyle w:val="token"/>
-          <w:rFonts w:ascii="Consolas" w:hAnsi="Consolas"/>
-          <w:color w:val="383A42"/>
-          <w:lang w:val="en-US"/>
-        </w:rPr>
-        <w:t>):</w:t>
+      <w:r>
+        <w:rPr>
+          <w:rStyle w:val="token"/>
+          <w:rFonts w:ascii="Consolas" w:hAnsi="Consolas"/>
+          <w:color w:val="383A42"/>
+          <w:lang w:val="en-US"/>
+        </w:rPr>
+        <w:t>():</w:t>
       </w:r>
       <w:r>
         <w:rPr>
@@ -11607,7 +8954,6 @@
         </w:rPr>
         <w:t xml:space="preserve"> </w:t>
       </w:r>
-      <w:proofErr w:type="gramStart"/>
       <w:r>
         <w:rPr>
           <w:rStyle w:val="token"/>
@@ -11635,7 +8981,6 @@
         </w:rPr>
         <w:t>empty</w:t>
       </w:r>
-      <w:proofErr w:type="gramEnd"/>
       <w:r>
         <w:rPr>
           <w:rStyle w:val="token"/>
@@ -11898,7 +9243,6 @@
         <w:rPr>
           <w:rFonts w:ascii="Consolas" w:hAnsi="Consolas"/>
           <w:color w:val="0F1115"/>
-          <w:lang w:val="en-US"/>
         </w:rPr>
       </w:pPr>
       <w:r>
@@ -11962,7 +9306,6 @@
         </w:rPr>
         <w:t>'HTTP_X_FORWARDED_PROTO'</w:t>
       </w:r>
-      <w:proofErr w:type="gramStart"/>
       <w:r>
         <w:rPr>
           <w:rStyle w:val="token"/>
@@ -11989,7 +9332,6 @@
         </w:rPr>
         <w:t>??</w:t>
       </w:r>
-      <w:proofErr w:type="gramEnd"/>
       <w:r>
         <w:rPr>
           <w:rFonts w:ascii="Consolas" w:hAnsi="Consolas"/>
@@ -12003,7 +9345,6 @@
           <w:rStyle w:val="token"/>
           <w:rFonts w:ascii="Consolas" w:hAnsi="Consolas"/>
           <w:color w:val="50A14F"/>
-          <w:lang w:val="en-US"/>
         </w:rPr>
         <w:t>''</w:t>
       </w:r>
@@ -12012,7 +9353,6 @@
           <w:rStyle w:val="token"/>
           <w:rFonts w:ascii="Consolas" w:hAnsi="Consolas"/>
           <w:color w:val="383A42"/>
-          <w:lang w:val="en-US"/>
         </w:rPr>
         <w:t>)</w:t>
       </w:r>
@@ -12020,16 +9360,14 @@
         <w:rPr>
           <w:rFonts w:ascii="Consolas" w:hAnsi="Consolas"/>
           <w:color w:val="0F1115"/>
-          <w:lang w:val="en-US"/>
-        </w:rPr>
-        <w:t xml:space="preserve"> </w:t>
-      </w:r>
-      <w:r>
-        <w:rPr>
-          <w:rStyle w:val="token"/>
-          <w:rFonts w:ascii="Consolas" w:hAnsi="Consolas"/>
-          <w:color w:val="4078F2"/>
-          <w:lang w:val="en-US"/>
+        </w:rPr>
+        <w:t xml:space="preserve"> </w:t>
+      </w:r>
+      <w:r>
+        <w:rPr>
+          <w:rStyle w:val="token"/>
+          <w:rFonts w:ascii="Consolas" w:hAnsi="Consolas"/>
+          <w:color w:val="4078F2"/>
         </w:rPr>
         <w:t>===</w:t>
       </w:r>
@@ -12037,7 +9375,6 @@
         <w:rPr>
           <w:rFonts w:ascii="Consolas" w:hAnsi="Consolas"/>
           <w:color w:val="0F1115"/>
-          <w:lang w:val="en-US"/>
         </w:rPr>
         <w:t xml:space="preserve"> </w:t>
       </w:r>
@@ -12046,7 +9383,6 @@
           <w:rStyle w:val="token"/>
           <w:rFonts w:ascii="Consolas" w:hAnsi="Consolas"/>
           <w:color w:val="50A14F"/>
-          <w:lang w:val="en-US"/>
         </w:rPr>
         <w:t>'https'</w:t>
       </w:r>
@@ -12055,7 +9391,6 @@
           <w:rStyle w:val="token"/>
           <w:rFonts w:ascii="Consolas" w:hAnsi="Consolas"/>
           <w:color w:val="383A42"/>
-          <w:lang w:val="en-US"/>
         </w:rPr>
         <w:t>)</w:t>
       </w:r>
@@ -12063,16 +9398,14 @@
         <w:rPr>
           <w:rFonts w:ascii="Consolas" w:hAnsi="Consolas"/>
           <w:color w:val="0F1115"/>
-          <w:lang w:val="en-US"/>
-        </w:rPr>
-        <w:t xml:space="preserve"> </w:t>
-      </w:r>
-      <w:r>
-        <w:rPr>
-          <w:rStyle w:val="token"/>
-          <w:rFonts w:ascii="Consolas" w:hAnsi="Consolas"/>
-          <w:color w:val="383A42"/>
-          <w:lang w:val="en-US"/>
+        </w:rPr>
+        <w:t xml:space="preserve"> </w:t>
+      </w:r>
+      <w:r>
+        <w:rPr>
+          <w:rStyle w:val="token"/>
+          <w:rFonts w:ascii="Consolas" w:hAnsi="Consolas"/>
+          <w:color w:val="383A42"/>
         </w:rPr>
         <w:t>{</w:t>
       </w:r>
@@ -12085,14 +9418,12 @@
         <w:rPr>
           <w:rFonts w:ascii="Consolas" w:hAnsi="Consolas"/>
           <w:color w:val="0F1115"/>
-          <w:lang w:val="en-US"/>
-        </w:rPr>
-      </w:pPr>
-      <w:r>
-        <w:rPr>
-          <w:rFonts w:ascii="Consolas" w:hAnsi="Consolas"/>
-          <w:color w:val="0F1115"/>
-          <w:lang w:val="en-US"/>
+        </w:rPr>
+      </w:pPr>
+      <w:r>
+        <w:rPr>
+          <w:rFonts w:ascii="Consolas" w:hAnsi="Consolas"/>
+          <w:color w:val="0F1115"/>
         </w:rPr>
         <w:t xml:space="preserve">        </w:t>
       </w:r>
@@ -12101,7 +9432,6 @@
           <w:rStyle w:val="token"/>
           <w:rFonts w:ascii="Consolas" w:hAnsi="Consolas"/>
           <w:color w:val="A626A4"/>
-          <w:lang w:val="en-US"/>
         </w:rPr>
         <w:t>return</w:t>
       </w:r>
@@ -12110,7 +9440,6 @@
           <w:rStyle w:val="token"/>
           <w:rFonts w:ascii="Consolas" w:hAnsi="Consolas"/>
           <w:color w:val="383A42"/>
-          <w:lang w:val="en-US"/>
         </w:rPr>
         <w:t>;</w:t>
       </w:r>
@@ -12130,7 +9459,6 @@
         <w:rPr>
           <w:rFonts w:ascii="Consolas" w:hAnsi="Consolas"/>
           <w:color w:val="0F1115"/>
-          <w:lang w:val="en-US"/>
         </w:rPr>
         <w:t xml:space="preserve">    </w:t>
       </w:r>
@@ -12190,19 +9518,8 @@
           <w:color w:val="4078F2"/>
           <w:lang w:val="en-US"/>
         </w:rPr>
-        <w:t>$</w:t>
-      </w:r>
-      <w:proofErr w:type="spellStart"/>
-      <w:r>
-        <w:rPr>
-          <w:rStyle w:val="token"/>
-          <w:rFonts w:ascii="Consolas" w:hAnsi="Consolas"/>
-          <w:color w:val="4078F2"/>
-          <w:lang w:val="en-US"/>
-        </w:rPr>
-        <w:t>redirectUrl</w:t>
-      </w:r>
-      <w:proofErr w:type="spellEnd"/>
+        <w:t>$redirectUrl</w:t>
+      </w:r>
       <w:r>
         <w:rPr>
           <w:rFonts w:ascii="Consolas" w:hAnsi="Consolas"/>
@@ -12235,9 +9552,51 @@
           <w:color w:val="50A14F"/>
           <w:lang w:val="en-US"/>
         </w:rPr>
-        <w:t>'https://</w:t>
-      </w:r>
-      <w:proofErr w:type="gramStart"/>
+        <w:t>'https://'</w:t>
+      </w:r>
+      <w:r>
+        <w:rPr>
+          <w:rFonts w:ascii="Consolas" w:hAnsi="Consolas"/>
+          <w:color w:val="0F1115"/>
+          <w:lang w:val="en-US"/>
+        </w:rPr>
+        <w:t xml:space="preserve"> </w:t>
+      </w:r>
+      <w:r>
+        <w:rPr>
+          <w:rStyle w:val="token"/>
+          <w:rFonts w:ascii="Consolas" w:hAnsi="Consolas"/>
+          <w:color w:val="4078F2"/>
+          <w:lang w:val="en-US"/>
+        </w:rPr>
+        <w:t>.</w:t>
+      </w:r>
+      <w:r>
+        <w:rPr>
+          <w:rFonts w:ascii="Consolas" w:hAnsi="Consolas"/>
+          <w:color w:val="0F1115"/>
+          <w:lang w:val="en-US"/>
+        </w:rPr>
+        <w:t xml:space="preserve"> </w:t>
+      </w:r>
+      <w:r>
+        <w:rPr>
+          <w:rStyle w:val="token"/>
+          <w:rFonts w:ascii="Consolas" w:hAnsi="Consolas"/>
+          <w:color w:val="4078F2"/>
+          <w:lang w:val="en-US"/>
+        </w:rPr>
+        <w:t>$_SERVER</w:t>
+      </w:r>
+      <w:r>
+        <w:rPr>
+          <w:rStyle w:val="token"/>
+          <w:rFonts w:ascii="Consolas" w:hAnsi="Consolas"/>
+          <w:color w:val="383A42"/>
+          <w:lang w:val="en-US"/>
+        </w:rPr>
+        <w:t>[</w:t>
+      </w:r>
       <w:r>
         <w:rPr>
           <w:rStyle w:val="token"/>
@@ -12245,7 +9604,16 @@
           <w:color w:val="50A14F"/>
           <w:lang w:val="en-US"/>
         </w:rPr>
-        <w:t>'</w:t>
+        <w:t>'HTTP_HOST'</w:t>
+      </w:r>
+      <w:r>
+        <w:rPr>
+          <w:rStyle w:val="token"/>
+          <w:rFonts w:ascii="Consolas" w:hAnsi="Consolas"/>
+          <w:color w:val="383A42"/>
+          <w:lang w:val="en-US"/>
+        </w:rPr>
+        <w:t>]</w:t>
       </w:r>
       <w:r>
         <w:rPr>
@@ -12264,70 +9632,6 @@
         </w:rPr>
         <w:t>.</w:t>
       </w:r>
-      <w:proofErr w:type="gramEnd"/>
-      <w:r>
-        <w:rPr>
-          <w:rFonts w:ascii="Consolas" w:hAnsi="Consolas"/>
-          <w:color w:val="0F1115"/>
-          <w:lang w:val="en-US"/>
-        </w:rPr>
-        <w:t xml:space="preserve"> </w:t>
-      </w:r>
-      <w:r>
-        <w:rPr>
-          <w:rStyle w:val="token"/>
-          <w:rFonts w:ascii="Consolas" w:hAnsi="Consolas"/>
-          <w:color w:val="4078F2"/>
-          <w:lang w:val="en-US"/>
-        </w:rPr>
-        <w:t>$_SERVER</w:t>
-      </w:r>
-      <w:r>
-        <w:rPr>
-          <w:rStyle w:val="token"/>
-          <w:rFonts w:ascii="Consolas" w:hAnsi="Consolas"/>
-          <w:color w:val="383A42"/>
-          <w:lang w:val="en-US"/>
-        </w:rPr>
-        <w:t>[</w:t>
-      </w:r>
-      <w:r>
-        <w:rPr>
-          <w:rStyle w:val="token"/>
-          <w:rFonts w:ascii="Consolas" w:hAnsi="Consolas"/>
-          <w:color w:val="50A14F"/>
-          <w:lang w:val="en-US"/>
-        </w:rPr>
-        <w:t>'HTTP_HOST'</w:t>
-      </w:r>
-      <w:proofErr w:type="gramStart"/>
-      <w:r>
-        <w:rPr>
-          <w:rStyle w:val="token"/>
-          <w:rFonts w:ascii="Consolas" w:hAnsi="Consolas"/>
-          <w:color w:val="383A42"/>
-          <w:lang w:val="en-US"/>
-        </w:rPr>
-        <w:t>]</w:t>
-      </w:r>
-      <w:r>
-        <w:rPr>
-          <w:rFonts w:ascii="Consolas" w:hAnsi="Consolas"/>
-          <w:color w:val="0F1115"/>
-          <w:lang w:val="en-US"/>
-        </w:rPr>
-        <w:t xml:space="preserve"> </w:t>
-      </w:r>
-      <w:r>
-        <w:rPr>
-          <w:rStyle w:val="token"/>
-          <w:rFonts w:ascii="Consolas" w:hAnsi="Consolas"/>
-          <w:color w:val="4078F2"/>
-          <w:lang w:val="en-US"/>
-        </w:rPr>
-        <w:t>.</w:t>
-      </w:r>
-      <w:proofErr w:type="gramEnd"/>
       <w:r>
         <w:rPr>
           <w:rFonts w:ascii="Consolas" w:hAnsi="Consolas"/>
@@ -12381,7 +9685,6 @@
         <w:rPr>
           <w:rFonts w:ascii="Consolas" w:hAnsi="Consolas"/>
           <w:color w:val="0F1115"/>
-          <w:lang w:val="en-US"/>
         </w:rPr>
       </w:pPr>
       <w:r>
@@ -12392,7 +9695,6 @@
         </w:rPr>
         <w:t xml:space="preserve">    </w:t>
       </w:r>
-      <w:proofErr w:type="gramStart"/>
       <w:r>
         <w:rPr>
           <w:rStyle w:val="token"/>
@@ -12411,7 +9713,6 @@
         </w:rPr>
         <w:t>(</w:t>
       </w:r>
-      <w:proofErr w:type="gramEnd"/>
       <w:r>
         <w:rPr>
           <w:rStyle w:val="token"/>
@@ -12451,7 +9752,6 @@
           <w:rStyle w:val="token"/>
           <w:rFonts w:ascii="Consolas" w:hAnsi="Consolas"/>
           <w:color w:val="4078F2"/>
-          <w:lang w:val="en-US"/>
         </w:rPr>
         <w:t>$redirectUrl</w:t>
       </w:r>
@@ -12460,7 +9760,6 @@
           <w:rStyle w:val="token"/>
           <w:rFonts w:ascii="Consolas" w:hAnsi="Consolas"/>
           <w:color w:val="383A42"/>
-          <w:lang w:val="en-US"/>
         </w:rPr>
         <w:t>,</w:t>
       </w:r>
@@ -12468,7 +9767,6 @@
         <w:rPr>
           <w:rFonts w:ascii="Consolas" w:hAnsi="Consolas"/>
           <w:color w:val="0F1115"/>
-          <w:lang w:val="en-US"/>
         </w:rPr>
         <w:t xml:space="preserve"> </w:t>
       </w:r>
@@ -12477,7 +9775,6 @@
           <w:rStyle w:val="token"/>
           <w:rFonts w:ascii="Consolas" w:hAnsi="Consolas"/>
           <w:color w:val="B76B01"/>
-          <w:lang w:val="en-US"/>
         </w:rPr>
         <w:t>true</w:t>
       </w:r>
@@ -12486,7 +9783,6 @@
           <w:rStyle w:val="token"/>
           <w:rFonts w:ascii="Consolas" w:hAnsi="Consolas"/>
           <w:color w:val="383A42"/>
-          <w:lang w:val="en-US"/>
         </w:rPr>
         <w:t>,</w:t>
       </w:r>
@@ -12494,7 +9790,6 @@
         <w:rPr>
           <w:rFonts w:ascii="Consolas" w:hAnsi="Consolas"/>
           <w:color w:val="0F1115"/>
-          <w:lang w:val="en-US"/>
         </w:rPr>
         <w:t xml:space="preserve"> </w:t>
       </w:r>
@@ -12503,7 +9798,6 @@
           <w:rStyle w:val="token"/>
           <w:rFonts w:ascii="Consolas" w:hAnsi="Consolas"/>
           <w:color w:val="B76B01"/>
-          <w:lang w:val="en-US"/>
         </w:rPr>
         <w:t>301</w:t>
       </w:r>
@@ -12512,7 +9806,6 @@
           <w:rStyle w:val="token"/>
           <w:rFonts w:ascii="Consolas" w:hAnsi="Consolas"/>
           <w:color w:val="383A42"/>
-          <w:lang w:val="en-US"/>
         </w:rPr>
         <w:t>);</w:t>
       </w:r>
@@ -12531,11 +9824,9 @@
         <w:rPr>
           <w:rFonts w:ascii="Consolas" w:hAnsi="Consolas"/>
           <w:color w:val="0F1115"/>
-          <w:lang w:val="en-US"/>
         </w:rPr>
         <w:t xml:space="preserve">    </w:t>
       </w:r>
-      <w:proofErr w:type="spellStart"/>
       <w:r>
         <w:rPr>
           <w:rStyle w:val="token"/>
@@ -12544,7 +9835,6 @@
         </w:rPr>
         <w:t>exit</w:t>
       </w:r>
-      <w:proofErr w:type="spellEnd"/>
       <w:r>
         <w:rPr>
           <w:rStyle w:val="token"/>
@@ -12597,9 +9887,15 @@
           <w:color w:val="0F1115"/>
           <w:shd w:val="clear" w:color="auto" w:fill="EBEEF2"/>
         </w:rPr>
-        <w:t>X-</w:t>
-      </w:r>
-      <w:proofErr w:type="spellStart"/>
+        <w:t>X-Forwarded-Proto</w:t>
+      </w:r>
+      <w:r>
+        <w:rPr>
+          <w:rFonts w:ascii="Segoe UI" w:hAnsi="Segoe UI" w:cs="Segoe UI"/>
+          <w:color w:val="0F1115"/>
+        </w:rPr>
+        <w:t> со значением </w:t>
+      </w:r>
       <w:r>
         <w:rPr>
           <w:rStyle w:val="HTML"/>
@@ -12607,69 +9903,14 @@
           <w:color w:val="0F1115"/>
           <w:shd w:val="clear" w:color="auto" w:fill="EBEEF2"/>
         </w:rPr>
-        <w:t>Forwarded</w:t>
-      </w:r>
-      <w:proofErr w:type="spellEnd"/>
-      <w:r>
-        <w:rPr>
-          <w:rStyle w:val="HTML"/>
-          <w:rFonts w:ascii="Consolas" w:hAnsi="Consolas"/>
-          <w:color w:val="0F1115"/>
-          <w:shd w:val="clear" w:color="auto" w:fill="EBEEF2"/>
-        </w:rPr>
-        <w:t>-</w:t>
-      </w:r>
-      <w:proofErr w:type="spellStart"/>
-      <w:r>
-        <w:rPr>
-          <w:rStyle w:val="HTML"/>
-          <w:rFonts w:ascii="Consolas" w:hAnsi="Consolas"/>
-          <w:color w:val="0F1115"/>
-          <w:shd w:val="clear" w:color="auto" w:fill="EBEEF2"/>
-        </w:rPr>
-        <w:t>Proto</w:t>
-      </w:r>
-      <w:proofErr w:type="spellEnd"/>
-      <w:r>
-        <w:rPr>
-          <w:rFonts w:ascii="Segoe UI" w:hAnsi="Segoe UI" w:cs="Segoe UI"/>
-          <w:color w:val="0F1115"/>
-        </w:rPr>
-        <w:t> со значением </w:t>
-      </w:r>
-      <w:proofErr w:type="spellStart"/>
-      <w:r>
-        <w:rPr>
-          <w:rStyle w:val="HTML"/>
-          <w:rFonts w:ascii="Consolas" w:hAnsi="Consolas"/>
-          <w:color w:val="0F1115"/>
-          <w:shd w:val="clear" w:color="auto" w:fill="EBEEF2"/>
-        </w:rPr>
         <w:t>https</w:t>
       </w:r>
-      <w:proofErr w:type="spellEnd"/>
-      <w:r>
-        <w:rPr>
-          <w:rFonts w:ascii="Segoe UI" w:hAnsi="Segoe UI" w:cs="Segoe UI"/>
-          <w:color w:val="0F1115"/>
-        </w:rPr>
-        <w:t xml:space="preserve">, что позволяет корректно определить, что клиент использует защищённое соединение, и не выполнять избыточный </w:t>
-      </w:r>
-      <w:proofErr w:type="spellStart"/>
-      <w:r>
-        <w:rPr>
-          <w:rFonts w:ascii="Segoe UI" w:hAnsi="Segoe UI" w:cs="Segoe UI"/>
-          <w:color w:val="0F1115"/>
-        </w:rPr>
-        <w:t>редирект</w:t>
-      </w:r>
-      <w:proofErr w:type="spellEnd"/>
-      <w:r>
-        <w:rPr>
-          <w:rFonts w:ascii="Segoe UI" w:hAnsi="Segoe UI" w:cs="Segoe UI"/>
-          <w:color w:val="0F1115"/>
-        </w:rPr>
-        <w:t>.</w:t>
+      <w:r>
+        <w:rPr>
+          <w:rFonts w:ascii="Segoe UI" w:hAnsi="Segoe UI" w:cs="Segoe UI"/>
+          <w:color w:val="0F1115"/>
+        </w:rPr>
+        <w:t>, что позволяет корректно определить, что клиент использует защищённое соединение, и не выполнять избыточный редирект.</w:t>
       </w:r>
     </w:p>
     <w:p>
@@ -12687,55 +9928,7 @@
           <w:rFonts w:ascii="Segoe UI" w:hAnsi="Segoe UI" w:cs="Segoe UI"/>
           <w:color w:val="0F1115"/>
         </w:rPr>
-        <w:t xml:space="preserve">Дополнительно к принудительному HTTPS применяется механизм HTTP </w:t>
-      </w:r>
-      <w:proofErr w:type="spellStart"/>
-      <w:r>
-        <w:rPr>
-          <w:rFonts w:ascii="Segoe UI" w:hAnsi="Segoe UI" w:cs="Segoe UI"/>
-          <w:color w:val="0F1115"/>
-        </w:rPr>
-        <w:t>Strict</w:t>
-      </w:r>
-      <w:proofErr w:type="spellEnd"/>
-      <w:r>
-        <w:rPr>
-          <w:rFonts w:ascii="Segoe UI" w:hAnsi="Segoe UI" w:cs="Segoe UI"/>
-          <w:color w:val="0F1115"/>
-        </w:rPr>
-        <w:t xml:space="preserve"> </w:t>
-      </w:r>
-      <w:proofErr w:type="spellStart"/>
-      <w:r>
-        <w:rPr>
-          <w:rFonts w:ascii="Segoe UI" w:hAnsi="Segoe UI" w:cs="Segoe UI"/>
-          <w:color w:val="0F1115"/>
-        </w:rPr>
-        <w:t>Transport</w:t>
-      </w:r>
-      <w:proofErr w:type="spellEnd"/>
-      <w:r>
-        <w:rPr>
-          <w:rFonts w:ascii="Segoe UI" w:hAnsi="Segoe UI" w:cs="Segoe UI"/>
-          <w:color w:val="0F1115"/>
-        </w:rPr>
-        <w:t xml:space="preserve"> </w:t>
-      </w:r>
-      <w:proofErr w:type="spellStart"/>
-      <w:r>
-        <w:rPr>
-          <w:rFonts w:ascii="Segoe UI" w:hAnsi="Segoe UI" w:cs="Segoe UI"/>
-          <w:color w:val="0F1115"/>
-        </w:rPr>
-        <w:t>Security</w:t>
-      </w:r>
-      <w:proofErr w:type="spellEnd"/>
-      <w:r>
-        <w:rPr>
-          <w:rFonts w:ascii="Segoe UI" w:hAnsi="Segoe UI" w:cs="Segoe UI"/>
-          <w:color w:val="0F1115"/>
-        </w:rPr>
-        <w:t xml:space="preserve">. Суть HSTS заключается в том, что сервер через специальный </w:t>
+        <w:t xml:space="preserve">Дополнительно к принудительному HTTPS применяется механизм HTTP Strict Transport Security. Суть HSTS заключается в том, что сервер через специальный </w:t>
       </w:r>
       <w:r>
         <w:rPr>
@@ -12743,26 +9936,8 @@
           <w:color w:val="0F1115"/>
         </w:rPr>
         <w:lastRenderedPageBreak/>
-        <w:t xml:space="preserve">заголовок информирует браузер о необходимости использовать исключительно HTTPS при обращении к данному домену в течение заданного периода. Это предотвращает </w:t>
-      </w:r>
-      <w:proofErr w:type="spellStart"/>
-      <w:r>
-        <w:rPr>
-          <w:rFonts w:ascii="Segoe UI" w:hAnsi="Segoe UI" w:cs="Segoe UI"/>
-          <w:color w:val="0F1115"/>
-        </w:rPr>
-        <w:t>downgrade</w:t>
-      </w:r>
-      <w:proofErr w:type="spellEnd"/>
-      <w:r>
-        <w:rPr>
-          <w:rFonts w:ascii="Segoe UI" w:hAnsi="Segoe UI" w:cs="Segoe UI"/>
-          <w:color w:val="0F1115"/>
-        </w:rPr>
-        <w:t>-атаки, при которых злоумышленник пытается заставить браузер перейти на незащищённую версию сайта. В приложении заголовок HSTS формируется централизованно, в той же функции </w:t>
-      </w:r>
-      <w:proofErr w:type="spellStart"/>
-      <w:proofErr w:type="gramStart"/>
+        <w:t>заголовок информирует браузер о необходимости использовать исключительно HTTPS при обращении к данному домену в течение заданного периода. Это предотвращает downgrade-атаки, при которых злоумышленник пытается заставить браузер перейти на незащищённую версию сайта. В приложении заголовок HSTS формируется централизованно, в той же функции </w:t>
+      </w:r>
       <w:r>
         <w:rPr>
           <w:rStyle w:val="HTML"/>
@@ -12770,27 +9945,7 @@
           <w:color w:val="0F1115"/>
           <w:shd w:val="clear" w:color="auto" w:fill="EBEEF2"/>
         </w:rPr>
-        <w:t>setSecurityHeaders</w:t>
-      </w:r>
-      <w:proofErr w:type="spellEnd"/>
-      <w:r>
-        <w:rPr>
-          <w:rStyle w:val="HTML"/>
-          <w:rFonts w:ascii="Consolas" w:hAnsi="Consolas"/>
-          <w:color w:val="0F1115"/>
-          <w:shd w:val="clear" w:color="auto" w:fill="EBEEF2"/>
-        </w:rPr>
-        <w:t>(</w:t>
-      </w:r>
-      <w:proofErr w:type="gramEnd"/>
-      <w:r>
-        <w:rPr>
-          <w:rStyle w:val="HTML"/>
-          <w:rFonts w:ascii="Consolas" w:hAnsi="Consolas"/>
-          <w:color w:val="0F1115"/>
-          <w:shd w:val="clear" w:color="auto" w:fill="EBEEF2"/>
-        </w:rPr>
-        <w:t>)</w:t>
+        <w:t>setSecurityHeaders()</w:t>
       </w:r>
       <w:r>
         <w:rPr>
@@ -12828,7 +9983,6 @@
         </w:rPr>
         <w:t xml:space="preserve"> </w:t>
       </w:r>
-      <w:proofErr w:type="gramStart"/>
       <w:r>
         <w:rPr>
           <w:rStyle w:val="token"/>
@@ -12856,7 +10010,6 @@
         </w:rPr>
         <w:t>empty</w:t>
       </w:r>
-      <w:proofErr w:type="gramEnd"/>
       <w:r>
         <w:rPr>
           <w:rStyle w:val="token"/>
@@ -13043,7 +10196,6 @@
         </w:rPr>
         <w:t xml:space="preserve">    </w:t>
       </w:r>
-      <w:proofErr w:type="gramStart"/>
       <w:r>
         <w:rPr>
           <w:rStyle w:val="token"/>
@@ -13062,7 +10214,6 @@
         </w:rPr>
         <w:t>(</w:t>
       </w:r>
-      <w:proofErr w:type="gramEnd"/>
       <w:r>
         <w:rPr>
           <w:rStyle w:val="token"/>
@@ -13070,27 +10221,7 @@
           <w:color w:val="50A14F"/>
           <w:lang w:val="en-US"/>
         </w:rPr>
-        <w:t xml:space="preserve">'Strict-Transport-Security: max-age=31536000; </w:t>
-      </w:r>
-      <w:proofErr w:type="spellStart"/>
-      <w:r>
-        <w:rPr>
-          <w:rStyle w:val="token"/>
-          <w:rFonts w:ascii="Consolas" w:hAnsi="Consolas"/>
-          <w:color w:val="50A14F"/>
-          <w:lang w:val="en-US"/>
-        </w:rPr>
-        <w:t>includeSubDomains</w:t>
-      </w:r>
-      <w:proofErr w:type="spellEnd"/>
-      <w:r>
-        <w:rPr>
-          <w:rStyle w:val="token"/>
-          <w:rFonts w:ascii="Consolas" w:hAnsi="Consolas"/>
-          <w:color w:val="50A14F"/>
-          <w:lang w:val="en-US"/>
-        </w:rPr>
-        <w:t>'</w:t>
+        <w:t>'Strict-Transport-Security: max-age=31536000; includeSubDomains'</w:t>
       </w:r>
       <w:r>
         <w:rPr>
@@ -13138,7 +10269,6 @@
         </w:rPr>
         <w:t>Значение </w:t>
       </w:r>
-      <w:proofErr w:type="spellStart"/>
       <w:r>
         <w:rPr>
           <w:rStyle w:val="HTML"/>
@@ -13146,9 +10276,15 @@
           <w:color w:val="0F1115"/>
           <w:shd w:val="clear" w:color="auto" w:fill="EBEEF2"/>
         </w:rPr>
-        <w:t>max-age</w:t>
-      </w:r>
-      <w:proofErr w:type="spellEnd"/>
+        <w:t>max-age=31536000</w:t>
+      </w:r>
+      <w:r>
+        <w:rPr>
+          <w:rFonts w:ascii="Segoe UI" w:hAnsi="Segoe UI" w:cs="Segoe UI"/>
+          <w:color w:val="0F1115"/>
+        </w:rPr>
+        <w:t> соответствует одному году — это стандартный рекомендуемый срок. Директива </w:t>
+      </w:r>
       <w:r>
         <w:rPr>
           <w:rStyle w:val="HTML"/>
@@ -13156,64 +10292,14 @@
           <w:color w:val="0F1115"/>
           <w:shd w:val="clear" w:color="auto" w:fill="EBEEF2"/>
         </w:rPr>
-        <w:t>=31536000</w:t>
-      </w:r>
-      <w:r>
-        <w:rPr>
-          <w:rFonts w:ascii="Segoe UI" w:hAnsi="Segoe UI" w:cs="Segoe UI"/>
-          <w:color w:val="0F1115"/>
-        </w:rPr>
-        <w:t> соответствует одному году — это стандартный рекомендуемый срок. Директива </w:t>
-      </w:r>
-      <w:proofErr w:type="spellStart"/>
-      <w:r>
-        <w:rPr>
-          <w:rStyle w:val="HTML"/>
-          <w:rFonts w:ascii="Consolas" w:hAnsi="Consolas"/>
-          <w:color w:val="0F1115"/>
-          <w:shd w:val="clear" w:color="auto" w:fill="EBEEF2"/>
-        </w:rPr>
         <w:t>includeSubDomains</w:t>
       </w:r>
-      <w:proofErr w:type="spellEnd"/>
-      <w:r>
-        <w:rPr>
-          <w:rFonts w:ascii="Segoe UI" w:hAnsi="Segoe UI" w:cs="Segoe UI"/>
-          <w:color w:val="0F1115"/>
-        </w:rPr>
-        <w:t xml:space="preserve"> распространяет политику на все </w:t>
-      </w:r>
-      <w:proofErr w:type="spellStart"/>
-      <w:r>
-        <w:rPr>
-          <w:rFonts w:ascii="Segoe UI" w:hAnsi="Segoe UI" w:cs="Segoe UI"/>
-          <w:color w:val="0F1115"/>
-        </w:rPr>
-        <w:t>поддомены</w:t>
-      </w:r>
-      <w:proofErr w:type="spellEnd"/>
-      <w:r>
-        <w:rPr>
-          <w:rFonts w:ascii="Segoe UI" w:hAnsi="Segoe UI" w:cs="Segoe UI"/>
-          <w:color w:val="0F1115"/>
-        </w:rPr>
-        <w:t xml:space="preserve">, что важно для приложений, использующих, например, отдельный </w:t>
-      </w:r>
-      <w:proofErr w:type="spellStart"/>
-      <w:r>
-        <w:rPr>
-          <w:rFonts w:ascii="Segoe UI" w:hAnsi="Segoe UI" w:cs="Segoe UI"/>
-          <w:color w:val="0F1115"/>
-        </w:rPr>
-        <w:t>поддомен</w:t>
-      </w:r>
-      <w:proofErr w:type="spellEnd"/>
-      <w:r>
-        <w:rPr>
-          <w:rFonts w:ascii="Segoe UI" w:hAnsi="Segoe UI" w:cs="Segoe UI"/>
-          <w:color w:val="0F1115"/>
-        </w:rPr>
-        <w:t xml:space="preserve"> для API или статических ресурсов.</w:t>
+      <w:r>
+        <w:rPr>
+          <w:rFonts w:ascii="Segoe UI" w:hAnsi="Segoe UI" w:cs="Segoe UI"/>
+          <w:color w:val="0F1115"/>
+        </w:rPr>
+        <w:t> распространяет политику на все поддомены, что важно для приложений, использующих, например, отдельный поддомен для API или статических ресурсов.</w:t>
       </w:r>
     </w:p>
     <w:p>
@@ -13240,9 +10326,15 @@
           <w:color w:val="0F1115"/>
           <w:shd w:val="clear" w:color="auto" w:fill="EBEEF2"/>
         </w:rPr>
-        <w:t>X-</w:t>
-      </w:r>
-      <w:proofErr w:type="spellStart"/>
+        <w:t>X-Frame-Options: DENY</w:t>
+      </w:r>
+      <w:r>
+        <w:rPr>
+          <w:rFonts w:ascii="Segoe UI" w:hAnsi="Segoe UI" w:cs="Segoe UI"/>
+          <w:color w:val="0F1115"/>
+        </w:rPr>
+        <w:t> предотвращает встраивание страниц в iframe на сторонних сайтах, </w:t>
+      </w:r>
       <w:r>
         <w:rPr>
           <w:rStyle w:val="HTML"/>
@@ -13250,175 +10342,14 @@
           <w:color w:val="0F1115"/>
           <w:shd w:val="clear" w:color="auto" w:fill="EBEEF2"/>
         </w:rPr>
-        <w:t>Frame</w:t>
-      </w:r>
-      <w:proofErr w:type="spellEnd"/>
-      <w:r>
-        <w:rPr>
-          <w:rStyle w:val="HTML"/>
-          <w:rFonts w:ascii="Consolas" w:hAnsi="Consolas"/>
-          <w:color w:val="0F1115"/>
-          <w:shd w:val="clear" w:color="auto" w:fill="EBEEF2"/>
-        </w:rPr>
-        <w:t>-</w:t>
-      </w:r>
-      <w:proofErr w:type="spellStart"/>
-      <w:r>
-        <w:rPr>
-          <w:rStyle w:val="HTML"/>
-          <w:rFonts w:ascii="Consolas" w:hAnsi="Consolas"/>
-          <w:color w:val="0F1115"/>
-          <w:shd w:val="clear" w:color="auto" w:fill="EBEEF2"/>
-        </w:rPr>
-        <w:t>Options</w:t>
-      </w:r>
-      <w:proofErr w:type="spellEnd"/>
-      <w:r>
-        <w:rPr>
-          <w:rStyle w:val="HTML"/>
-          <w:rFonts w:ascii="Consolas" w:hAnsi="Consolas"/>
-          <w:color w:val="0F1115"/>
-          <w:shd w:val="clear" w:color="auto" w:fill="EBEEF2"/>
-        </w:rPr>
-        <w:t>: DENY</w:t>
-      </w:r>
-      <w:r>
-        <w:rPr>
-          <w:rFonts w:ascii="Segoe UI" w:hAnsi="Segoe UI" w:cs="Segoe UI"/>
-          <w:color w:val="0F1115"/>
-        </w:rPr>
-        <w:t xml:space="preserve"> предотвращает встраивание страниц в </w:t>
-      </w:r>
-      <w:proofErr w:type="spellStart"/>
-      <w:r>
-        <w:rPr>
-          <w:rFonts w:ascii="Segoe UI" w:hAnsi="Segoe UI" w:cs="Segoe UI"/>
-          <w:color w:val="0F1115"/>
-        </w:rPr>
-        <w:t>iframe</w:t>
-      </w:r>
-      <w:proofErr w:type="spellEnd"/>
-      <w:r>
-        <w:rPr>
-          <w:rFonts w:ascii="Segoe UI" w:hAnsi="Segoe UI" w:cs="Segoe UI"/>
-          <w:color w:val="0F1115"/>
-        </w:rPr>
-        <w:t xml:space="preserve"> на сторонних сайтах, </w:t>
-      </w:r>
-      <w:r>
-        <w:rPr>
-          <w:rStyle w:val="HTML"/>
-          <w:rFonts w:ascii="Consolas" w:hAnsi="Consolas"/>
-          <w:color w:val="0F1115"/>
-          <w:shd w:val="clear" w:color="auto" w:fill="EBEEF2"/>
-        </w:rPr>
-        <w:t>X-</w:t>
-      </w:r>
-      <w:proofErr w:type="spellStart"/>
-      <w:r>
-        <w:rPr>
-          <w:rStyle w:val="HTML"/>
-          <w:rFonts w:ascii="Consolas" w:hAnsi="Consolas"/>
-          <w:color w:val="0F1115"/>
-          <w:shd w:val="clear" w:color="auto" w:fill="EBEEF2"/>
-        </w:rPr>
-        <w:t>Content</w:t>
-      </w:r>
-      <w:proofErr w:type="spellEnd"/>
-      <w:r>
-        <w:rPr>
-          <w:rStyle w:val="HTML"/>
-          <w:rFonts w:ascii="Consolas" w:hAnsi="Consolas"/>
-          <w:color w:val="0F1115"/>
-          <w:shd w:val="clear" w:color="auto" w:fill="EBEEF2"/>
-        </w:rPr>
-        <w:t>-</w:t>
-      </w:r>
-      <w:proofErr w:type="spellStart"/>
-      <w:r>
-        <w:rPr>
-          <w:rStyle w:val="HTML"/>
-          <w:rFonts w:ascii="Consolas" w:hAnsi="Consolas"/>
-          <w:color w:val="0F1115"/>
-          <w:shd w:val="clear" w:color="auto" w:fill="EBEEF2"/>
-        </w:rPr>
-        <w:t>Type-Options</w:t>
-      </w:r>
-      <w:proofErr w:type="spellEnd"/>
-      <w:r>
-        <w:rPr>
-          <w:rStyle w:val="HTML"/>
-          <w:rFonts w:ascii="Consolas" w:hAnsi="Consolas"/>
-          <w:color w:val="0F1115"/>
-          <w:shd w:val="clear" w:color="auto" w:fill="EBEEF2"/>
-        </w:rPr>
-        <w:t xml:space="preserve">: </w:t>
-      </w:r>
-      <w:proofErr w:type="spellStart"/>
-      <w:r>
-        <w:rPr>
-          <w:rStyle w:val="HTML"/>
-          <w:rFonts w:ascii="Consolas" w:hAnsi="Consolas"/>
-          <w:color w:val="0F1115"/>
-          <w:shd w:val="clear" w:color="auto" w:fill="EBEEF2"/>
-        </w:rPr>
-        <w:t>nosniff</w:t>
-      </w:r>
-      <w:proofErr w:type="spellEnd"/>
-      <w:r>
-        <w:rPr>
-          <w:rFonts w:ascii="Segoe UI" w:hAnsi="Segoe UI" w:cs="Segoe UI"/>
-          <w:color w:val="0F1115"/>
-        </w:rPr>
-        <w:t xml:space="preserve"> запрещает браузеру переопределять MIME-тип контента, что могло бы быть использовано для внедрения исполняемого кода под видом безобидного файла. Заголовок </w:t>
-      </w:r>
-      <w:proofErr w:type="spellStart"/>
-      <w:r>
-        <w:rPr>
-          <w:rFonts w:ascii="Segoe UI" w:hAnsi="Segoe UI" w:cs="Segoe UI"/>
-          <w:color w:val="0F1115"/>
-        </w:rPr>
-        <w:t>Content</w:t>
-      </w:r>
-      <w:proofErr w:type="spellEnd"/>
-      <w:r>
-        <w:rPr>
-          <w:rFonts w:ascii="Segoe UI" w:hAnsi="Segoe UI" w:cs="Segoe UI"/>
-          <w:color w:val="0F1115"/>
-        </w:rPr>
-        <w:t xml:space="preserve"> </w:t>
-      </w:r>
-      <w:proofErr w:type="spellStart"/>
-      <w:r>
-        <w:rPr>
-          <w:rFonts w:ascii="Segoe UI" w:hAnsi="Segoe UI" w:cs="Segoe UI"/>
-          <w:color w:val="0F1115"/>
-        </w:rPr>
-        <w:t>Security</w:t>
-      </w:r>
-      <w:proofErr w:type="spellEnd"/>
-      <w:r>
-        <w:rPr>
-          <w:rFonts w:ascii="Segoe UI" w:hAnsi="Segoe UI" w:cs="Segoe UI"/>
-          <w:color w:val="0F1115"/>
-        </w:rPr>
-        <w:t xml:space="preserve"> </w:t>
-      </w:r>
-      <w:proofErr w:type="spellStart"/>
-      <w:r>
-        <w:rPr>
-          <w:rFonts w:ascii="Segoe UI" w:hAnsi="Segoe UI" w:cs="Segoe UI"/>
-          <w:color w:val="0F1115"/>
-        </w:rPr>
-        <w:t>Policy</w:t>
-      </w:r>
-      <w:proofErr w:type="spellEnd"/>
-      <w:r>
-        <w:rPr>
-          <w:rFonts w:ascii="Segoe UI" w:hAnsi="Segoe UI" w:cs="Segoe UI"/>
-          <w:color w:val="0F1115"/>
-        </w:rPr>
-        <w:t>, детально рассмотренный в параграфе 3.2, также работает на сетевом уровне, поскольку именно через HTTP-заголовки он доставляется браузеру и определяет, с каких источников разрешена загрузка ресурсов.</w:t>
+        <w:t>X-Content-Type-Options: nosniff</w:t>
+      </w:r>
+      <w:r>
+        <w:rPr>
+          <w:rFonts w:ascii="Segoe UI" w:hAnsi="Segoe UI" w:cs="Segoe UI"/>
+          <w:color w:val="0F1115"/>
+        </w:rPr>
+        <w:t> запрещает браузеру переопределять MIME-тип контента, что могло бы быть использовано для внедрения исполняемого кода под видом безобидного файла. Заголовок Content Security Policy, детально рассмотренный в параграфе 3.2, также работает на сетевом уровне, поскольку именно через HTTP-заголовки он доставляется браузеру и определяет, с каких источников разрешена загрузка ресурсов.</w:t>
       </w:r>
     </w:p>
     <w:p>
@@ -13436,25 +10367,8 @@
           <w:rFonts w:ascii="Segoe UI" w:hAnsi="Segoe UI" w:cs="Segoe UI"/>
           <w:color w:val="0F1115"/>
         </w:rPr>
-        <w:t xml:space="preserve">Важным элементом сетевой безопасности является настройка сессионных </w:t>
-      </w:r>
-      <w:proofErr w:type="spellStart"/>
-      <w:r>
-        <w:rPr>
-          <w:rFonts w:ascii="Segoe UI" w:hAnsi="Segoe UI" w:cs="Segoe UI"/>
-          <w:color w:val="0F1115"/>
-        </w:rPr>
-        <w:t>cookies</w:t>
-      </w:r>
-      <w:proofErr w:type="spellEnd"/>
-      <w:r>
-        <w:rPr>
-          <w:rFonts w:ascii="Segoe UI" w:hAnsi="Segoe UI" w:cs="Segoe UI"/>
-          <w:color w:val="0F1115"/>
-        </w:rPr>
-        <w:t>. Атрибут </w:t>
-      </w:r>
-      <w:proofErr w:type="spellStart"/>
+        <w:t>Важным элементом сетевой безопасности является настройка сессионных cookies. Атрибут </w:t>
+      </w:r>
       <w:r>
         <w:rPr>
           <w:rStyle w:val="HTML"/>
@@ -13464,31 +10378,13 @@
         </w:rPr>
         <w:t>Secure</w:t>
       </w:r>
-      <w:proofErr w:type="spellEnd"/>
-      <w:r>
-        <w:rPr>
-          <w:rFonts w:ascii="Segoe UI" w:hAnsi="Segoe UI" w:cs="Segoe UI"/>
-          <w:color w:val="0F1115"/>
-        </w:rPr>
-        <w:t xml:space="preserve">, будучи включённым, предписывает браузеру передавать </w:t>
-      </w:r>
-      <w:proofErr w:type="spellStart"/>
-      <w:r>
-        <w:rPr>
-          <w:rFonts w:ascii="Segoe UI" w:hAnsi="Segoe UI" w:cs="Segoe UI"/>
-          <w:color w:val="0F1115"/>
-        </w:rPr>
-        <w:t>cookie</w:t>
-      </w:r>
-      <w:proofErr w:type="spellEnd"/>
-      <w:r>
-        <w:rPr>
-          <w:rFonts w:ascii="Segoe UI" w:hAnsi="Segoe UI" w:cs="Segoe UI"/>
-          <w:color w:val="0F1115"/>
-        </w:rPr>
-        <w:t xml:space="preserve"> исключительно по HTTPS-соединению. В текущей конфигурации приложения этот флаг активируется при развёртывании в эксплуатационной среде. Атрибут </w:t>
-      </w:r>
-      <w:proofErr w:type="spellStart"/>
+      <w:r>
+        <w:rPr>
+          <w:rFonts w:ascii="Segoe UI" w:hAnsi="Segoe UI" w:cs="Segoe UI"/>
+          <w:color w:val="0F1115"/>
+        </w:rPr>
+        <w:t>, будучи включённым, предписывает браузеру передавать cookie исключительно по HTTPS-соединению. В текущей конфигурации приложения этот флаг активируется при развёртывании в эксплуатационной среде. Атрибут </w:t>
+      </w:r>
       <w:r>
         <w:rPr>
           <w:rStyle w:val="HTML"/>
@@ -13496,51 +10392,14 @@
           <w:color w:val="0F1115"/>
           <w:shd w:val="clear" w:color="auto" w:fill="EBEEF2"/>
         </w:rPr>
-        <w:t>SameSite</w:t>
-      </w:r>
-      <w:proofErr w:type="spellEnd"/>
-      <w:r>
-        <w:rPr>
-          <w:rStyle w:val="HTML"/>
-          <w:rFonts w:ascii="Consolas" w:hAnsi="Consolas"/>
-          <w:color w:val="0F1115"/>
-          <w:shd w:val="clear" w:color="auto" w:fill="EBEEF2"/>
-        </w:rPr>
-        <w:t>=</w:t>
-      </w:r>
-      <w:proofErr w:type="spellStart"/>
-      <w:r>
-        <w:rPr>
-          <w:rStyle w:val="HTML"/>
-          <w:rFonts w:ascii="Consolas" w:hAnsi="Consolas"/>
-          <w:color w:val="0F1115"/>
-          <w:shd w:val="clear" w:color="auto" w:fill="EBEEF2"/>
-        </w:rPr>
-        <w:t>Lax</w:t>
-      </w:r>
-      <w:proofErr w:type="spellEnd"/>
-      <w:r>
-        <w:rPr>
-          <w:rFonts w:ascii="Segoe UI" w:hAnsi="Segoe UI" w:cs="Segoe UI"/>
-          <w:color w:val="0F1115"/>
-        </w:rPr>
-        <w:t xml:space="preserve">, напротив, функционирует всегда и ограничивает отправку </w:t>
-      </w:r>
-      <w:proofErr w:type="spellStart"/>
-      <w:r>
-        <w:rPr>
-          <w:rFonts w:ascii="Segoe UI" w:hAnsi="Segoe UI" w:cs="Segoe UI"/>
-          <w:color w:val="0F1115"/>
-        </w:rPr>
-        <w:t>cookies</w:t>
-      </w:r>
-      <w:proofErr w:type="spellEnd"/>
-      <w:r>
-        <w:rPr>
-          <w:rFonts w:ascii="Segoe UI" w:hAnsi="Segoe UI" w:cs="Segoe UI"/>
-          <w:color w:val="0F1115"/>
-        </w:rPr>
-        <w:t xml:space="preserve"> при межсайтовых запросах, что, как было показано ранее, усиливает защиту от CSRF-атак именно на сетевом уровне.</w:t>
+        <w:t>SameSite=Lax</w:t>
+      </w:r>
+      <w:r>
+        <w:rPr>
+          <w:rFonts w:ascii="Segoe UI" w:hAnsi="Segoe UI" w:cs="Segoe UI"/>
+          <w:color w:val="0F1115"/>
+        </w:rPr>
+        <w:t>, напротив, функционирует всегда и ограничивает отправку cookies при межсайтовых запросах, что, как было показано ранее, усиливает защиту от CSRF-атак именно на сетевом уровне.</w:t>
       </w:r>
     </w:p>
     <w:p>
@@ -13558,23 +10417,7 @@
           <w:rFonts w:ascii="Segoe UI" w:hAnsi="Segoe UI" w:cs="Segoe UI"/>
           <w:color w:val="0F1115"/>
         </w:rPr>
-        <w:t xml:space="preserve">Отдельного упоминания заслуживает практика сокрытия информации о технологическом стеке. По умолчанию веб-серверы добавляют в HTTP-ответы заголовки, раскрывающие тип и версию программного обеспечения. Хотя сокрытие этих данных не предотвращает атаки напрямую, оно усложняет автоматическую разведку, которую проводит злоумышленник для выявления потенциально уязвимых компонентов. В приложении </w:t>
-      </w:r>
-      <w:proofErr w:type="spellStart"/>
-      <w:r>
-        <w:rPr>
-          <w:rFonts w:ascii="Segoe UI" w:hAnsi="Segoe UI" w:cs="Segoe UI"/>
-          <w:color w:val="0F1115"/>
-        </w:rPr>
-        <w:t>программно</w:t>
-      </w:r>
-      <w:proofErr w:type="spellEnd"/>
-      <w:r>
-        <w:rPr>
-          <w:rFonts w:ascii="Segoe UI" w:hAnsi="Segoe UI" w:cs="Segoe UI"/>
-          <w:color w:val="0F1115"/>
-        </w:rPr>
-        <w:t xml:space="preserve"> удаляется заголовок </w:t>
+        <w:t>Отдельного упоминания заслуживает практика сокрытия информации о технологическом стеке. По умолчанию веб-серверы добавляют в HTTP-ответы заголовки, раскрывающие тип и версию программного обеспечения. Хотя сокрытие этих данных не предотвращает атаки напрямую, оно усложняет автоматическую разведку, которую проводит злоумышленник для выявления потенциально уязвимых компонентов. В приложении программно удаляется заголовок </w:t>
       </w:r>
       <w:r>
         <w:rPr>
@@ -13583,9 +10426,15 @@
           <w:color w:val="0F1115"/>
           <w:shd w:val="clear" w:color="auto" w:fill="EBEEF2"/>
         </w:rPr>
-        <w:t>X-</w:t>
-      </w:r>
-      <w:proofErr w:type="spellStart"/>
+        <w:t>X-Powered-By</w:t>
+      </w:r>
+      <w:r>
+        <w:rPr>
+          <w:rFonts w:ascii="Segoe UI" w:hAnsi="Segoe UI" w:cs="Segoe UI"/>
+          <w:color w:val="0F1115"/>
+        </w:rPr>
+        <w:t>, информирующий о версии PHP, а заголовок </w:t>
+      </w:r>
       <w:r>
         <w:rPr>
           <w:rStyle w:val="HTML"/>
@@ -13593,117 +10442,14 @@
           <w:color w:val="0F1115"/>
           <w:shd w:val="clear" w:color="auto" w:fill="EBEEF2"/>
         </w:rPr>
-        <w:t>Powered</w:t>
-      </w:r>
-      <w:proofErr w:type="spellEnd"/>
-      <w:r>
-        <w:rPr>
-          <w:rStyle w:val="HTML"/>
-          <w:rFonts w:ascii="Consolas" w:hAnsi="Consolas"/>
-          <w:color w:val="0F1115"/>
-          <w:shd w:val="clear" w:color="auto" w:fill="EBEEF2"/>
-        </w:rPr>
-        <w:t>-</w:t>
-      </w:r>
-      <w:proofErr w:type="spellStart"/>
-      <w:r>
-        <w:rPr>
-          <w:rStyle w:val="HTML"/>
-          <w:rFonts w:ascii="Consolas" w:hAnsi="Consolas"/>
-          <w:color w:val="0F1115"/>
-          <w:shd w:val="clear" w:color="auto" w:fill="EBEEF2"/>
-        </w:rPr>
-        <w:t>By</w:t>
-      </w:r>
-      <w:proofErr w:type="spellEnd"/>
-      <w:r>
-        <w:rPr>
-          <w:rFonts w:ascii="Segoe UI" w:hAnsi="Segoe UI" w:cs="Segoe UI"/>
-          <w:color w:val="0F1115"/>
-        </w:rPr>
-        <w:t>, информирующий о версии PHP, а заголовок </w:t>
-      </w:r>
-      <w:proofErr w:type="spellStart"/>
-      <w:r>
-        <w:rPr>
-          <w:rStyle w:val="HTML"/>
-          <w:rFonts w:ascii="Consolas" w:hAnsi="Consolas"/>
-          <w:color w:val="0F1115"/>
-          <w:shd w:val="clear" w:color="auto" w:fill="EBEEF2"/>
-        </w:rPr>
         <w:t>Server</w:t>
       </w:r>
-      <w:proofErr w:type="spellEnd"/>
-      <w:r>
-        <w:rPr>
-          <w:rFonts w:ascii="Segoe UI" w:hAnsi="Segoe UI" w:cs="Segoe UI"/>
-          <w:color w:val="0F1115"/>
-        </w:rPr>
-        <w:t xml:space="preserve">, формируемый веб-сервером </w:t>
-      </w:r>
-      <w:proofErr w:type="spellStart"/>
-      <w:r>
-        <w:rPr>
-          <w:rFonts w:ascii="Segoe UI" w:hAnsi="Segoe UI" w:cs="Segoe UI"/>
-          <w:color w:val="0F1115"/>
-        </w:rPr>
-        <w:t>Apache</w:t>
-      </w:r>
-      <w:proofErr w:type="spellEnd"/>
-      <w:r>
-        <w:rPr>
-          <w:rFonts w:ascii="Segoe UI" w:hAnsi="Segoe UI" w:cs="Segoe UI"/>
-          <w:color w:val="0F1115"/>
-        </w:rPr>
-        <w:t xml:space="preserve">, может быть скорректирован в конфигурации сервера при развёртывании. Данная мера относится к категории </w:t>
-      </w:r>
-      <w:proofErr w:type="spellStart"/>
-      <w:r>
-        <w:rPr>
-          <w:rFonts w:ascii="Segoe UI" w:hAnsi="Segoe UI" w:cs="Segoe UI"/>
-          <w:color w:val="0F1115"/>
-        </w:rPr>
-        <w:t>defence</w:t>
-      </w:r>
-      <w:proofErr w:type="spellEnd"/>
-      <w:r>
-        <w:rPr>
-          <w:rFonts w:ascii="Segoe UI" w:hAnsi="Segoe UI" w:cs="Segoe UI"/>
-          <w:color w:val="0F1115"/>
-        </w:rPr>
-        <w:t xml:space="preserve"> </w:t>
-      </w:r>
-      <w:proofErr w:type="spellStart"/>
-      <w:r>
-        <w:rPr>
-          <w:rFonts w:ascii="Segoe UI" w:hAnsi="Segoe UI" w:cs="Segoe UI"/>
-          <w:color w:val="0F1115"/>
-        </w:rPr>
-        <w:t>in</w:t>
-      </w:r>
-      <w:proofErr w:type="spellEnd"/>
-      <w:r>
-        <w:rPr>
-          <w:rFonts w:ascii="Segoe UI" w:hAnsi="Segoe UI" w:cs="Segoe UI"/>
-          <w:color w:val="0F1115"/>
-        </w:rPr>
-        <w:t xml:space="preserve"> </w:t>
-      </w:r>
-      <w:proofErr w:type="spellStart"/>
-      <w:r>
-        <w:rPr>
-          <w:rFonts w:ascii="Segoe UI" w:hAnsi="Segoe UI" w:cs="Segoe UI"/>
-          <w:color w:val="0F1115"/>
-        </w:rPr>
-        <w:t>depth</w:t>
-      </w:r>
-      <w:proofErr w:type="spellEnd"/>
-      <w:r>
-        <w:rPr>
-          <w:rFonts w:ascii="Segoe UI" w:hAnsi="Segoe UI" w:cs="Segoe UI"/>
-          <w:color w:val="0F1115"/>
-        </w:rPr>
-        <w:t xml:space="preserve"> — она не является критически важной, но снижает поверхность атаки.</w:t>
+      <w:r>
+        <w:rPr>
+          <w:rFonts w:ascii="Segoe UI" w:hAnsi="Segoe UI" w:cs="Segoe UI"/>
+          <w:color w:val="0F1115"/>
+        </w:rPr>
+        <w:t>, формируемый веб-сервером Apache, может быть скорректирован в конфигурации сервера при развёртывании. Данная мера относится к категории defence in depth — она не является критически важной, но снижает поверхность атаки.</w:t>
       </w:r>
     </w:p>
     <w:p>
@@ -13722,39 +10468,7 @@
           <w:color w:val="0F1115"/>
         </w:rPr>
         <w:lastRenderedPageBreak/>
-        <w:t xml:space="preserve">Таким образом, на сетевом уровне разрабатываемого приложения реализован комплекс мер, включающий принудительное использование HTTPS, механизм HSTS, защитные HTTP-заголовки и безопасную настройку </w:t>
-      </w:r>
-      <w:proofErr w:type="spellStart"/>
-      <w:r>
-        <w:rPr>
-          <w:rFonts w:ascii="Segoe UI" w:hAnsi="Segoe UI" w:cs="Segoe UI"/>
-          <w:color w:val="0F1115"/>
-        </w:rPr>
-        <w:t>cookies</w:t>
-      </w:r>
-      <w:proofErr w:type="spellEnd"/>
-      <w:r>
-        <w:rPr>
-          <w:rFonts w:ascii="Segoe UI" w:hAnsi="Segoe UI" w:cs="Segoe UI"/>
-          <w:color w:val="0F1115"/>
-        </w:rPr>
-        <w:t xml:space="preserve">. Все перечисленные механизмы действуют согласованно: HTTPS и HSTS обеспечивают шифрование и целостность канала передачи данных, защитные заголовки предотвращают эксплуатацию уязвимостей на стороне клиента, а параметры </w:t>
-      </w:r>
-      <w:proofErr w:type="spellStart"/>
-      <w:r>
-        <w:rPr>
-          <w:rFonts w:ascii="Segoe UI" w:hAnsi="Segoe UI" w:cs="Segoe UI"/>
-          <w:color w:val="0F1115"/>
-        </w:rPr>
-        <w:t>cookies</w:t>
-      </w:r>
-      <w:proofErr w:type="spellEnd"/>
-      <w:r>
-        <w:rPr>
-          <w:rFonts w:ascii="Segoe UI" w:hAnsi="Segoe UI" w:cs="Segoe UI"/>
-          <w:color w:val="0F1115"/>
-        </w:rPr>
-        <w:t xml:space="preserve"> ограничивают возможности их перехвата и несанкционированного использования. В совокупности с мерами, реализованными на клиентском, серверном и уровне хранения данных, это формирует единую систему защиты, соответствующую модели, обоснованной во второй главе.</w:t>
+        <w:t>Таким образом, на сетевом уровне разрабатываемого приложения реализован комплекс мер, включающий принудительное использование HTTPS, механизм HSTS, защитные HTTP-заголовки и безопасную настройку cookies. Все перечисленные механизмы действуют согласованно: HTTPS и HSTS обеспечивают шифрование и целостность канала передачи данных, защитные заголовки предотвращают эксплуатацию уязвимостей на стороне клиента, а параметры cookies ограничивают возможности их перехвата и несанкционированного использования. В совокупности с мерами, реализованными на клиентском, серверном и уровне хранения данных, это формирует единую систему защиты, соответствующую модели, обоснованной во второй главе.</w:t>
       </w:r>
     </w:p>
     <w:p>
@@ -13787,6 +10501,597 @@
           <w:lang w:eastAsia="ru-RU"/>
         </w:rPr>
       </w:pPr>
+    </w:p>
+    <w:p>
+      <w:pPr>
+        <w:rPr>
+          <w:rFonts w:ascii="Times New Roman" w:eastAsia="Times New Roman" w:hAnsi="Times New Roman" w:cs="Times New Roman"/>
+          <w:sz w:val="24"/>
+          <w:szCs w:val="24"/>
+          <w:lang w:eastAsia="ru-RU"/>
+        </w:rPr>
+      </w:pPr>
+      <w:r>
+        <w:br w:type="page"/>
+      </w:r>
+    </w:p>
+    <w:p>
+      <w:pPr>
+        <w:spacing w:before="100" w:beforeAutospacing="1" w:after="100" w:afterAutospacing="1" w:line="240" w:lineRule="auto"/>
+        <w:jc w:val="center"/>
+        <w:rPr>
+          <w:rFonts w:ascii="Times New Roman" w:eastAsia="Times New Roman" w:hAnsi="Times New Roman" w:cs="Times New Roman"/>
+          <w:sz w:val="24"/>
+          <w:szCs w:val="24"/>
+          <w:lang w:eastAsia="ru-RU"/>
+        </w:rPr>
+      </w:pPr>
+      <w:r>
+        <w:lastRenderedPageBreak/>
+        <w:t>3.6. Сценарии атак и отработка защитных механизмов</w:t>
+      </w:r>
+    </w:p>
+    <w:p>
+      <w:pPr>
+        <w:spacing w:before="100" w:beforeAutospacing="1" w:after="100" w:afterAutospacing="1" w:line="240" w:lineRule="auto"/>
+        <w:rPr>
+          <w:rFonts w:ascii="Times New Roman" w:eastAsia="Times New Roman" w:hAnsi="Times New Roman" w:cs="Times New Roman"/>
+          <w:sz w:val="24"/>
+          <w:szCs w:val="24"/>
+          <w:lang w:eastAsia="ru-RU"/>
+        </w:rPr>
+      </w:pPr>
+      <w:r>
+        <w:rPr>
+          <w:rFonts w:ascii="Times New Roman" w:eastAsia="Times New Roman" w:hAnsi="Times New Roman" w:cs="Times New Roman"/>
+          <w:sz w:val="24"/>
+          <w:szCs w:val="24"/>
+          <w:lang w:eastAsia="ru-RU"/>
+        </w:rPr>
+        <w:t>В предыдущих параграфах были подробно рассмотрены механизмы защиты, реализованные в разрабатываемом приложении на разных уровнях архитектуры. Однако одного перечисления этих механизмов, по сути, недостаточно — важно показать, как они ведут себя в реальных условиях, при попытке эксплуатации уязвимостей. В данном разделе разбираются три характерных сценария: XSS-атака, CSRF-атака и SQL-инъекция. Для каждого случая показано, каким образом реализованные средства защиты срабатывают и блокируют атаку.</w:t>
+      </w:r>
+    </w:p>
+    <w:p>
+      <w:pPr>
+        <w:spacing w:before="100" w:beforeAutospacing="1" w:after="100" w:afterAutospacing="1" w:line="240" w:lineRule="auto"/>
+        <w:rPr>
+          <w:rFonts w:ascii="Times New Roman" w:eastAsia="Times New Roman" w:hAnsi="Times New Roman" w:cs="Times New Roman"/>
+          <w:sz w:val="24"/>
+          <w:szCs w:val="24"/>
+          <w:lang w:eastAsia="ru-RU"/>
+        </w:rPr>
+      </w:pPr>
+      <w:r>
+        <w:rPr>
+          <w:rFonts w:ascii="Times New Roman" w:eastAsia="Times New Roman" w:hAnsi="Times New Roman" w:cs="Times New Roman"/>
+          <w:b/>
+          <w:bCs/>
+          <w:sz w:val="24"/>
+          <w:szCs w:val="24"/>
+          <w:lang w:eastAsia="ru-RU"/>
+        </w:rPr>
+        <w:t>Сценарий 1: Межсайтовый скриптинг (XSS).</w:t>
+      </w:r>
+      <w:r>
+        <w:rPr>
+          <w:rFonts w:ascii="Times New Roman" w:eastAsia="Times New Roman" w:hAnsi="Times New Roman" w:cs="Times New Roman"/>
+          <w:sz w:val="24"/>
+          <w:szCs w:val="24"/>
+          <w:lang w:eastAsia="ru-RU"/>
+        </w:rPr>
+        <w:br/>
+        <w:t xml:space="preserve">Предположим, злоумышленник уже авторизован в системе и пытается внедрить вредоносный JavaScript через поле ввода задачи. Например, в поле «Что нужно сделать?» он вводит строку: </w:t>
+      </w:r>
+      <w:r>
+        <w:rPr>
+          <w:rFonts w:ascii="Courier New" w:eastAsia="Times New Roman" w:hAnsi="Courier New" w:cs="Courier New"/>
+          <w:sz w:val="20"/>
+          <w:szCs w:val="20"/>
+          <w:lang w:eastAsia="ru-RU"/>
+        </w:rPr>
+        <w:t>&lt;script&gt;alert('Ваши данные украдены')&lt;/script&gt;</w:t>
+      </w:r>
+      <w:r>
+        <w:rPr>
+          <w:rFonts w:ascii="Times New Roman" w:eastAsia="Times New Roman" w:hAnsi="Times New Roman" w:cs="Times New Roman"/>
+          <w:sz w:val="24"/>
+          <w:szCs w:val="24"/>
+          <w:lang w:eastAsia="ru-RU"/>
+        </w:rPr>
+        <w:t>. Если бы защита отсутствовала, данный код оказался бы встроен в HTML и выполнился бы в браузере других пользователей при просмотре списка задач.</w:t>
+      </w:r>
+    </w:p>
+    <w:p>
+      <w:pPr>
+        <w:spacing w:before="100" w:beforeAutospacing="1" w:after="100" w:afterAutospacing="1" w:line="240" w:lineRule="auto"/>
+        <w:rPr>
+          <w:rFonts w:ascii="Times New Roman" w:eastAsia="Times New Roman" w:hAnsi="Times New Roman" w:cs="Times New Roman"/>
+          <w:sz w:val="24"/>
+          <w:szCs w:val="24"/>
+          <w:lang w:eastAsia="ru-RU"/>
+        </w:rPr>
+      </w:pPr>
+      <w:r>
+        <w:rPr>
+          <w:rFonts w:ascii="Times New Roman" w:eastAsia="Times New Roman" w:hAnsi="Times New Roman" w:cs="Times New Roman"/>
+          <w:sz w:val="24"/>
+          <w:szCs w:val="24"/>
+          <w:lang w:eastAsia="ru-RU"/>
+        </w:rPr>
+        <w:t xml:space="preserve">В реализованной системе, однако, срабатывает сразу несколько механизмов. Во-первых, на серверной стороне используется функция </w:t>
+      </w:r>
+      <w:r>
+        <w:rPr>
+          <w:rFonts w:ascii="Courier New" w:eastAsia="Times New Roman" w:hAnsi="Courier New" w:cs="Courier New"/>
+          <w:sz w:val="20"/>
+          <w:szCs w:val="20"/>
+          <w:lang w:eastAsia="ru-RU"/>
+        </w:rPr>
+        <w:t>h()</w:t>
+      </w:r>
+      <w:r>
+        <w:rPr>
+          <w:rFonts w:ascii="Times New Roman" w:eastAsia="Times New Roman" w:hAnsi="Times New Roman" w:cs="Times New Roman"/>
+          <w:sz w:val="24"/>
+          <w:szCs w:val="24"/>
+          <w:lang w:eastAsia="ru-RU"/>
+        </w:rPr>
+        <w:t xml:space="preserve">, через которую проходит весь вывод. Она заменяет специальные символы на HTML-сущности: </w:t>
+      </w:r>
+      <w:r>
+        <w:rPr>
+          <w:rFonts w:ascii="Courier New" w:eastAsia="Times New Roman" w:hAnsi="Courier New" w:cs="Courier New"/>
+          <w:sz w:val="20"/>
+          <w:szCs w:val="20"/>
+          <w:lang w:eastAsia="ru-RU"/>
+        </w:rPr>
+        <w:t>&lt;</w:t>
+      </w:r>
+      <w:r>
+        <w:rPr>
+          <w:rFonts w:ascii="Times New Roman" w:eastAsia="Times New Roman" w:hAnsi="Times New Roman" w:cs="Times New Roman"/>
+          <w:sz w:val="24"/>
+          <w:szCs w:val="24"/>
+          <w:lang w:eastAsia="ru-RU"/>
+        </w:rPr>
+        <w:t xml:space="preserve"> преобразуется в </w:t>
+      </w:r>
+      <w:r>
+        <w:rPr>
+          <w:rFonts w:ascii="Courier New" w:eastAsia="Times New Roman" w:hAnsi="Courier New" w:cs="Courier New"/>
+          <w:sz w:val="20"/>
+          <w:szCs w:val="20"/>
+          <w:lang w:eastAsia="ru-RU"/>
+        </w:rPr>
+        <w:t>&amp;lt;</w:t>
+      </w:r>
+      <w:r>
+        <w:rPr>
+          <w:rFonts w:ascii="Times New Roman" w:eastAsia="Times New Roman" w:hAnsi="Times New Roman" w:cs="Times New Roman"/>
+          <w:sz w:val="24"/>
+          <w:szCs w:val="24"/>
+          <w:lang w:eastAsia="ru-RU"/>
+        </w:rPr>
+        <w:t xml:space="preserve">, </w:t>
+      </w:r>
+      <w:r>
+        <w:rPr>
+          <w:rFonts w:ascii="Courier New" w:eastAsia="Times New Roman" w:hAnsi="Courier New" w:cs="Courier New"/>
+          <w:sz w:val="20"/>
+          <w:szCs w:val="20"/>
+          <w:lang w:eastAsia="ru-RU"/>
+        </w:rPr>
+        <w:t>&gt;</w:t>
+      </w:r>
+      <w:r>
+        <w:rPr>
+          <w:rFonts w:ascii="Times New Roman" w:eastAsia="Times New Roman" w:hAnsi="Times New Roman" w:cs="Times New Roman"/>
+          <w:sz w:val="24"/>
+          <w:szCs w:val="24"/>
+          <w:lang w:eastAsia="ru-RU"/>
+        </w:rPr>
+        <w:t xml:space="preserve"> — в </w:t>
+      </w:r>
+      <w:r>
+        <w:rPr>
+          <w:rFonts w:ascii="Courier New" w:eastAsia="Times New Roman" w:hAnsi="Courier New" w:cs="Courier New"/>
+          <w:sz w:val="20"/>
+          <w:szCs w:val="20"/>
+          <w:lang w:eastAsia="ru-RU"/>
+        </w:rPr>
+        <w:t>&amp;gt;</w:t>
+      </w:r>
+      <w:r>
+        <w:rPr>
+          <w:rFonts w:ascii="Times New Roman" w:eastAsia="Times New Roman" w:hAnsi="Times New Roman" w:cs="Times New Roman"/>
+          <w:sz w:val="24"/>
+          <w:szCs w:val="24"/>
+          <w:lang w:eastAsia="ru-RU"/>
+        </w:rPr>
+        <w:t>. В результате вредоносный код отображается как обычный текст и не выполняется браузером. Пользователь видит введённую строку, но скрипт не исполняется.</w:t>
+      </w:r>
+    </w:p>
+    <w:p>
+      <w:pPr>
+        <w:spacing w:before="100" w:beforeAutospacing="1" w:after="100" w:afterAutospacing="1" w:line="240" w:lineRule="auto"/>
+        <w:rPr>
+          <w:rFonts w:ascii="Times New Roman" w:eastAsia="Times New Roman" w:hAnsi="Times New Roman" w:cs="Times New Roman"/>
+          <w:sz w:val="24"/>
+          <w:szCs w:val="24"/>
+          <w:lang w:eastAsia="ru-RU"/>
+        </w:rPr>
+      </w:pPr>
+      <w:r>
+        <w:rPr>
+          <w:rFonts w:ascii="Times New Roman" w:eastAsia="Times New Roman" w:hAnsi="Times New Roman" w:cs="Times New Roman"/>
+          <w:sz w:val="24"/>
+          <w:szCs w:val="24"/>
+          <w:lang w:eastAsia="ru-RU"/>
+        </w:rPr>
+        <w:t xml:space="preserve">Во-вторых, даже если предположить, что экранирование по какой-то причине было обойдёно (например, из-за ошибки в шаблоне), дополнительно срабатывает Content Security Policy. Сервер отправляет заголовок CSP с директивой </w:t>
+      </w:r>
+      <w:r>
+        <w:rPr>
+          <w:rFonts w:ascii="Courier New" w:eastAsia="Times New Roman" w:hAnsi="Courier New" w:cs="Courier New"/>
+          <w:sz w:val="20"/>
+          <w:szCs w:val="20"/>
+          <w:lang w:eastAsia="ru-RU"/>
+        </w:rPr>
+        <w:t>script-src 'self'</w:t>
+      </w:r>
+      <w:r>
+        <w:rPr>
+          <w:rFonts w:ascii="Times New Roman" w:eastAsia="Times New Roman" w:hAnsi="Times New Roman" w:cs="Times New Roman"/>
+          <w:sz w:val="24"/>
+          <w:szCs w:val="24"/>
+          <w:lang w:eastAsia="ru-RU"/>
+        </w:rPr>
+        <w:t>, которая разрешает выполнение только скриптов с того же источника. Встроенный код, введённый пользователем, под это правило не подпадает, и браузер его блокирует. Таким образом, CSP фактически выступает как второй уровень защиты.</w:t>
+      </w:r>
+    </w:p>
+    <w:p>
+      <w:pPr>
+        <w:spacing w:before="100" w:beforeAutospacing="1" w:after="100" w:afterAutospacing="1" w:line="240" w:lineRule="auto"/>
+        <w:rPr>
+          <w:rFonts w:ascii="Times New Roman" w:eastAsia="Times New Roman" w:hAnsi="Times New Roman" w:cs="Times New Roman"/>
+          <w:sz w:val="24"/>
+          <w:szCs w:val="24"/>
+          <w:lang w:eastAsia="ru-RU"/>
+        </w:rPr>
+      </w:pPr>
+      <w:r>
+        <w:rPr>
+          <w:rFonts w:ascii="Times New Roman" w:eastAsia="Times New Roman" w:hAnsi="Times New Roman" w:cs="Times New Roman"/>
+          <w:b/>
+          <w:bCs/>
+          <w:sz w:val="24"/>
+          <w:szCs w:val="24"/>
+          <w:lang w:eastAsia="ru-RU"/>
+        </w:rPr>
+        <w:t>Сценарий 2: Межсайтовая подделка запроса (CSRF).</w:t>
+      </w:r>
+      <w:r>
+        <w:rPr>
+          <w:rFonts w:ascii="Times New Roman" w:eastAsia="Times New Roman" w:hAnsi="Times New Roman" w:cs="Times New Roman"/>
+          <w:sz w:val="24"/>
+          <w:szCs w:val="24"/>
+          <w:lang w:eastAsia="ru-RU"/>
+        </w:rPr>
+        <w:br/>
+        <w:t>Рассмотрим другой случай. Злоумышленник размещает на стороннем сайте скрытую форму, которая отправляет POST-запрос к API приложения. Предполагается, что пользователь-жертва уже авторизован, и браузер автоматически добавит cookies к запросу. В результате можно попытаться выполнить действия от имени пользователя — например, добавить или удалить задачи.</w:t>
+      </w:r>
+    </w:p>
+    <w:p>
+      <w:pPr>
+        <w:spacing w:before="100" w:beforeAutospacing="1" w:after="100" w:afterAutospacing="1" w:line="240" w:lineRule="auto"/>
+        <w:rPr>
+          <w:rFonts w:ascii="Times New Roman" w:eastAsia="Times New Roman" w:hAnsi="Times New Roman" w:cs="Times New Roman"/>
+          <w:sz w:val="24"/>
+          <w:szCs w:val="24"/>
+          <w:lang w:eastAsia="ru-RU"/>
+        </w:rPr>
+      </w:pPr>
+      <w:r>
+        <w:rPr>
+          <w:rFonts w:ascii="Times New Roman" w:eastAsia="Times New Roman" w:hAnsi="Times New Roman" w:cs="Times New Roman"/>
+          <w:sz w:val="24"/>
+          <w:szCs w:val="24"/>
+          <w:lang w:eastAsia="ru-RU"/>
+        </w:rPr>
+        <w:t xml:space="preserve">В системе без защиты такая атака действительно могла бы сработать. Но в данном приложении каждый POST-запрос сопровождается проверкой CSRF-токена. При загрузке дашборда сервер генерирует уникальный токен, сохраняет его в сессии и передаёт клиенту через </w:t>
+      </w:r>
+      <w:r>
+        <w:rPr>
+          <w:rFonts w:ascii="Courier New" w:eastAsia="Times New Roman" w:hAnsi="Courier New" w:cs="Courier New"/>
+          <w:sz w:val="20"/>
+          <w:szCs w:val="20"/>
+          <w:lang w:eastAsia="ru-RU"/>
+        </w:rPr>
+        <w:t>window.CSRF_TOKEN</w:t>
+      </w:r>
+      <w:r>
+        <w:rPr>
+          <w:rFonts w:ascii="Times New Roman" w:eastAsia="Times New Roman" w:hAnsi="Times New Roman" w:cs="Times New Roman"/>
+          <w:sz w:val="24"/>
+          <w:szCs w:val="24"/>
+          <w:lang w:eastAsia="ru-RU"/>
+        </w:rPr>
+        <w:t xml:space="preserve">. Далее этот токен включается в заголовок </w:t>
+      </w:r>
+      <w:r>
+        <w:rPr>
+          <w:rFonts w:ascii="Courier New" w:eastAsia="Times New Roman" w:hAnsi="Courier New" w:cs="Courier New"/>
+          <w:sz w:val="20"/>
+          <w:szCs w:val="20"/>
+          <w:lang w:eastAsia="ru-RU"/>
+        </w:rPr>
+        <w:t>X-CSRF-Token</w:t>
+      </w:r>
+      <w:r>
+        <w:rPr>
+          <w:rFonts w:ascii="Times New Roman" w:eastAsia="Times New Roman" w:hAnsi="Times New Roman" w:cs="Times New Roman"/>
+          <w:sz w:val="24"/>
+          <w:szCs w:val="24"/>
+          <w:lang w:eastAsia="ru-RU"/>
+        </w:rPr>
+        <w:t xml:space="preserve"> при каждом fetch-запросе.</w:t>
+      </w:r>
+    </w:p>
+    <w:p>
+      <w:pPr>
+        <w:spacing w:before="100" w:beforeAutospacing="1" w:after="100" w:afterAutospacing="1" w:line="240" w:lineRule="auto"/>
+        <w:rPr>
+          <w:rFonts w:ascii="Times New Roman" w:eastAsia="Times New Roman" w:hAnsi="Times New Roman" w:cs="Times New Roman"/>
+          <w:sz w:val="24"/>
+          <w:szCs w:val="24"/>
+          <w:lang w:eastAsia="ru-RU"/>
+        </w:rPr>
+      </w:pPr>
+      <w:r>
+        <w:rPr>
+          <w:rFonts w:ascii="Times New Roman" w:eastAsia="Times New Roman" w:hAnsi="Times New Roman" w:cs="Times New Roman"/>
+          <w:sz w:val="24"/>
+          <w:szCs w:val="24"/>
+          <w:lang w:eastAsia="ru-RU"/>
+        </w:rPr>
+        <w:t xml:space="preserve">На стороне сервера токен извлекается из заголовка и сравнивается с тем, что хранится в сессии, с использованием функции </w:t>
+      </w:r>
+      <w:r>
+        <w:rPr>
+          <w:rFonts w:ascii="Courier New" w:eastAsia="Times New Roman" w:hAnsi="Courier New" w:cs="Courier New"/>
+          <w:sz w:val="20"/>
+          <w:szCs w:val="20"/>
+          <w:lang w:eastAsia="ru-RU"/>
+        </w:rPr>
+        <w:t>hash_equals()</w:t>
+      </w:r>
+      <w:r>
+        <w:rPr>
+          <w:rFonts w:ascii="Times New Roman" w:eastAsia="Times New Roman" w:hAnsi="Times New Roman" w:cs="Times New Roman"/>
+          <w:sz w:val="24"/>
+          <w:szCs w:val="24"/>
+          <w:lang w:eastAsia="ru-RU"/>
+        </w:rPr>
+        <w:t>. Злоумышленник, находясь на другом сайте, не имеет доступа ни к сессии, ни к самому токену. Поэтому его запрос либо не содержит нужного заголовка, либо содержит неверное значение. В обоих случаях сервер возвращает HTTP 403 (Forbidden), и операция не выполняется. Дополнительно факт такой попытки фиксируется в логах, что может быть полезно для анализа атак.</w:t>
+      </w:r>
+    </w:p>
+    <w:p>
+      <w:pPr>
+        <w:spacing w:before="100" w:beforeAutospacing="1" w:after="100" w:afterAutospacing="1" w:line="240" w:lineRule="auto"/>
+        <w:rPr>
+          <w:rFonts w:ascii="Times New Roman" w:eastAsia="Times New Roman" w:hAnsi="Times New Roman" w:cs="Times New Roman"/>
+          <w:sz w:val="24"/>
+          <w:szCs w:val="24"/>
+          <w:lang w:eastAsia="ru-RU"/>
+        </w:rPr>
+      </w:pPr>
+      <w:r>
+        <w:rPr>
+          <w:rFonts w:ascii="Times New Roman" w:eastAsia="Times New Roman" w:hAnsi="Times New Roman" w:cs="Times New Roman"/>
+          <w:sz w:val="24"/>
+          <w:szCs w:val="24"/>
+          <w:lang w:eastAsia="ru-RU"/>
+        </w:rPr>
+        <w:t xml:space="preserve">Стоит отметить, что аналогичный механизм применяется и для обычных HTML-форм (вход и регистрация), где токен передаётся через скрытое поле. Из-за политики </w:t>
+      </w:r>
+      <w:r>
+        <w:rPr>
+          <w:rFonts w:ascii="Times New Roman" w:eastAsia="Times New Roman" w:hAnsi="Times New Roman" w:cs="Times New Roman"/>
+          <w:sz w:val="24"/>
+          <w:szCs w:val="24"/>
+          <w:lang w:eastAsia="ru-RU"/>
+        </w:rPr>
+        <w:lastRenderedPageBreak/>
+        <w:t>одинакового источника (Same-Origin Policy) злоумышленник не может получить содержимое страницы и, соответственно, значение токена.</w:t>
+      </w:r>
+    </w:p>
+    <w:p>
+      <w:pPr>
+        <w:spacing w:before="100" w:beforeAutospacing="1" w:after="100" w:afterAutospacing="1" w:line="240" w:lineRule="auto"/>
+        <w:rPr>
+          <w:rFonts w:ascii="Times New Roman" w:eastAsia="Times New Roman" w:hAnsi="Times New Roman" w:cs="Times New Roman"/>
+          <w:sz w:val="24"/>
+          <w:szCs w:val="24"/>
+          <w:lang w:eastAsia="ru-RU"/>
+        </w:rPr>
+      </w:pPr>
+      <w:r>
+        <w:rPr>
+          <w:rFonts w:ascii="Times New Roman" w:eastAsia="Times New Roman" w:hAnsi="Times New Roman" w:cs="Times New Roman"/>
+          <w:b/>
+          <w:bCs/>
+          <w:sz w:val="24"/>
+          <w:szCs w:val="24"/>
+          <w:lang w:eastAsia="ru-RU"/>
+        </w:rPr>
+        <w:t>Сценарий 3: SQL-инъекция.</w:t>
+      </w:r>
+      <w:r>
+        <w:rPr>
+          <w:rFonts w:ascii="Times New Roman" w:eastAsia="Times New Roman" w:hAnsi="Times New Roman" w:cs="Times New Roman"/>
+          <w:sz w:val="24"/>
+          <w:szCs w:val="24"/>
+          <w:lang w:eastAsia="ru-RU"/>
+        </w:rPr>
+        <w:br/>
+        <w:t xml:space="preserve">Третий сценарий связан с атакой на базу данных. Злоумышленник вводит в поле задачи строку вида: </w:t>
+      </w:r>
+      <w:r>
+        <w:rPr>
+          <w:rFonts w:ascii="Courier New" w:eastAsia="Times New Roman" w:hAnsi="Courier New" w:cs="Courier New"/>
+          <w:sz w:val="20"/>
+          <w:szCs w:val="20"/>
+          <w:lang w:eastAsia="ru-RU"/>
+        </w:rPr>
+        <w:t>test'); DROP TABLE tasks; --</w:t>
+      </w:r>
+      <w:r>
+        <w:rPr>
+          <w:rFonts w:ascii="Times New Roman" w:eastAsia="Times New Roman" w:hAnsi="Times New Roman" w:cs="Times New Roman"/>
+          <w:sz w:val="24"/>
+          <w:szCs w:val="24"/>
+          <w:lang w:eastAsia="ru-RU"/>
+        </w:rPr>
+        <w:t>. Такая конструкция рассчитана на то, что пользовательский ввод напрямую подставляется в SQL-запрос.</w:t>
+      </w:r>
+    </w:p>
+    <w:p>
+      <w:pPr>
+        <w:spacing w:before="100" w:beforeAutospacing="1" w:after="100" w:afterAutospacing="1" w:line="240" w:lineRule="auto"/>
+        <w:rPr>
+          <w:rFonts w:ascii="Times New Roman" w:eastAsia="Times New Roman" w:hAnsi="Times New Roman" w:cs="Times New Roman"/>
+          <w:sz w:val="24"/>
+          <w:szCs w:val="24"/>
+          <w:lang w:eastAsia="ru-RU"/>
+        </w:rPr>
+      </w:pPr>
+      <w:r>
+        <w:rPr>
+          <w:rFonts w:ascii="Times New Roman" w:eastAsia="Times New Roman" w:hAnsi="Times New Roman" w:cs="Times New Roman"/>
+          <w:sz w:val="24"/>
+          <w:szCs w:val="24"/>
+          <w:lang w:eastAsia="ru-RU"/>
+        </w:rPr>
+        <w:t>Если бы использовалась конкатенация строк, запрос мог бы принять следующий вид:</w:t>
+      </w:r>
+    </w:p>
+    <w:p>
+      <w:pPr>
+        <w:tabs>
+          <w:tab w:val="left" w:pos="916"/>
+          <w:tab w:val="left" w:pos="1832"/>
+          <w:tab w:val="left" w:pos="2748"/>
+          <w:tab w:val="left" w:pos="3664"/>
+          <w:tab w:val="left" w:pos="4580"/>
+          <w:tab w:val="left" w:pos="5496"/>
+          <w:tab w:val="left" w:pos="6412"/>
+          <w:tab w:val="left" w:pos="7328"/>
+          <w:tab w:val="left" w:pos="8244"/>
+          <w:tab w:val="left" w:pos="9160"/>
+          <w:tab w:val="left" w:pos="10076"/>
+          <w:tab w:val="left" w:pos="10992"/>
+          <w:tab w:val="left" w:pos="11908"/>
+          <w:tab w:val="left" w:pos="12824"/>
+          <w:tab w:val="left" w:pos="13740"/>
+          <w:tab w:val="left" w:pos="14656"/>
+        </w:tabs>
+        <w:spacing w:after="0" w:line="240" w:lineRule="auto"/>
+        <w:rPr>
+          <w:rFonts w:ascii="Courier New" w:eastAsia="Times New Roman" w:hAnsi="Courier New" w:cs="Courier New"/>
+          <w:sz w:val="20"/>
+          <w:szCs w:val="20"/>
+          <w:lang w:val="en-US" w:eastAsia="ru-RU"/>
+        </w:rPr>
+      </w:pPr>
+      <w:r>
+        <w:rPr>
+          <w:rFonts w:ascii="Courier New" w:eastAsia="Times New Roman" w:hAnsi="Courier New" w:cs="Courier New"/>
+          <w:sz w:val="20"/>
+          <w:szCs w:val="20"/>
+          <w:lang w:val="en-US" w:eastAsia="ru-RU"/>
+        </w:rPr>
+        <w:t>INSERT INTO tasks (user_id, title) VALUES (1, 'test'); DROP TABLE tasks; --')</w:t>
+      </w:r>
+    </w:p>
+    <w:p>
+      <w:pPr>
+        <w:spacing w:before="100" w:beforeAutospacing="1" w:after="100" w:afterAutospacing="1" w:line="240" w:lineRule="auto"/>
+        <w:rPr>
+          <w:rFonts w:ascii="Times New Roman" w:eastAsia="Times New Roman" w:hAnsi="Times New Roman" w:cs="Times New Roman"/>
+          <w:sz w:val="24"/>
+          <w:szCs w:val="24"/>
+          <w:lang w:eastAsia="ru-RU"/>
+        </w:rPr>
+      </w:pPr>
+      <w:r>
+        <w:rPr>
+          <w:rFonts w:ascii="Times New Roman" w:eastAsia="Times New Roman" w:hAnsi="Times New Roman" w:cs="Times New Roman"/>
+          <w:sz w:val="24"/>
+          <w:szCs w:val="24"/>
+          <w:lang w:eastAsia="ru-RU"/>
+        </w:rPr>
+        <w:t>В этом случае часть строки закрывает исходный запрос, затем выполняется команда удаления таблицы, а остаток игнорируется как комментарий. В итоге таблица задач могла бы быть удалена.</w:t>
+      </w:r>
+    </w:p>
+    <w:p>
+      <w:pPr>
+        <w:spacing w:before="100" w:beforeAutospacing="1" w:after="100" w:afterAutospacing="1" w:line="240" w:lineRule="auto"/>
+        <w:rPr>
+          <w:rFonts w:ascii="Times New Roman" w:eastAsia="Times New Roman" w:hAnsi="Times New Roman" w:cs="Times New Roman"/>
+          <w:sz w:val="24"/>
+          <w:szCs w:val="24"/>
+          <w:lang w:eastAsia="ru-RU"/>
+        </w:rPr>
+      </w:pPr>
+      <w:r>
+        <w:rPr>
+          <w:rFonts w:ascii="Times New Roman" w:eastAsia="Times New Roman" w:hAnsi="Times New Roman" w:cs="Times New Roman"/>
+          <w:sz w:val="24"/>
+          <w:szCs w:val="24"/>
+          <w:lang w:eastAsia="ru-RU"/>
+        </w:rPr>
+        <w:t>В разработанном приложении подобная атака не срабатывает, так как используются подготовленные выражения PDO. Запрос формируется заранее, а пользовательские данные передаются отдельно. Они интерпретируются исключительно как значения, а не как часть SQL-кода. В результате вредоносная строка просто сохраняется в базе как текст задачи и не оказывает влияния на структуру базы.</w:t>
+      </w:r>
+    </w:p>
+    <w:p>
+      <w:pPr>
+        <w:spacing w:before="100" w:beforeAutospacing="1" w:after="100" w:afterAutospacing="1" w:line="240" w:lineRule="auto"/>
+        <w:rPr>
+          <w:rFonts w:ascii="Times New Roman" w:eastAsia="Times New Roman" w:hAnsi="Times New Roman" w:cs="Times New Roman"/>
+          <w:sz w:val="24"/>
+          <w:szCs w:val="24"/>
+          <w:lang w:eastAsia="ru-RU"/>
+        </w:rPr>
+      </w:pPr>
+      <w:r>
+        <w:rPr>
+          <w:rFonts w:ascii="Times New Roman" w:eastAsia="Times New Roman" w:hAnsi="Times New Roman" w:cs="Times New Roman"/>
+          <w:sz w:val="24"/>
+          <w:szCs w:val="24"/>
+          <w:lang w:eastAsia="ru-RU"/>
+        </w:rPr>
+        <w:t>Кроме того, даже гипотетически, если бы этот механизм дал сбой, дополнительную защиту обеспечивает ограничение прав пользователя СУБД. Используемая учётная запись имеет доступ только к операциям SELECT, INSERT, UPDATE и DELETE. Команды уровня DROP для неё недоступны. Соответственно, даже при попытке выполнения подобного запроса он был бы отклонён самой системой управления базой данных.</w:t>
+      </w:r>
+    </w:p>
+    <w:p>
+      <w:pPr>
+        <w:spacing w:before="100" w:beforeAutospacing="1" w:after="100" w:afterAutospacing="1" w:line="240" w:lineRule="auto"/>
+        <w:rPr>
+          <w:rFonts w:ascii="Times New Roman" w:eastAsia="Times New Roman" w:hAnsi="Times New Roman" w:cs="Times New Roman"/>
+          <w:sz w:val="24"/>
+          <w:szCs w:val="24"/>
+          <w:lang w:eastAsia="ru-RU"/>
+        </w:rPr>
+      </w:pPr>
+      <w:r>
+        <w:rPr>
+          <w:rFonts w:ascii="Times New Roman" w:eastAsia="Times New Roman" w:hAnsi="Times New Roman" w:cs="Times New Roman"/>
+          <w:sz w:val="24"/>
+          <w:szCs w:val="24"/>
+          <w:lang w:eastAsia="ru-RU"/>
+        </w:rPr>
+        <w:t>Подводя итог, можно сказать, что реализованные в приложении механизмы защиты действительно работают на практике и успешно противостоят типовым атакам. При этом важно, что в каждом сценарии задействовано несколько уровней защиты. Например, XSS предотвращается за счёт экранирования и CSP, CSRF — за счёт токенов и настроек cookies, SQL-инъекции — благодаря подготовленным выражениям и ограничению прав. Такое дублирование не является лишним, а, наоборот, реализует принцип эшелонированной защиты: даже если один механизм по какой-то причине не сработает, система в целом остаётся защищённой. Это, в свою очередь, подтверждает применимость выбранного подхода комплексной защиты на практике.</w:t>
+      </w:r>
     </w:p>
     <w:p>
       <w:pPr>
@@ -14207,7 +11512,7 @@
   <w:style w:type="paragraph" w:default="1" w:styleId="a">
     <w:name w:val="Normal"/>
     <w:qFormat/>
-    <w:rsid w:val="00902C61"/>
+    <w:rsid w:val="009B7651"/>
   </w:style>
   <w:style w:type="paragraph" w:styleId="2">
     <w:name w:val="heading 2"/>
